--- a/document_templates/Notifications/PV-Notification.docx
+++ b/document_templates/Notifications/PV-Notification.docx
@@ -5,20 +5,18 @@
     <w:p>
       <w:pPr>
         <w:spacing w:line="240" w:lineRule="auto"/>
-        <w:ind w:left="5664" w:leftChars="0" w:firstLine="708" w:firstLineChars="0"/>
-        <w:rPr>
-          <w:rFonts w:hint="default" w:ascii="Times New Roman" w:hAnsi="Times New Roman" w:cs="Times New Roman"/>
+        <w:ind w:left="5664" w:firstLine="708"/>
+        <w:rPr>
+          <w:rFonts w:ascii="Times New Roman" w:hAnsi="Times New Roman" w:cs="Times New Roman"/>
           <w:color w:val="000000"/>
           <w:sz w:val="19"/>
           <w:szCs w:val="19"/>
           <w:lang w:val="en-US"/>
         </w:rPr>
       </w:pPr>
-      <w:bookmarkStart w:id="0" w:name="_Hlk71183188"/>
-      <w:bookmarkStart w:id="1" w:name="_Hlk66701854"/>
-      <w:r>
-        <w:rPr>
-          <w:rFonts w:hint="default" w:ascii="Times New Roman" w:hAnsi="Times New Roman" w:cs="Times New Roman"/>
+      <w:r>
+        <w:rPr>
+          <w:rFonts w:ascii="Times New Roman" w:hAnsi="Times New Roman" w:cs="Times New Roman"/>
           <w:color w:val="000000"/>
           <w:sz w:val="19"/>
           <w:szCs w:val="19"/>
@@ -27,7 +25,7 @@
       </w:r>
       <w:r>
         <w:rPr>
-          <w:rFonts w:hint="default" w:ascii="Times New Roman" w:hAnsi="Times New Roman" w:cs="Times New Roman"/>
+          <w:rFonts w:ascii="Times New Roman" w:hAnsi="Times New Roman" w:cs="Times New Roman"/>
           <w:color w:val="000000"/>
           <w:sz w:val="19"/>
           <w:szCs w:val="19"/>
@@ -35,14 +33,14 @@
         </w:rPr>
         <w:t>${current_date}</w:t>
       </w:r>
-      <w:bookmarkStart w:id="2" w:name="_Hlk78960790"/>
+      <w:bookmarkStart w:id="0" w:name="_Hlk78960790"/>
     </w:p>
     <w:p>
       <w:pPr>
         <w:spacing w:line="240" w:lineRule="auto"/>
-        <w:ind w:left="5664" w:leftChars="0" w:firstLine="708" w:firstLineChars="0"/>
-        <w:rPr>
-          <w:rFonts w:hint="default" w:ascii="Times New Roman" w:hAnsi="Times New Roman" w:cs="Times New Roman"/>
+        <w:ind w:left="5664" w:firstLine="708"/>
+        <w:rPr>
+          <w:rFonts w:ascii="Times New Roman" w:hAnsi="Times New Roman" w:cs="Times New Roman"/>
           <w:b/>
           <w:bCs/>
           <w:color w:val="000000"/>
@@ -53,7 +51,7 @@
       </w:pPr>
       <w:r>
         <w:rPr>
-          <w:rFonts w:hint="default" w:ascii="Times New Roman" w:hAnsi="Times New Roman" w:cs="Times New Roman"/>
+          <w:rFonts w:ascii="Times New Roman" w:hAnsi="Times New Roman" w:cs="Times New Roman"/>
           <w:b/>
           <w:bCs/>
           <w:color w:val="000000"/>
@@ -63,10 +61,10 @@
         </w:rPr>
         <w:t>${civility.2</w:t>
       </w:r>
-      <w:bookmarkEnd w:id="2"/>
-      <w:r>
-        <w:rPr>
-          <w:rFonts w:hint="default" w:ascii="Times New Roman" w:hAnsi="Times New Roman" w:cs="Times New Roman"/>
+      <w:bookmarkEnd w:id="0"/>
+      <w:r>
+        <w:rPr>
+          <w:rFonts w:ascii="Times New Roman" w:hAnsi="Times New Roman" w:cs="Times New Roman"/>
           <w:b/>
           <w:bCs/>
           <w:color w:val="000000"/>
@@ -80,9 +78,9 @@
     <w:p>
       <w:pPr>
         <w:spacing w:line="240" w:lineRule="auto"/>
-        <w:ind w:left="5664" w:leftChars="0" w:firstLine="708" w:firstLineChars="0"/>
-        <w:rPr>
-          <w:rFonts w:hint="default" w:ascii="Times New Roman" w:hAnsi="Times New Roman" w:cs="Times New Roman"/>
+        <w:ind w:left="5664" w:firstLine="708"/>
+        <w:rPr>
+          <w:rFonts w:ascii="Times New Roman" w:hAnsi="Times New Roman" w:cs="Times New Roman"/>
           <w:b/>
           <w:bCs/>
           <w:sz w:val="19"/>
@@ -92,7 +90,7 @@
       </w:pPr>
       <w:r>
         <w:rPr>
-          <w:rFonts w:hint="default" w:ascii="Times New Roman" w:hAnsi="Times New Roman" w:cs="Times New Roman"/>
+          <w:rFonts w:ascii="Times New Roman" w:hAnsi="Times New Roman" w:cs="Times New Roman"/>
           <w:b/>
           <w:bCs/>
           <w:sz w:val="19"/>
@@ -102,7 +100,7 @@
       </w:r>
       <w:r>
         <w:rPr>
-          <w:rFonts w:hint="default" w:ascii="Times New Roman" w:hAnsi="Times New Roman" w:cs="Times New Roman"/>
+          <w:rFonts w:ascii="Times New Roman" w:hAnsi="Times New Roman" w:cs="Times New Roman"/>
           <w:b/>
           <w:bCs/>
           <w:sz w:val="19"/>
@@ -115,9 +113,9 @@
     <w:p>
       <w:pPr>
         <w:spacing w:line="240" w:lineRule="auto"/>
-        <w:ind w:left="5664" w:leftChars="0" w:firstLine="708" w:firstLineChars="0"/>
-        <w:rPr>
-          <w:rFonts w:hint="default" w:ascii="Times New Roman" w:hAnsi="Times New Roman" w:cs="Times New Roman"/>
+        <w:ind w:left="5664" w:firstLine="708"/>
+        <w:rPr>
+          <w:rFonts w:ascii="Times New Roman" w:hAnsi="Times New Roman" w:cs="Times New Roman"/>
           <w:b/>
           <w:bCs/>
           <w:sz w:val="19"/>
@@ -127,7 +125,7 @@
       </w:pPr>
       <w:r>
         <w:rPr>
-          <w:rFonts w:hint="default" w:ascii="Times New Roman" w:hAnsi="Times New Roman" w:cs="Times New Roman"/>
+          <w:rFonts w:ascii="Times New Roman" w:hAnsi="Times New Roman" w:cs="Times New Roman"/>
           <w:b/>
           <w:bCs/>
           <w:sz w:val="19"/>
@@ -141,7 +139,7 @@
       <w:pPr>
         <w:spacing w:line="240" w:lineRule="auto"/>
         <w:rPr>
-          <w:rFonts w:hint="default" w:ascii="Times New Roman" w:hAnsi="Times New Roman" w:cs="Times New Roman"/>
+          <w:rFonts w:ascii="Times New Roman" w:hAnsi="Times New Roman" w:cs="Times New Roman"/>
           <w:b/>
           <w:sz w:val="19"/>
           <w:szCs w:val="19"/>
@@ -150,7 +148,7 @@
       </w:pPr>
       <w:r>
         <w:rPr>
-          <w:rFonts w:hint="default" w:ascii="Times New Roman" w:hAnsi="Times New Roman" w:cs="Times New Roman"/>
+          <w:rFonts w:ascii="Times New Roman" w:hAnsi="Times New Roman" w:cs="Times New Roman"/>
           <w:b/>
           <w:sz w:val="19"/>
           <w:szCs w:val="19"/>
@@ -161,7 +159,7 @@
       </w:r>
       <w:r>
         <w:rPr>
-          <w:rFonts w:hint="default" w:ascii="Times New Roman" w:hAnsi="Times New Roman" w:cs="Times New Roman"/>
+          <w:rFonts w:ascii="Times New Roman" w:hAnsi="Times New Roman" w:cs="Times New Roman"/>
           <w:b/>
           <w:sz w:val="19"/>
           <w:szCs w:val="19"/>
@@ -169,14 +167,12 @@
         </w:rPr>
         <w:t xml:space="preserve">: ${committee_id} </w:t>
       </w:r>
-      <w:bookmarkStart w:id="3" w:name="_GoBack"/>
-      <w:bookmarkEnd w:id="3"/>
     </w:p>
     <w:p>
       <w:pPr>
         <w:spacing w:line="240" w:lineRule="auto"/>
         <w:rPr>
-          <w:rFonts w:hint="default" w:ascii="Times New Roman" w:hAnsi="Times New Roman" w:cs="Times New Roman"/>
+          <w:rFonts w:ascii="Times New Roman" w:hAnsi="Times New Roman" w:cs="Times New Roman"/>
           <w:b/>
           <w:color w:val="000000"/>
           <w:sz w:val="19"/>
@@ -185,7 +181,7 @@
       </w:pPr>
       <w:r>
         <w:rPr>
-          <w:rFonts w:hint="default" w:ascii="Times New Roman" w:hAnsi="Times New Roman" w:cs="Times New Roman"/>
+          <w:rFonts w:ascii="Times New Roman" w:hAnsi="Times New Roman" w:cs="Times New Roman"/>
           <w:b/>
           <w:color w:val="000000"/>
           <w:sz w:val="19"/>
@@ -196,7 +192,7 @@
       </w:r>
       <w:r>
         <w:rPr>
-          <w:rFonts w:hint="default" w:ascii="Times New Roman" w:hAnsi="Times New Roman" w:cs="Times New Roman"/>
+          <w:rFonts w:ascii="Times New Roman" w:hAnsi="Times New Roman" w:cs="Times New Roman"/>
           <w:b/>
           <w:color w:val="000000"/>
           <w:sz w:val="19"/>
@@ -211,11 +207,11 @@
         <w:keepLines w:val="0"/>
         <w:widowControl/>
         <w:suppressLineNumbers w:val="0"/>
-        <w:spacing w:before="0" w:beforeAutospacing="1" w:after="200" w:afterAutospacing="0" w:line="273" w:lineRule="auto"/>
+        <w:spacing w:beforeAutospacing="1" w:after="200" w:afterAutospacing="0" w:line="271" w:lineRule="auto"/>
         <w:ind w:right="0"/>
         <w:jc w:val="left"/>
         <w:rPr>
-          <w:rFonts w:hint="default" w:ascii="Times New Roman" w:hAnsi="Times New Roman" w:cs="Times New Roman"/>
+          <w:rFonts w:ascii="Times New Roman" w:hAnsi="Times New Roman" w:cs="Times New Roman"/>
           <w:color w:val="000000"/>
           <w:sz w:val="19"/>
           <w:szCs w:val="19"/>
@@ -223,20 +219,20 @@
       </w:pPr>
       <w:r>
         <w:rPr>
-          <w:rFonts w:hint="default" w:ascii="Times New Roman" w:hAnsi="Times New Roman" w:eastAsia="Times New Roman" w:cs="Times New Roman"/>
+          <w:rFonts w:ascii="Times New Roman" w:hAnsi="Times New Roman" w:eastAsia="Times New Roman" w:cs="Times New Roman"/>
           <w:b/>
           <w:bCs/>
           <w:color w:val="000000"/>
           <w:kern w:val="0"/>
           <w:sz w:val="19"/>
           <w:szCs w:val="19"/>
-          <w:lang w:val="en-US" w:eastAsia="zh-CN" w:bidi="ar"/>
+          <w:lang w:val="en-US" w:eastAsia="zh-CN" w:bidi="ar-SA"/>
         </w:rPr>
         <w:t>${civility.2} ${applicant_full_name}</w:t>
       </w:r>
       <w:r>
         <w:rPr>
-          <w:rFonts w:hint="default" w:ascii="Times New Roman" w:hAnsi="Times New Roman" w:cs="Times New Roman"/>
+          <w:rFonts w:ascii="Times New Roman" w:hAnsi="Times New Roman" w:cs="Times New Roman"/>
           <w:b/>
           <w:bCs/>
           <w:color w:val="000000"/>
@@ -247,7 +243,7 @@
       </w:r>
       <w:r>
         <w:rPr>
-          <w:rFonts w:hint="default" w:ascii="Times New Roman" w:hAnsi="Times New Roman" w:cs="Times New Roman"/>
+          <w:rFonts w:ascii="Times New Roman" w:hAnsi="Times New Roman" w:cs="Times New Roman"/>
           <w:color w:val="000000"/>
           <w:sz w:val="19"/>
           <w:szCs w:val="19"/>
@@ -260,22 +256,17 @@
         <w:spacing w:line="240" w:lineRule="auto"/>
         <w:jc w:val="both"/>
         <w:rPr>
-          <w:rFonts w:hint="default" w:ascii="Times New Roman" w:hAnsi="Times New Roman" w:cs="Times New Roman"/>
+          <w:rFonts w:ascii="Times New Roman" w:hAnsi="Times New Roman" w:cs="Times New Roman"/>
           <w:color w:val="000000"/>
           <w:sz w:val="19"/>
           <w:szCs w:val="19"/>
         </w:rPr>
       </w:pPr>
       <w:r>
-        <w:rPr>
-          <w:rFonts w:hint="default" w:ascii="Times New Roman" w:hAnsi="Times New Roman" w:cs="Times New Roman"/>
-          <w:sz w:val="19"/>
-          <w:szCs w:val="19"/>
-        </w:rPr>
         <mc:AlternateContent>
           <mc:Choice Requires="wps">
             <w:drawing>
-              <wp:anchor distT="0" distB="0" distL="114300" distR="114300" simplePos="0" relativeHeight="251659264" behindDoc="0" locked="0" layoutInCell="1" allowOverlap="1">
+              <wp:anchor distT="0" distB="18415" distL="0" distR="27305" simplePos="0" relativeHeight="251659264" behindDoc="0" locked="0" layoutInCell="0" allowOverlap="1">
                 <wp:simplePos x="0" y="0"/>
                 <wp:positionH relativeFrom="margin">
                   <wp:posOffset>-574040</wp:posOffset>
@@ -284,9 +275,9 @@
                   <wp:posOffset>415925</wp:posOffset>
                 </wp:positionV>
                 <wp:extent cx="6774180" cy="343535"/>
-                <wp:effectExtent l="0" t="0" r="27305" b="18415"/>
+                <wp:effectExtent l="10160" t="10795" r="10160" b="9525"/>
                 <wp:wrapNone/>
-                <wp:docPr id="3" name="Rectangle à coins arrondis 3"/>
+                <wp:docPr id="1" name="Rectangle à coins arrondis 3"/>
                 <wp:cNvGraphicFramePr/>
                 <a:graphic xmlns:a="http://schemas.openxmlformats.org/drawingml/2006/main">
                   <a:graphicData uri="http://schemas.microsoft.com/office/word/2010/wordprocessingShape">
@@ -295,29 +286,43 @@
                       <wps:spPr>
                         <a:xfrm>
                           <a:off x="0" y="0"/>
-                          <a:ext cx="6773875" cy="343815"/>
+                          <a:ext cx="6774120" cy="343440"/>
                         </a:xfrm>
                         <a:prstGeom prst="roundRect">
-                          <a:avLst/>
+                          <a:avLst>
+                            <a:gd name="adj" fmla="val 16667"/>
+                          </a:avLst>
                         </a:prstGeom>
                         <a:solidFill>
                           <a:schemeClr val="bg1">
                             <a:lumMod val="95000"/>
                           </a:schemeClr>
                         </a:solidFill>
-                        <a:ln w="19050" cap="flat" cmpd="sng" algn="ctr">
+                        <a:ln w="19050">
                           <a:solidFill>
-                            <a:sysClr val="window" lastClr="FFFFFF"/>
+                            <a:srgbClr val="FFFFFF"/>
                           </a:solidFill>
-                          <a:prstDash val="solid"/>
-                          <a:miter lim="800000"/>
+                          <a:miter/>
                         </a:ln>
-                        <a:effectLst/>
                       </wps:spPr>
+                      <wps:style>
+                        <a:lnRef idx="0">
+                          <a:srgbClr val="FFFFFF"/>
+                        </a:lnRef>
+                        <a:fillRef idx="0">
+                          <a:srgbClr val="FFFFFF"/>
+                        </a:fillRef>
+                        <a:effectRef idx="0">
+                          <a:srgbClr val="FFFFFF"/>
+                        </a:effectRef>
+                        <a:fontRef idx="minor"/>
+                      </wps:style>
                       <wps:txbx>
                         <w:txbxContent>
                           <w:p>
                             <w:pPr>
+                              <w:pStyle w:val="16"/>
+                              <w:spacing w:before="0" w:after="200"/>
                               <w:jc w:val="center"/>
                               <w:rPr>
                                 <w:rFonts w:ascii="Goudy Old Style" w:hAnsi="Goudy Old Style"/>
@@ -340,7 +345,7 @@
                           </w:p>
                         </w:txbxContent>
                       </wps:txbx>
-                      <wps:bodyPr rot="0" spcFirstLastPara="0" vertOverflow="overflow" horzOverflow="overflow" vert="horz" wrap="square" lIns="91440" tIns="45720" rIns="91440" bIns="45720" numCol="1" spcCol="0" rtlCol="0" fromWordArt="0" anchor="ctr" anchorCtr="0" forceAA="0" compatLnSpc="1">
+                      <wps:bodyPr anchor="ctr">
                         <a:noAutofit/>
                       </wps:bodyPr>
                     </wps:wsp>
@@ -351,15 +356,17 @@
           </mc:Choice>
           <mc:Fallback>
             <w:pict>
-              <v:roundrect id="Rectangle à coins arrondis 3" o:spid="_x0000_s1026" o:spt="2" style="position:absolute;left:0pt;margin-left:-45.2pt;margin-top:32.75pt;height:27.05pt;width:533.4pt;mso-position-horizontal-relative:margin;z-index:251659264;v-text-anchor:middle;mso-width-relative:page;mso-height-relative:page;" fillcolor="#F2F2F2 [3052]" filled="t" stroked="t" coordsize="21600,21600" arcsize="0.166666666666667" o:gfxdata="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">
+              <v:roundrect id="Rectangle à coins arrondis 3" o:spid="_x0000_s1026" o:spt="2" style="position:absolute;left:0pt;margin-left:-45.2pt;margin-top:32.75pt;height:27.05pt;width:533.4pt;mso-position-horizontal-relative:margin;z-index:251659264;v-text-anchor:middle;mso-width-relative:page;mso-height-relative:page;" fillcolor="#F2F2F2" filled="t" stroked="t" coordsize="21600,21600" o:allowincell="f" arcsize="0.166666666666667" o:gfxdata="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">
                 <v:fill on="t" focussize="0,0"/>
-                <v:stroke weight="1.5pt" color="#FFFFFF" miterlimit="8" joinstyle="miter"/>
+                <v:stroke weight="1.5pt" color="#FFFFFF" joinstyle="miter"/>
                 <v:imagedata o:title=""/>
                 <o:lock v:ext="edit" aspectratio="f"/>
                 <v:textbox>
                   <w:txbxContent>
                     <w:p>
                       <w:pPr>
+                        <w:pStyle w:val="16"/>
+                        <w:spacing w:before="0" w:after="200"/>
                         <w:jc w:val="center"/>
                         <w:rPr>
                           <w:rFonts w:ascii="Goudy Old Style" w:hAnsi="Goudy Old Style"/>
@@ -389,7 +396,7 @@
       </w:r>
       <w:r>
         <w:rPr>
-          <w:rFonts w:hint="default" w:ascii="Times New Roman" w:hAnsi="Times New Roman" w:cs="Times New Roman"/>
+          <w:rFonts w:ascii="Times New Roman" w:hAnsi="Times New Roman" w:cs="Times New Roman"/>
           <w:color w:val="000000"/>
           <w:sz w:val="19"/>
           <w:szCs w:val="19"/>
@@ -402,29 +409,29 @@
         <w:spacing w:line="240" w:lineRule="auto"/>
         <w:jc w:val="both"/>
         <w:rPr>
-          <w:rFonts w:hint="default" w:ascii="Times New Roman" w:hAnsi="Times New Roman" w:cs="Times New Roman"/>
-          <w:sz w:val="19"/>
-          <w:szCs w:val="19"/>
-        </w:rPr>
-      </w:pPr>
-    </w:p>
-    <w:p>
-      <w:pPr>
-        <w:spacing w:after="0" w:line="240" w:lineRule="auto"/>
+          <w:rFonts w:ascii="Times New Roman" w:hAnsi="Times New Roman" w:cs="Times New Roman"/>
+          <w:sz w:val="19"/>
+          <w:szCs w:val="19"/>
+        </w:rPr>
+      </w:pPr>
+    </w:p>
+    <w:p>
+      <w:pPr>
+        <w:spacing w:before="0" w:after="0" w:line="240" w:lineRule="auto"/>
         <w:jc w:val="both"/>
         <w:rPr>
-          <w:rFonts w:hint="default" w:ascii="Times New Roman" w:hAnsi="Times New Roman" w:cs="Times New Roman"/>
-          <w:sz w:val="19"/>
-          <w:szCs w:val="19"/>
-        </w:rPr>
-      </w:pPr>
-    </w:p>
-    <w:p>
-      <w:pPr>
-        <w:spacing w:after="0" w:line="240" w:lineRule="auto"/>
+          <w:rFonts w:ascii="Times New Roman" w:hAnsi="Times New Roman" w:cs="Times New Roman"/>
+          <w:sz w:val="19"/>
+          <w:szCs w:val="19"/>
+        </w:rPr>
+      </w:pPr>
+    </w:p>
+    <w:p>
+      <w:pPr>
+        <w:spacing w:before="0" w:after="0" w:line="240" w:lineRule="auto"/>
         <w:jc w:val="both"/>
         <w:rPr>
-          <w:rFonts w:hint="default" w:ascii="Times New Roman" w:hAnsi="Times New Roman" w:cs="Times New Roman"/>
+          <w:rFonts w:ascii="Times New Roman" w:hAnsi="Times New Roman" w:cs="Times New Roman"/>
           <w:b/>
           <w:sz w:val="19"/>
           <w:szCs w:val="19"/>
@@ -434,26 +441,21 @@
     </w:p>
     <w:p>
       <w:pPr>
-        <w:spacing w:after="0" w:line="240" w:lineRule="auto"/>
+        <w:spacing w:before="0" w:after="0" w:line="240" w:lineRule="auto"/>
         <w:jc w:val="both"/>
         <w:rPr>
-          <w:rFonts w:hint="default" w:ascii="Times New Roman" w:hAnsi="Times New Roman" w:cs="Times New Roman"/>
+          <w:rFonts w:ascii="Times New Roman" w:hAnsi="Times New Roman" w:cs="Times New Roman"/>
           <w:b/>
           <w:bCs/>
           <w:color w:val="000000" w:themeColor="text1"/>
           <w:sz w:val="20"/>
           <w:szCs w:val="20"/>
           <w:lang w:val="en-US"/>
-          <w14:textFill>
-            <w14:solidFill>
-              <w14:schemeClr w14:val="tx1"/>
-            </w14:solidFill>
-          </w14:textFill>
-        </w:rPr>
-      </w:pPr>
-      <w:r>
-        <w:rPr>
-          <w:rFonts w:hint="default" w:ascii="Times New Roman" w:hAnsi="Times New Roman" w:cs="Times New Roman"/>
+        </w:rPr>
+      </w:pPr>
+      <w:r>
+        <w:rPr>
+          <w:rFonts w:ascii="Times New Roman" w:hAnsi="Times New Roman" w:cs="Times New Roman"/>
           <w:b/>
           <w:sz w:val="19"/>
           <w:szCs w:val="19"/>
@@ -463,7 +465,7 @@
       </w:r>
       <w:r>
         <w:rPr>
-          <w:rFonts w:hint="default" w:ascii="Times New Roman" w:hAnsi="Times New Roman" w:cs="Times New Roman"/>
+          <w:rFonts w:ascii="Times New Roman" w:hAnsi="Times New Roman" w:cs="Times New Roman"/>
           <w:b/>
           <w:sz w:val="19"/>
           <w:szCs w:val="19"/>
@@ -472,7 +474,7 @@
       </w:r>
       <w:r>
         <w:rPr>
-          <w:rFonts w:hint="default" w:ascii="Times New Roman" w:hAnsi="Times New Roman" w:cs="Times New Roman"/>
+          <w:rFonts w:ascii="Times New Roman" w:hAnsi="Times New Roman" w:cs="Times New Roman"/>
           <w:sz w:val="19"/>
           <w:szCs w:val="19"/>
         </w:rPr>
@@ -480,7 +482,7 @@
       </w:r>
       <w:r>
         <w:rPr>
-          <w:rFonts w:hint="default" w:ascii="Times New Roman" w:hAnsi="Times New Roman" w:cs="Times New Roman"/>
+          <w:rFonts w:ascii="Times New Roman" w:hAnsi="Times New Roman" w:cs="Times New Roman"/>
           <w:b/>
           <w:sz w:val="19"/>
           <w:szCs w:val="19"/>
@@ -489,7 +491,7 @@
       </w:r>
       <w:r>
         <w:rPr>
-          <w:rFonts w:hint="default" w:ascii="Times New Roman" w:hAnsi="Times New Roman" w:cs="Times New Roman"/>
+          <w:rFonts w:ascii="Times New Roman" w:hAnsi="Times New Roman" w:cs="Times New Roman"/>
           <w:b/>
           <w:bCs w:val="0"/>
           <w:sz w:val="19"/>
@@ -501,25 +503,20 @@
     </w:p>
     <w:p>
       <w:pPr>
-        <w:spacing w:after="0" w:line="240" w:lineRule="auto"/>
+        <w:spacing w:before="0" w:after="0" w:line="240" w:lineRule="auto"/>
         <w:jc w:val="both"/>
         <w:rPr>
-          <w:rFonts w:hint="default" w:ascii="Times New Roman" w:hAnsi="Times New Roman" w:cs="Times New Roman"/>
+          <w:rFonts w:ascii="Times New Roman" w:hAnsi="Times New Roman" w:cs="Times New Roman"/>
           <w:b/>
           <w:bCs/>
           <w:color w:val="000000" w:themeColor="text1"/>
           <w:sz w:val="20"/>
           <w:szCs w:val="20"/>
-          <w14:textFill>
-            <w14:solidFill>
-              <w14:schemeClr w14:val="tx1"/>
-            </w14:solidFill>
-          </w14:textFill>
-        </w:rPr>
-      </w:pPr>
-      <w:r>
-        <w:rPr>
-          <w:rFonts w:hint="default" w:ascii="Times New Roman" w:hAnsi="Times New Roman" w:cs="Times New Roman"/>
+        </w:rPr>
+      </w:pPr>
+      <w:r>
+        <w:rPr>
+          <w:rFonts w:ascii="Times New Roman" w:hAnsi="Times New Roman" w:cs="Times New Roman"/>
           <w:sz w:val="19"/>
           <w:szCs w:val="19"/>
         </w:rPr>
@@ -528,16 +525,16 @@
     </w:p>
     <w:p>
       <w:pPr>
-        <w:pStyle w:val="8"/>
-        <w:rPr>
-          <w:rFonts w:hint="default" w:ascii="Times New Roman" w:hAnsi="Times New Roman" w:cs="Times New Roman"/>
-          <w:sz w:val="19"/>
-          <w:szCs w:val="19"/>
-        </w:rPr>
-      </w:pPr>
-      <w:r>
-        <w:rPr>
-          <w:rFonts w:hint="default" w:ascii="Times New Roman" w:hAnsi="Times New Roman" w:cs="Times New Roman"/>
+        <w:pStyle w:val="15"/>
+        <w:rPr>
+          <w:rFonts w:ascii="Times New Roman" w:hAnsi="Times New Roman" w:cs="Times New Roman"/>
+          <w:sz w:val="19"/>
+          <w:szCs w:val="19"/>
+        </w:rPr>
+      </w:pPr>
+      <w:r>
+        <w:rPr>
+          <w:rFonts w:cs="Times New Roman"/>
           <w:sz w:val="19"/>
           <w:szCs w:val="19"/>
         </w:rPr>
@@ -545,47 +542,47 @@
       </w:r>
       <w:r>
         <w:rPr>
-          <w:rFonts w:hint="default" w:ascii="Times New Roman" w:hAnsi="Times New Roman" w:cs="Times New Roman"/>
-          <w:sz w:val="19"/>
-          <w:szCs w:val="19"/>
-        </w:rPr>
-        <w:tab/>
-      </w:r>
-      <w:r>
-        <w:rPr>
-          <w:rFonts w:hint="default" w:ascii="Times New Roman" w:hAnsi="Times New Roman" w:cs="Times New Roman"/>
-          <w:sz w:val="19"/>
-          <w:szCs w:val="19"/>
-        </w:rPr>
-        <w:tab/>
-      </w:r>
-      <w:r>
-        <w:rPr>
-          <w:rFonts w:hint="default" w:ascii="Times New Roman" w:hAnsi="Times New Roman" w:cs="Times New Roman"/>
-          <w:sz w:val="19"/>
-          <w:szCs w:val="19"/>
-        </w:rPr>
-        <w:tab/>
-      </w:r>
-      <w:r>
-        <w:rPr>
-          <w:rFonts w:hint="default" w:ascii="Times New Roman" w:hAnsi="Times New Roman" w:cs="Times New Roman"/>
-          <w:sz w:val="19"/>
-          <w:szCs w:val="19"/>
-        </w:rPr>
-        <w:tab/>
-      </w:r>
-      <w:r>
-        <w:rPr>
-          <w:rFonts w:hint="default" w:ascii="Times New Roman" w:hAnsi="Times New Roman" w:cs="Times New Roman"/>
-          <w:sz w:val="19"/>
-          <w:szCs w:val="19"/>
-        </w:rPr>
-        <w:tab/>
-      </w:r>
-      <w:r>
-        <w:rPr>
-          <w:rFonts w:hint="default" w:cs="Times New Roman"/>
+          <w:rFonts w:cs="Times New Roman"/>
+          <w:sz w:val="19"/>
+          <w:szCs w:val="19"/>
+        </w:rPr>
+        <w:tab/>
+      </w:r>
+      <w:r>
+        <w:rPr>
+          <w:rFonts w:cs="Times New Roman"/>
+          <w:sz w:val="19"/>
+          <w:szCs w:val="19"/>
+        </w:rPr>
+        <w:tab/>
+      </w:r>
+      <w:r>
+        <w:rPr>
+          <w:rFonts w:cs="Times New Roman"/>
+          <w:sz w:val="19"/>
+          <w:szCs w:val="19"/>
+        </w:rPr>
+        <w:tab/>
+      </w:r>
+      <w:r>
+        <w:rPr>
+          <w:rFonts w:cs="Times New Roman"/>
+          <w:sz w:val="19"/>
+          <w:szCs w:val="19"/>
+        </w:rPr>
+        <w:tab/>
+      </w:r>
+      <w:r>
+        <w:rPr>
+          <w:rFonts w:cs="Times New Roman"/>
+          <w:sz w:val="19"/>
+          <w:szCs w:val="19"/>
+        </w:rPr>
+        <w:tab/>
+      </w:r>
+      <w:r>
+        <w:rPr>
+          <w:rFonts w:cs="Times New Roman"/>
           <w:sz w:val="19"/>
           <w:szCs w:val="19"/>
           <w:lang w:val="en-US"/>
@@ -594,7 +591,7 @@
       </w:r>
       <w:r>
         <w:rPr>
-          <w:rFonts w:hint="default" w:ascii="Times New Roman" w:hAnsi="Times New Roman" w:cs="Times New Roman"/>
+          <w:rFonts w:cs="Times New Roman"/>
           <w:sz w:val="19"/>
           <w:szCs w:val="19"/>
         </w:rPr>
@@ -603,16 +600,16 @@
     </w:p>
     <w:p>
       <w:pPr>
-        <w:pStyle w:val="8"/>
-        <w:rPr>
-          <w:rFonts w:hint="default" w:ascii="Times New Roman" w:hAnsi="Times New Roman" w:cs="Times New Roman"/>
-          <w:sz w:val="19"/>
-          <w:szCs w:val="19"/>
-        </w:rPr>
-      </w:pPr>
-      <w:r>
-        <w:rPr>
-          <w:rFonts w:hint="default" w:ascii="Times New Roman" w:hAnsi="Times New Roman" w:cs="Times New Roman"/>
+        <w:pStyle w:val="15"/>
+        <w:rPr>
+          <w:rFonts w:ascii="Times New Roman" w:hAnsi="Times New Roman" w:cs="Times New Roman"/>
+          <w:sz w:val="19"/>
+          <w:szCs w:val="19"/>
+        </w:rPr>
+      </w:pPr>
+      <w:r>
+        <w:rPr>
+          <w:rFonts w:cs="Times New Roman"/>
           <w:sz w:val="19"/>
           <w:szCs w:val="19"/>
         </w:rPr>
@@ -620,55 +617,55 @@
       </w:r>
       <w:r>
         <w:rPr>
-          <w:rFonts w:hint="default" w:ascii="Times New Roman" w:hAnsi="Times New Roman" w:cs="Times New Roman"/>
-          <w:sz w:val="19"/>
-          <w:szCs w:val="19"/>
-        </w:rPr>
-        <w:tab/>
-      </w:r>
-      <w:r>
-        <w:rPr>
-          <w:rFonts w:hint="default" w:ascii="Times New Roman" w:hAnsi="Times New Roman" w:cs="Times New Roman"/>
-          <w:sz w:val="19"/>
-          <w:szCs w:val="19"/>
-        </w:rPr>
-        <w:tab/>
-      </w:r>
-      <w:r>
-        <w:rPr>
-          <w:rFonts w:hint="default" w:ascii="Times New Roman" w:hAnsi="Times New Roman" w:cs="Times New Roman"/>
-          <w:sz w:val="19"/>
-          <w:szCs w:val="19"/>
-        </w:rPr>
-        <w:tab/>
-      </w:r>
-      <w:r>
-        <w:rPr>
-          <w:rFonts w:hint="default" w:ascii="Times New Roman" w:hAnsi="Times New Roman" w:cs="Times New Roman"/>
-          <w:sz w:val="19"/>
-          <w:szCs w:val="19"/>
-        </w:rPr>
-        <w:tab/>
-      </w:r>
-      <w:r>
-        <w:rPr>
-          <w:rFonts w:hint="default" w:ascii="Times New Roman" w:hAnsi="Times New Roman" w:cs="Times New Roman"/>
-          <w:sz w:val="19"/>
-          <w:szCs w:val="19"/>
-        </w:rPr>
-        <w:tab/>
-      </w:r>
-      <w:r>
-        <w:rPr>
-          <w:rFonts w:hint="default" w:ascii="Times New Roman" w:hAnsi="Times New Roman" w:cs="Times New Roman"/>
-          <w:sz w:val="19"/>
-          <w:szCs w:val="19"/>
-        </w:rPr>
-        <w:tab/>
-      </w:r>
-      <w:r>
-        <w:rPr>
-          <w:rFonts w:hint="default" w:ascii="Times New Roman" w:hAnsi="Times New Roman" w:cs="Times New Roman"/>
+          <w:rFonts w:cs="Times New Roman"/>
+          <w:sz w:val="19"/>
+          <w:szCs w:val="19"/>
+        </w:rPr>
+        <w:tab/>
+      </w:r>
+      <w:r>
+        <w:rPr>
+          <w:rFonts w:cs="Times New Roman"/>
+          <w:sz w:val="19"/>
+          <w:szCs w:val="19"/>
+        </w:rPr>
+        <w:tab/>
+      </w:r>
+      <w:r>
+        <w:rPr>
+          <w:rFonts w:cs="Times New Roman"/>
+          <w:sz w:val="19"/>
+          <w:szCs w:val="19"/>
+        </w:rPr>
+        <w:tab/>
+      </w:r>
+      <w:r>
+        <w:rPr>
+          <w:rFonts w:cs="Times New Roman"/>
+          <w:sz w:val="19"/>
+          <w:szCs w:val="19"/>
+        </w:rPr>
+        <w:tab/>
+      </w:r>
+      <w:r>
+        <w:rPr>
+          <w:rFonts w:cs="Times New Roman"/>
+          <w:sz w:val="19"/>
+          <w:szCs w:val="19"/>
+        </w:rPr>
+        <w:tab/>
+      </w:r>
+      <w:r>
+        <w:rPr>
+          <w:rFonts w:cs="Times New Roman"/>
+          <w:sz w:val="19"/>
+          <w:szCs w:val="19"/>
+        </w:rPr>
+        <w:tab/>
+      </w:r>
+      <w:r>
+        <w:rPr>
+          <w:rFonts w:cs="Times New Roman"/>
           <w:sz w:val="19"/>
           <w:szCs w:val="19"/>
         </w:rPr>
@@ -677,16 +674,16 @@
     </w:p>
     <w:p>
       <w:pPr>
-        <w:pStyle w:val="8"/>
-        <w:rPr>
-          <w:rFonts w:hint="default" w:ascii="Times New Roman" w:hAnsi="Times New Roman" w:cs="Times New Roman"/>
-          <w:sz w:val="19"/>
-          <w:szCs w:val="19"/>
-        </w:rPr>
-      </w:pPr>
-      <w:r>
-        <w:rPr>
-          <w:rFonts w:hint="default" w:ascii="Times New Roman" w:hAnsi="Times New Roman" w:cs="Times New Roman"/>
+        <w:pStyle w:val="15"/>
+        <w:rPr>
+          <w:rFonts w:ascii="Times New Roman" w:hAnsi="Times New Roman" w:cs="Times New Roman"/>
+          <w:sz w:val="19"/>
+          <w:szCs w:val="19"/>
+        </w:rPr>
+      </w:pPr>
+      <w:r>
+        <w:rPr>
+          <w:rFonts w:cs="Times New Roman"/>
           <w:sz w:val="19"/>
           <w:szCs w:val="19"/>
         </w:rPr>
@@ -694,47 +691,47 @@
       </w:r>
       <w:r>
         <w:rPr>
-          <w:rFonts w:hint="default" w:ascii="Times New Roman" w:hAnsi="Times New Roman" w:cs="Times New Roman"/>
-          <w:sz w:val="19"/>
-          <w:szCs w:val="19"/>
-        </w:rPr>
-        <w:tab/>
-      </w:r>
-      <w:r>
-        <w:rPr>
-          <w:rFonts w:hint="default" w:ascii="Times New Roman" w:hAnsi="Times New Roman" w:cs="Times New Roman"/>
-          <w:sz w:val="19"/>
-          <w:szCs w:val="19"/>
-        </w:rPr>
-        <w:tab/>
-      </w:r>
-      <w:r>
-        <w:rPr>
-          <w:rFonts w:hint="default" w:ascii="Times New Roman" w:hAnsi="Times New Roman" w:cs="Times New Roman"/>
-          <w:sz w:val="19"/>
-          <w:szCs w:val="19"/>
-        </w:rPr>
-        <w:tab/>
-      </w:r>
-      <w:r>
-        <w:rPr>
-          <w:rFonts w:hint="default" w:ascii="Times New Roman" w:hAnsi="Times New Roman" w:cs="Times New Roman"/>
-          <w:sz w:val="19"/>
-          <w:szCs w:val="19"/>
-        </w:rPr>
-        <w:tab/>
-      </w:r>
-      <w:r>
-        <w:rPr>
-          <w:rFonts w:hint="default" w:ascii="Times New Roman" w:hAnsi="Times New Roman" w:cs="Times New Roman"/>
-          <w:sz w:val="19"/>
-          <w:szCs w:val="19"/>
-        </w:rPr>
-        <w:tab/>
-      </w:r>
-      <w:r>
-        <w:rPr>
-          <w:rFonts w:hint="default" w:ascii="Times New Roman" w:hAnsi="Times New Roman" w:cs="Times New Roman"/>
+          <w:rFonts w:cs="Times New Roman"/>
+          <w:sz w:val="19"/>
+          <w:szCs w:val="19"/>
+        </w:rPr>
+        <w:tab/>
+      </w:r>
+      <w:r>
+        <w:rPr>
+          <w:rFonts w:cs="Times New Roman"/>
+          <w:sz w:val="19"/>
+          <w:szCs w:val="19"/>
+        </w:rPr>
+        <w:tab/>
+      </w:r>
+      <w:r>
+        <w:rPr>
+          <w:rFonts w:cs="Times New Roman"/>
+          <w:sz w:val="19"/>
+          <w:szCs w:val="19"/>
+        </w:rPr>
+        <w:tab/>
+      </w:r>
+      <w:r>
+        <w:rPr>
+          <w:rFonts w:cs="Times New Roman"/>
+          <w:sz w:val="19"/>
+          <w:szCs w:val="19"/>
+        </w:rPr>
+        <w:tab/>
+      </w:r>
+      <w:r>
+        <w:rPr>
+          <w:rFonts w:cs="Times New Roman"/>
+          <w:sz w:val="19"/>
+          <w:szCs w:val="19"/>
+        </w:rPr>
+        <w:tab/>
+      </w:r>
+      <w:r>
+        <w:rPr>
+          <w:rFonts w:cs="Times New Roman"/>
           <w:sz w:val="19"/>
           <w:szCs w:val="19"/>
         </w:rPr>
@@ -743,16 +740,16 @@
     </w:p>
     <w:p>
       <w:pPr>
-        <w:pStyle w:val="8"/>
-        <w:rPr>
-          <w:rFonts w:hint="default" w:ascii="Times New Roman" w:hAnsi="Times New Roman" w:cs="Times New Roman"/>
-          <w:sz w:val="19"/>
-          <w:szCs w:val="19"/>
-        </w:rPr>
-      </w:pPr>
-      <w:r>
-        <w:rPr>
-          <w:rFonts w:hint="default" w:ascii="Times New Roman" w:hAnsi="Times New Roman" w:cs="Times New Roman"/>
+        <w:pStyle w:val="15"/>
+        <w:rPr>
+          <w:rFonts w:ascii="Times New Roman" w:hAnsi="Times New Roman" w:cs="Times New Roman"/>
+          <w:sz w:val="19"/>
+          <w:szCs w:val="19"/>
+        </w:rPr>
+      </w:pPr>
+      <w:r>
+        <w:rPr>
+          <w:rFonts w:cs="Times New Roman"/>
           <w:sz w:val="19"/>
           <w:szCs w:val="19"/>
         </w:rPr>
@@ -760,39 +757,39 @@
       </w:r>
       <w:r>
         <w:rPr>
-          <w:rFonts w:hint="default" w:ascii="Times New Roman" w:hAnsi="Times New Roman" w:cs="Times New Roman"/>
-          <w:sz w:val="19"/>
-          <w:szCs w:val="19"/>
-        </w:rPr>
-        <w:tab/>
-      </w:r>
-      <w:r>
-        <w:rPr>
-          <w:rFonts w:hint="default" w:ascii="Times New Roman" w:hAnsi="Times New Roman" w:cs="Times New Roman"/>
-          <w:sz w:val="19"/>
-          <w:szCs w:val="19"/>
-        </w:rPr>
-        <w:tab/>
-      </w:r>
-      <w:r>
-        <w:rPr>
-          <w:rFonts w:hint="default" w:ascii="Times New Roman" w:hAnsi="Times New Roman" w:cs="Times New Roman"/>
-          <w:sz w:val="19"/>
-          <w:szCs w:val="19"/>
-        </w:rPr>
-        <w:tab/>
-      </w:r>
-      <w:r>
-        <w:rPr>
-          <w:rFonts w:hint="default" w:ascii="Times New Roman" w:hAnsi="Times New Roman" w:cs="Times New Roman"/>
-          <w:sz w:val="19"/>
-          <w:szCs w:val="19"/>
-        </w:rPr>
-        <w:tab/>
-      </w:r>
-      <w:r>
-        <w:rPr>
-          <w:rFonts w:hint="default" w:cs="Times New Roman"/>
+          <w:rFonts w:cs="Times New Roman"/>
+          <w:sz w:val="19"/>
+          <w:szCs w:val="19"/>
+        </w:rPr>
+        <w:tab/>
+      </w:r>
+      <w:r>
+        <w:rPr>
+          <w:rFonts w:cs="Times New Roman"/>
+          <w:sz w:val="19"/>
+          <w:szCs w:val="19"/>
+        </w:rPr>
+        <w:tab/>
+      </w:r>
+      <w:r>
+        <w:rPr>
+          <w:rFonts w:cs="Times New Roman"/>
+          <w:sz w:val="19"/>
+          <w:szCs w:val="19"/>
+        </w:rPr>
+        <w:tab/>
+      </w:r>
+      <w:r>
+        <w:rPr>
+          <w:rFonts w:cs="Times New Roman"/>
+          <w:sz w:val="19"/>
+          <w:szCs w:val="19"/>
+        </w:rPr>
+        <w:tab/>
+      </w:r>
+      <w:r>
+        <w:rPr>
+          <w:rFonts w:cs="Times New Roman"/>
           <w:sz w:val="19"/>
           <w:szCs w:val="19"/>
           <w:lang w:val="en-US"/>
@@ -801,7 +798,7 @@
       </w:r>
       <w:r>
         <w:rPr>
-          <w:rFonts w:hint="default" w:ascii="Times New Roman" w:hAnsi="Times New Roman" w:cs="Times New Roman"/>
+          <w:rFonts w:cs="Times New Roman"/>
           <w:sz w:val="19"/>
           <w:szCs w:val="19"/>
         </w:rPr>
@@ -810,16 +807,16 @@
     </w:p>
     <w:p>
       <w:pPr>
-        <w:pStyle w:val="8"/>
-        <w:rPr>
-          <w:rFonts w:hint="default" w:ascii="Times New Roman" w:hAnsi="Times New Roman" w:cs="Times New Roman"/>
-          <w:sz w:val="19"/>
-          <w:szCs w:val="19"/>
-        </w:rPr>
-      </w:pPr>
-      <w:r>
-        <w:rPr>
-          <w:rFonts w:hint="default" w:ascii="Times New Roman" w:hAnsi="Times New Roman" w:cs="Times New Roman"/>
+        <w:pStyle w:val="15"/>
+        <w:rPr>
+          <w:rFonts w:ascii="Times New Roman" w:hAnsi="Times New Roman" w:cs="Times New Roman"/>
+          <w:sz w:val="19"/>
+          <w:szCs w:val="19"/>
+        </w:rPr>
+      </w:pPr>
+      <w:r>
+        <w:rPr>
+          <w:rFonts w:cs="Times New Roman"/>
           <w:sz w:val="19"/>
           <w:szCs w:val="19"/>
         </w:rPr>
@@ -827,55 +824,55 @@
       </w:r>
       <w:r>
         <w:rPr>
-          <w:rFonts w:hint="default" w:ascii="Times New Roman" w:hAnsi="Times New Roman" w:cs="Times New Roman"/>
-          <w:sz w:val="19"/>
-          <w:szCs w:val="19"/>
-        </w:rPr>
-        <w:tab/>
-      </w:r>
-      <w:r>
-        <w:rPr>
-          <w:rFonts w:hint="default" w:ascii="Times New Roman" w:hAnsi="Times New Roman" w:cs="Times New Roman"/>
-          <w:sz w:val="19"/>
-          <w:szCs w:val="19"/>
-        </w:rPr>
-        <w:tab/>
-      </w:r>
-      <w:r>
-        <w:rPr>
-          <w:rFonts w:hint="default" w:ascii="Times New Roman" w:hAnsi="Times New Roman" w:cs="Times New Roman"/>
-          <w:sz w:val="19"/>
-          <w:szCs w:val="19"/>
-        </w:rPr>
-        <w:tab/>
-      </w:r>
-      <w:r>
-        <w:rPr>
-          <w:rFonts w:hint="default" w:ascii="Times New Roman" w:hAnsi="Times New Roman" w:cs="Times New Roman"/>
-          <w:sz w:val="19"/>
-          <w:szCs w:val="19"/>
-        </w:rPr>
-        <w:tab/>
-      </w:r>
-      <w:r>
-        <w:rPr>
-          <w:rFonts w:hint="default" w:ascii="Times New Roman" w:hAnsi="Times New Roman" w:cs="Times New Roman"/>
-          <w:sz w:val="19"/>
-          <w:szCs w:val="19"/>
-        </w:rPr>
-        <w:tab/>
-      </w:r>
-      <w:r>
-        <w:rPr>
-          <w:rFonts w:hint="default" w:ascii="Times New Roman" w:hAnsi="Times New Roman" w:cs="Times New Roman"/>
-          <w:sz w:val="19"/>
-          <w:szCs w:val="19"/>
-        </w:rPr>
-        <w:tab/>
-      </w:r>
-      <w:r>
-        <w:rPr>
-          <w:rFonts w:hint="default" w:ascii="Times New Roman" w:hAnsi="Times New Roman" w:cs="Times New Roman"/>
+          <w:rFonts w:cs="Times New Roman"/>
+          <w:sz w:val="19"/>
+          <w:szCs w:val="19"/>
+        </w:rPr>
+        <w:tab/>
+      </w:r>
+      <w:r>
+        <w:rPr>
+          <w:rFonts w:cs="Times New Roman"/>
+          <w:sz w:val="19"/>
+          <w:szCs w:val="19"/>
+        </w:rPr>
+        <w:tab/>
+      </w:r>
+      <w:r>
+        <w:rPr>
+          <w:rFonts w:cs="Times New Roman"/>
+          <w:sz w:val="19"/>
+          <w:szCs w:val="19"/>
+        </w:rPr>
+        <w:tab/>
+      </w:r>
+      <w:r>
+        <w:rPr>
+          <w:rFonts w:cs="Times New Roman"/>
+          <w:sz w:val="19"/>
+          <w:szCs w:val="19"/>
+        </w:rPr>
+        <w:tab/>
+      </w:r>
+      <w:r>
+        <w:rPr>
+          <w:rFonts w:cs="Times New Roman"/>
+          <w:sz w:val="19"/>
+          <w:szCs w:val="19"/>
+        </w:rPr>
+        <w:tab/>
+      </w:r>
+      <w:r>
+        <w:rPr>
+          <w:rFonts w:cs="Times New Roman"/>
+          <w:sz w:val="19"/>
+          <w:szCs w:val="19"/>
+        </w:rPr>
+        <w:tab/>
+      </w:r>
+      <w:r>
+        <w:rPr>
+          <w:rFonts w:cs="Times New Roman"/>
           <w:sz w:val="19"/>
           <w:szCs w:val="19"/>
         </w:rPr>
@@ -884,16 +881,16 @@
     </w:p>
     <w:p>
       <w:pPr>
-        <w:pStyle w:val="8"/>
-        <w:rPr>
-          <w:rFonts w:hint="default" w:ascii="Times New Roman" w:hAnsi="Times New Roman" w:cs="Times New Roman"/>
-          <w:sz w:val="19"/>
-          <w:szCs w:val="19"/>
-        </w:rPr>
-      </w:pPr>
-      <w:r>
-        <w:rPr>
-          <w:rFonts w:hint="default" w:ascii="Times New Roman" w:hAnsi="Times New Roman" w:cs="Times New Roman"/>
+        <w:pStyle w:val="15"/>
+        <w:rPr>
+          <w:rFonts w:ascii="Times New Roman" w:hAnsi="Times New Roman" w:cs="Times New Roman"/>
+          <w:sz w:val="19"/>
+          <w:szCs w:val="19"/>
+        </w:rPr>
+      </w:pPr>
+      <w:r>
+        <w:rPr>
+          <w:rFonts w:cs="Times New Roman"/>
           <w:sz w:val="19"/>
           <w:szCs w:val="19"/>
         </w:rPr>
@@ -901,23 +898,23 @@
       </w:r>
       <w:r>
         <w:rPr>
-          <w:rFonts w:hint="default" w:ascii="Times New Roman" w:hAnsi="Times New Roman" w:cs="Times New Roman"/>
-          <w:sz w:val="19"/>
-          <w:szCs w:val="19"/>
-        </w:rPr>
-        <w:tab/>
-      </w:r>
-      <w:r>
-        <w:rPr>
-          <w:rFonts w:hint="default" w:ascii="Times New Roman" w:hAnsi="Times New Roman" w:cs="Times New Roman"/>
-          <w:sz w:val="19"/>
-          <w:szCs w:val="19"/>
-        </w:rPr>
-        <w:tab/>
-      </w:r>
-      <w:r>
-        <w:rPr>
-          <w:rFonts w:hint="default" w:cs="Times New Roman"/>
+          <w:rFonts w:cs="Times New Roman"/>
+          <w:sz w:val="19"/>
+          <w:szCs w:val="19"/>
+        </w:rPr>
+        <w:tab/>
+      </w:r>
+      <w:r>
+        <w:rPr>
+          <w:rFonts w:cs="Times New Roman"/>
+          <w:sz w:val="19"/>
+          <w:szCs w:val="19"/>
+        </w:rPr>
+        <w:tab/>
+      </w:r>
+      <w:r>
+        <w:rPr>
+          <w:rFonts w:cs="Times New Roman"/>
           <w:sz w:val="19"/>
           <w:szCs w:val="19"/>
           <w:lang w:val="en-US"/>
@@ -926,7 +923,7 @@
       </w:r>
       <w:r>
         <w:rPr>
-          <w:rFonts w:hint="default" w:ascii="Times New Roman" w:hAnsi="Times New Roman" w:cs="Times New Roman"/>
+          <w:rFonts w:cs="Times New Roman"/>
           <w:sz w:val="19"/>
           <w:szCs w:val="19"/>
         </w:rPr>
@@ -935,16 +932,16 @@
     </w:p>
     <w:p>
       <w:pPr>
-        <w:pStyle w:val="8"/>
-        <w:rPr>
-          <w:rFonts w:hint="default" w:ascii="Times New Roman" w:hAnsi="Times New Roman" w:cs="Times New Roman"/>
-          <w:sz w:val="19"/>
-          <w:szCs w:val="19"/>
-        </w:rPr>
-      </w:pPr>
-      <w:r>
-        <w:rPr>
-          <w:rFonts w:hint="default" w:ascii="Times New Roman" w:hAnsi="Times New Roman" w:cs="Times New Roman"/>
+        <w:pStyle w:val="15"/>
+        <w:rPr>
+          <w:rFonts w:ascii="Times New Roman" w:hAnsi="Times New Roman" w:cs="Times New Roman"/>
+          <w:sz w:val="19"/>
+          <w:szCs w:val="19"/>
+        </w:rPr>
+      </w:pPr>
+      <w:r>
+        <w:rPr>
+          <w:rFonts w:cs="Times New Roman"/>
           <w:sz w:val="19"/>
           <w:szCs w:val="19"/>
         </w:rPr>
@@ -952,39 +949,39 @@
       </w:r>
       <w:r>
         <w:rPr>
-          <w:rFonts w:hint="default" w:ascii="Times New Roman" w:hAnsi="Times New Roman" w:cs="Times New Roman"/>
-          <w:sz w:val="19"/>
-          <w:szCs w:val="19"/>
-        </w:rPr>
-        <w:tab/>
-      </w:r>
-      <w:r>
-        <w:rPr>
-          <w:rFonts w:hint="default" w:ascii="Times New Roman" w:hAnsi="Times New Roman" w:cs="Times New Roman"/>
-          <w:sz w:val="19"/>
-          <w:szCs w:val="19"/>
-        </w:rPr>
-        <w:tab/>
-      </w:r>
-      <w:r>
-        <w:rPr>
-          <w:rFonts w:hint="default" w:ascii="Times New Roman" w:hAnsi="Times New Roman" w:cs="Times New Roman"/>
-          <w:sz w:val="19"/>
-          <w:szCs w:val="19"/>
-        </w:rPr>
-        <w:tab/>
-      </w:r>
-      <w:r>
-        <w:rPr>
-          <w:rFonts w:hint="default" w:ascii="Times New Roman" w:hAnsi="Times New Roman" w:cs="Times New Roman"/>
-          <w:sz w:val="19"/>
-          <w:szCs w:val="19"/>
-        </w:rPr>
-        <w:tab/>
-      </w:r>
-      <w:r>
-        <w:rPr>
-          <w:rFonts w:hint="default" w:cs="Times New Roman"/>
+          <w:rFonts w:cs="Times New Roman"/>
+          <w:sz w:val="19"/>
+          <w:szCs w:val="19"/>
+        </w:rPr>
+        <w:tab/>
+      </w:r>
+      <w:r>
+        <w:rPr>
+          <w:rFonts w:cs="Times New Roman"/>
+          <w:sz w:val="19"/>
+          <w:szCs w:val="19"/>
+        </w:rPr>
+        <w:tab/>
+      </w:r>
+      <w:r>
+        <w:rPr>
+          <w:rFonts w:cs="Times New Roman"/>
+          <w:sz w:val="19"/>
+          <w:szCs w:val="19"/>
+        </w:rPr>
+        <w:tab/>
+      </w:r>
+      <w:r>
+        <w:rPr>
+          <w:rFonts w:cs="Times New Roman"/>
+          <w:sz w:val="19"/>
+          <w:szCs w:val="19"/>
+        </w:rPr>
+        <w:tab/>
+      </w:r>
+      <w:r>
+        <w:rPr>
+          <w:rFonts w:cs="Times New Roman"/>
           <w:sz w:val="19"/>
           <w:szCs w:val="19"/>
           <w:lang w:val="en-US"/>
@@ -993,7 +990,7 @@
       </w:r>
       <w:r>
         <w:rPr>
-          <w:rFonts w:hint="default" w:ascii="Times New Roman" w:hAnsi="Times New Roman" w:cs="Times New Roman"/>
+          <w:rFonts w:cs="Times New Roman"/>
           <w:sz w:val="19"/>
           <w:szCs w:val="19"/>
         </w:rPr>
@@ -1002,9 +999,9 @@
     </w:p>
     <w:p>
       <w:pPr>
-        <w:pStyle w:val="8"/>
-        <w:rPr>
-          <w:rFonts w:hint="default" w:ascii="Times New Roman" w:hAnsi="Times New Roman" w:cs="Times New Roman"/>
+        <w:pStyle w:val="15"/>
+        <w:rPr>
+          <w:rFonts w:ascii="Times New Roman" w:hAnsi="Times New Roman" w:cs="Times New Roman"/>
           <w:sz w:val="19"/>
           <w:szCs w:val="19"/>
           <w:lang w:val="en-US"/>
@@ -1012,7 +1009,7 @@
       </w:pPr>
       <w:r>
         <w:rPr>
-          <w:rFonts w:hint="default" w:ascii="Times New Roman" w:hAnsi="Times New Roman" w:cs="Times New Roman"/>
+          <w:rFonts w:cs="Times New Roman"/>
           <w:sz w:val="19"/>
           <w:szCs w:val="19"/>
         </w:rPr>
@@ -1020,7 +1017,7 @@
       </w:r>
       <w:r>
         <w:rPr>
-          <w:rFonts w:hint="default" w:cs="Times New Roman"/>
+          <w:rFonts w:cs="Times New Roman"/>
           <w:sz w:val="19"/>
           <w:szCs w:val="19"/>
           <w:lang w:val="en-US"/>
@@ -1029,7 +1026,7 @@
       </w:r>
       <w:r>
         <w:rPr>
-          <w:rFonts w:hint="default" w:cs="Times New Roman"/>
+          <w:rFonts w:cs="Times New Roman"/>
           <w:sz w:val="19"/>
           <w:szCs w:val="19"/>
           <w:lang w:val="en-US"/>
@@ -1038,7 +1035,7 @@
       </w:r>
       <w:r>
         <w:rPr>
-          <w:rFonts w:hint="default" w:cs="Times New Roman"/>
+          <w:rFonts w:cs="Times New Roman"/>
           <w:sz w:val="19"/>
           <w:szCs w:val="19"/>
           <w:lang w:val="en-US"/>
@@ -1047,7 +1044,7 @@
       </w:r>
       <w:r>
         <w:rPr>
-          <w:rFonts w:hint="default" w:cs="Times New Roman"/>
+          <w:rFonts w:cs="Times New Roman"/>
           <w:sz w:val="19"/>
           <w:szCs w:val="19"/>
           <w:lang w:val="en-US"/>
@@ -1056,7 +1053,7 @@
       </w:r>
       <w:r>
         <w:rPr>
-          <w:rFonts w:hint="default" w:ascii="Times New Roman" w:hAnsi="Times New Roman" w:cs="Times New Roman"/>
+          <w:rFonts w:cs="Times New Roman"/>
           <w:sz w:val="19"/>
           <w:szCs w:val="19"/>
         </w:rPr>
@@ -1064,7 +1061,7 @@
       </w:r>
       <w:r>
         <w:rPr>
-          <w:rFonts w:hint="default" w:cs="Times New Roman"/>
+          <w:rFonts w:cs="Times New Roman"/>
           <w:sz w:val="19"/>
           <w:szCs w:val="19"/>
           <w:lang w:val="en-US"/>
@@ -1073,7 +1070,7 @@
       </w:r>
       <w:r>
         <w:rPr>
-          <w:rFonts w:hint="default" w:ascii="Times New Roman" w:hAnsi="Times New Roman" w:cs="Times New Roman"/>
+          <w:rFonts w:cs="Times New Roman"/>
           <w:sz w:val="19"/>
           <w:szCs w:val="19"/>
         </w:rPr>
@@ -1082,19 +1079,19 @@
     </w:p>
     <w:p>
       <w:pPr>
-        <w:spacing w:after="0" w:line="240" w:lineRule="auto"/>
+        <w:spacing w:before="0" w:after="0" w:line="240" w:lineRule="auto"/>
         <w:ind w:right="57"/>
         <w:jc w:val="both"/>
         <w:rPr>
-          <w:rFonts w:hint="default" w:ascii="Times New Roman" w:hAnsi="Times New Roman" w:cs="Times New Roman"/>
-          <w:b/>
-          <w:sz w:val="19"/>
-          <w:szCs w:val="19"/>
-        </w:rPr>
-      </w:pPr>
-      <w:r>
-        <w:rPr>
-          <w:rFonts w:hint="default" w:ascii="Times New Roman" w:hAnsi="Times New Roman" w:cs="Times New Roman"/>
+          <w:rFonts w:ascii="Times New Roman" w:hAnsi="Times New Roman" w:cs="Times New Roman"/>
+          <w:b/>
+          <w:sz w:val="19"/>
+          <w:szCs w:val="19"/>
+        </w:rPr>
+      </w:pPr>
+      <w:r>
+        <w:rPr>
+          <w:rFonts w:ascii="Times New Roman" w:hAnsi="Times New Roman" w:cs="Times New Roman"/>
           <w:b/>
           <w:sz w:val="19"/>
           <w:szCs w:val="19"/>
@@ -1104,7 +1101,7 @@
       </w:r>
       <w:r>
         <w:rPr>
-          <w:rFonts w:hint="default" w:ascii="Times New Roman" w:hAnsi="Times New Roman" w:cs="Times New Roman"/>
+          <w:rFonts w:ascii="Times New Roman" w:hAnsi="Times New Roman" w:cs="Times New Roman"/>
           <w:b/>
           <w:sz w:val="19"/>
           <w:szCs w:val="19"/>
@@ -1114,11 +1111,11 @@
     </w:p>
     <w:p>
       <w:pPr>
-        <w:spacing w:after="0" w:line="240" w:lineRule="auto"/>
+        <w:spacing w:before="0" w:after="0" w:line="240" w:lineRule="auto"/>
         <w:ind w:right="57"/>
         <w:jc w:val="both"/>
         <w:rPr>
-          <w:rFonts w:hint="default" w:ascii="Times New Roman" w:hAnsi="Times New Roman" w:cs="Times New Roman"/>
+          <w:rFonts w:ascii="Times New Roman" w:hAnsi="Times New Roman" w:cs="Times New Roman"/>
           <w:b/>
           <w:sz w:val="19"/>
           <w:szCs w:val="19"/>
@@ -1131,14 +1128,14 @@
         <w:spacing w:line="240" w:lineRule="auto"/>
         <w:jc w:val="both"/>
         <w:rPr>
-          <w:rFonts w:hint="default" w:ascii="Times New Roman" w:hAnsi="Times New Roman" w:cs="Times New Roman"/>
+          <w:rFonts w:ascii="Times New Roman" w:hAnsi="Times New Roman" w:cs="Times New Roman"/>
           <w:sz w:val="24"/>
           <w:szCs w:val="24"/>
         </w:rPr>
       </w:pPr>
       <w:r>
         <w:rPr>
-          <w:rFonts w:hint="default" w:ascii="Times New Roman" w:hAnsi="Times New Roman" w:cs="Times New Roman"/>
+          <w:rFonts w:ascii="Times New Roman" w:hAnsi="Times New Roman" w:cs="Times New Roman"/>
           <w:sz w:val="24"/>
           <w:szCs w:val="24"/>
         </w:rPr>
@@ -1154,14 +1151,14 @@
         <w:spacing w:line="240" w:lineRule="auto"/>
         <w:jc w:val="both"/>
         <w:rPr>
-          <w:rFonts w:hint="default" w:ascii="Times New Roman" w:hAnsi="Times New Roman" w:cs="Times New Roman"/>
+          <w:rFonts w:ascii="Times New Roman" w:hAnsi="Times New Roman" w:cs="Times New Roman"/>
           <w:sz w:val="24"/>
           <w:szCs w:val="24"/>
         </w:rPr>
       </w:pPr>
       <w:r>
         <w:rPr>
-          <w:rFonts w:hint="default" w:ascii="Times New Roman" w:hAnsi="Times New Roman" w:cs="Times New Roman"/>
+          <w:rFonts w:ascii="Times New Roman" w:hAnsi="Times New Roman" w:cs="Times New Roman"/>
           <w:sz w:val="24"/>
           <w:szCs w:val="24"/>
         </w:rPr>
@@ -1169,7 +1166,7 @@
       </w:r>
       <w:r>
         <w:rPr>
-          <w:rFonts w:hint="default" w:ascii="Times New Roman" w:hAnsi="Times New Roman" w:cs="Times New Roman"/>
+          <w:rFonts w:ascii="Times New Roman" w:hAnsi="Times New Roman" w:cs="Times New Roman"/>
           <w:sz w:val="24"/>
           <w:szCs w:val="24"/>
           <w:lang w:val="en-US"/>
@@ -1178,7 +1175,7 @@
       </w:r>
       <w:r>
         <w:rPr>
-          <w:rFonts w:hint="default" w:ascii="Times New Roman" w:hAnsi="Times New Roman" w:cs="Times New Roman"/>
+          <w:rFonts w:ascii="Times New Roman" w:hAnsi="Times New Roman" w:cs="Times New Roman"/>
           <w:sz w:val="24"/>
           <w:szCs w:val="24"/>
         </w:rPr>
@@ -1190,7 +1187,7 @@
         <w:spacing w:line="240" w:lineRule="auto"/>
         <w:jc w:val="both"/>
         <w:rPr>
-          <w:rFonts w:hint="default" w:ascii="Times New Roman" w:hAnsi="Times New Roman" w:eastAsia="Times New Roman" w:cs="Times New Roman"/>
+          <w:rFonts w:ascii="Times New Roman" w:hAnsi="Times New Roman" w:eastAsia="Times New Roman" w:cs="Times New Roman"/>
           <w:sz w:val="24"/>
           <w:szCs w:val="24"/>
           <w:lang w:eastAsia="fr-FR"/>
@@ -1198,7 +1195,7 @@
       </w:pPr>
       <w:r>
         <w:rPr>
-          <w:rFonts w:hint="default" w:ascii="Times New Roman" w:hAnsi="Times New Roman" w:cs="Times New Roman"/>
+          <w:rFonts w:ascii="Times New Roman" w:hAnsi="Times New Roman" w:cs="Times New Roman"/>
           <w:sz w:val="24"/>
           <w:szCs w:val="24"/>
         </w:rPr>
@@ -1207,11 +1204,11 @@
     </w:p>
     <w:p>
       <w:pPr>
-        <w:pStyle w:val="8"/>
-        <w:ind w:right="57"/>
+        <w:pStyle w:val="15"/>
+        <w:ind w:left="720" w:right="57"/>
         <w:jc w:val="both"/>
         <w:rPr>
-          <w:rFonts w:hint="default" w:ascii="Times New Roman" w:hAnsi="Times New Roman" w:cs="Times New Roman"/>
+          <w:rFonts w:ascii="Times New Roman" w:hAnsi="Times New Roman" w:cs="Times New Roman"/>
           <w:b/>
           <w:bCs/>
           <w:sz w:val="18"/>
@@ -1225,15 +1222,15 @@
         <w:spacing w:line="240" w:lineRule="auto"/>
         <w:jc w:val="both"/>
         <w:rPr>
-          <w:rFonts w:hint="default" w:ascii="Times New Roman" w:hAnsi="Times New Roman" w:cs="Times New Roman"/>
-          <w:sz w:val="19"/>
-          <w:szCs w:val="19"/>
-        </w:rPr>
-      </w:pPr>
-      <w:r>
-        <w:rPr>
-          <w:rFonts w:hint="default" w:ascii="Times New Roman" w:hAnsi="Times New Roman" w:cs="Times New Roman"/>
-          <w:kern w:val="3"/>
+          <w:rFonts w:ascii="Times New Roman" w:hAnsi="Times New Roman" w:cs="Times New Roman"/>
+          <w:sz w:val="19"/>
+          <w:szCs w:val="19"/>
+        </w:rPr>
+      </w:pPr>
+      <w:r>
+        <w:rPr>
+          <w:rFonts w:ascii="Times New Roman" w:hAnsi="Times New Roman" w:cs="Times New Roman"/>
+          <w:kern w:val="2"/>
           <w:sz w:val="19"/>
           <w:szCs w:val="19"/>
           <w:lang w:eastAsia="zh-CN"/>
@@ -1246,15 +1243,15 @@
         <w:spacing w:line="240" w:lineRule="auto"/>
         <w:jc w:val="both"/>
         <w:rPr>
-          <w:rFonts w:hint="default" w:ascii="Times New Roman" w:hAnsi="Times New Roman" w:cs="Times New Roman"/>
-          <w:sz w:val="19"/>
-          <w:szCs w:val="19"/>
-        </w:rPr>
-      </w:pPr>
-      <w:r>
-        <w:rPr>
-          <w:rFonts w:hint="default" w:ascii="Times New Roman" w:hAnsi="Times New Roman" w:cs="Times New Roman"/>
-          <w:kern w:val="3"/>
+          <w:rFonts w:ascii="Times New Roman" w:hAnsi="Times New Roman" w:cs="Times New Roman"/>
+          <w:sz w:val="19"/>
+          <w:szCs w:val="19"/>
+        </w:rPr>
+      </w:pPr>
+      <w:r>
+        <w:rPr>
+          <w:rFonts w:ascii="Times New Roman" w:hAnsi="Times New Roman" w:cs="Times New Roman"/>
+          <w:kern w:val="2"/>
           <w:sz w:val="19"/>
           <w:szCs w:val="19"/>
           <w:lang w:eastAsia="zh-CN"/>
@@ -1264,12 +1261,11 @@
     </w:p>
     <w:p>
       <w:pPr>
-        <w:autoSpaceDN w:val="0"/>
-        <w:spacing w:after="120" w:line="240" w:lineRule="auto"/>
+        <w:spacing w:before="0" w:after="120" w:line="240" w:lineRule="auto"/>
         <w:jc w:val="both"/>
         <w:rPr>
-          <w:rFonts w:hint="default" w:ascii="Times New Roman" w:hAnsi="Times New Roman" w:cs="Times New Roman"/>
-          <w:kern w:val="3"/>
+          <w:rFonts w:ascii="Times New Roman" w:hAnsi="Times New Roman" w:cs="Times New Roman"/>
+          <w:kern w:val="2"/>
           <w:sz w:val="19"/>
           <w:szCs w:val="19"/>
           <w:lang w:eastAsia="zh-CN"/>
@@ -1277,8 +1273,8 @@
       </w:pPr>
       <w:r>
         <w:rPr>
-          <w:rFonts w:hint="default" w:ascii="Times New Roman" w:hAnsi="Times New Roman" w:cs="Times New Roman"/>
-          <w:kern w:val="3"/>
+          <w:rFonts w:ascii="Times New Roman" w:hAnsi="Times New Roman" w:cs="Times New Roman"/>
+          <w:kern w:val="2"/>
           <w:sz w:val="19"/>
           <w:szCs w:val="19"/>
           <w:lang w:eastAsia="zh-CN"/>
@@ -1288,12 +1284,11 @@
     </w:p>
     <w:p>
       <w:pPr>
-        <w:autoSpaceDN w:val="0"/>
-        <w:spacing w:after="120" w:line="240" w:lineRule="auto"/>
+        <w:spacing w:before="0" w:after="120" w:line="240" w:lineRule="auto"/>
         <w:jc w:val="both"/>
         <w:rPr>
-          <w:rFonts w:hint="default" w:ascii="Times New Roman" w:hAnsi="Times New Roman" w:cs="Times New Roman"/>
-          <w:kern w:val="3"/>
+          <w:rFonts w:ascii="Times New Roman" w:hAnsi="Times New Roman" w:cs="Times New Roman"/>
+          <w:kern w:val="2"/>
           <w:sz w:val="19"/>
           <w:szCs w:val="19"/>
           <w:lang w:eastAsia="zh-CN"/>
@@ -1301,8 +1296,8 @@
       </w:pPr>
       <w:r>
         <w:rPr>
-          <w:rFonts w:hint="default" w:ascii="Times New Roman" w:hAnsi="Times New Roman" w:cs="Times New Roman"/>
-          <w:kern w:val="3"/>
+          <w:rFonts w:ascii="Times New Roman" w:hAnsi="Times New Roman" w:cs="Times New Roman"/>
+          <w:kern w:val="2"/>
           <w:sz w:val="19"/>
           <w:szCs w:val="19"/>
           <w:lang w:eastAsia="zh-CN"/>
@@ -1312,11 +1307,10 @@
     </w:p>
     <w:p>
       <w:pPr>
-        <w:autoSpaceDN w:val="0"/>
-        <w:spacing w:after="120" w:line="240" w:lineRule="auto"/>
+        <w:spacing w:before="0" w:after="120" w:line="240" w:lineRule="auto"/>
         <w:jc w:val="both"/>
         <w:rPr>
-          <w:rFonts w:hint="default" w:ascii="Times New Roman" w:hAnsi="Times New Roman" w:cs="Times New Roman"/>
+          <w:rFonts w:ascii="Times New Roman" w:hAnsi="Times New Roman" w:cs="Times New Roman"/>
           <w:b/>
           <w:bCs/>
           <w:sz w:val="19"/>
@@ -1325,8 +1319,8 @@
       </w:pPr>
       <w:r>
         <w:rPr>
-          <w:rFonts w:hint="default" w:ascii="Times New Roman" w:hAnsi="Times New Roman" w:cs="Times New Roman"/>
-          <w:kern w:val="3"/>
+          <w:rFonts w:ascii="Times New Roman" w:hAnsi="Times New Roman" w:cs="Times New Roman"/>
+          <w:kern w:val="2"/>
           <w:sz w:val="19"/>
           <w:szCs w:val="19"/>
           <w:lang w:eastAsia="zh-CN"/>
@@ -1335,7 +1329,7 @@
       </w:r>
       <w:r>
         <w:rPr>
-          <w:rFonts w:hint="default" w:ascii="Times New Roman" w:hAnsi="Times New Roman" w:cs="Times New Roman"/>
+          <w:rFonts w:ascii="Times New Roman" w:hAnsi="Times New Roman" w:cs="Times New Roman"/>
           <w:b/>
           <w:bCs/>
           <w:color w:val="000000"/>
@@ -1346,9 +1340,9 @@
       </w:r>
       <w:r>
         <w:rPr>
-          <w:rFonts w:hint="default" w:ascii="Times New Roman" w:hAnsi="Times New Roman" w:cs="Times New Roman"/>
+          <w:rFonts w:ascii="Times New Roman" w:hAnsi="Times New Roman" w:cs="Times New Roman"/>
           <w:bCs/>
-          <w:kern w:val="3"/>
+          <w:kern w:val="2"/>
           <w:sz w:val="19"/>
           <w:szCs w:val="19"/>
           <w:lang w:eastAsia="zh-CN"/>
@@ -1357,8 +1351,8 @@
       </w:r>
       <w:r>
         <w:rPr>
-          <w:rFonts w:hint="default" w:ascii="Times New Roman" w:hAnsi="Times New Roman" w:cs="Times New Roman"/>
-          <w:kern w:val="3"/>
+          <w:rFonts w:ascii="Times New Roman" w:hAnsi="Times New Roman" w:cs="Times New Roman"/>
+          <w:kern w:val="2"/>
           <w:sz w:val="19"/>
           <w:szCs w:val="19"/>
           <w:lang w:eastAsia="zh-CN"/>
@@ -1367,7 +1361,7 @@
       </w:r>
       <w:r>
         <w:rPr>
-          <w:rFonts w:hint="default" w:ascii="Times New Roman" w:hAnsi="Times New Roman" w:cs="Times New Roman"/>
+          <w:rFonts w:ascii="Times New Roman" w:hAnsi="Times New Roman" w:cs="Times New Roman"/>
           <w:b/>
           <w:bCs/>
           <w:sz w:val="19"/>
@@ -1378,11 +1372,10 @@
     </w:p>
     <w:p>
       <w:pPr>
-        <w:autoSpaceDN w:val="0"/>
-        <w:spacing w:after="120" w:line="240" w:lineRule="auto"/>
+        <w:spacing w:before="0" w:after="120" w:line="240" w:lineRule="auto"/>
         <w:jc w:val="both"/>
         <w:rPr>
-          <w:rFonts w:hint="default" w:ascii="Times New Roman" w:hAnsi="Times New Roman" w:cs="Times New Roman"/>
+          <w:rFonts w:ascii="Times New Roman" w:hAnsi="Times New Roman" w:cs="Times New Roman"/>
           <w:b/>
           <w:bCs/>
           <w:sz w:val="19"/>
@@ -1392,11 +1385,10 @@
     </w:p>
     <w:p>
       <w:pPr>
-        <w:autoSpaceDN w:val="0"/>
-        <w:spacing w:after="120" w:line="240" w:lineRule="auto"/>
+        <w:spacing w:before="0" w:after="120" w:line="240" w:lineRule="auto"/>
         <w:jc w:val="both"/>
         <w:rPr>
-          <w:rFonts w:hint="default" w:ascii="Times New Roman" w:hAnsi="Times New Roman" w:cs="Times New Roman"/>
+          <w:rFonts w:ascii="Times New Roman" w:hAnsi="Times New Roman" w:cs="Times New Roman"/>
           <w:b/>
           <w:bCs/>
           <w:sz w:val="19"/>
@@ -1405,7 +1397,7 @@
       </w:pPr>
       <w:r>
         <w:rPr>
-          <w:rFonts w:hint="default" w:ascii="Times New Roman" w:hAnsi="Times New Roman" w:cs="Times New Roman"/>
+          <w:rFonts w:ascii="Times New Roman" w:hAnsi="Times New Roman" w:cs="Times New Roman"/>
           <w:b/>
           <w:bCs/>
           <w:sz w:val="19"/>
@@ -1419,7 +1411,7 @@
         <w:spacing w:line="240" w:lineRule="auto"/>
         <w:ind w:left="6372"/>
         <w:rPr>
-          <w:rFonts w:hint="default" w:ascii="Times New Roman" w:hAnsi="Times New Roman" w:cs="Times New Roman"/>
+          <w:rFonts w:ascii="Times New Roman" w:hAnsi="Times New Roman" w:cs="Times New Roman"/>
           <w:b/>
           <w:bCs/>
           <w:sz w:val="19"/>
@@ -1428,7 +1420,7 @@
       </w:pPr>
       <w:r>
         <w:rPr>
-          <w:rFonts w:hint="default" w:ascii="Times New Roman" w:hAnsi="Times New Roman" w:cs="Times New Roman"/>
+          <w:rFonts w:ascii="Times New Roman" w:hAnsi="Times New Roman" w:cs="Times New Roman"/>
           <w:b/>
           <w:bCs/>
           <w:sz w:val="19"/>
@@ -1439,48 +1431,43 @@
     </w:p>
     <w:p>
       <w:pPr>
-        <w:spacing w:line="240" w:lineRule="auto"/>
-        <w:ind w:left="6372"/>
-        <w:rPr>
-          <w:rFonts w:hint="default" w:ascii="Times New Roman" w:hAnsi="Times New Roman" w:cs="Times New Roman"/>
+        <w:rPr>
+          <w:rFonts w:ascii="Times New Roman" w:hAnsi="Times New Roman" w:cs="Times New Roman"/>
           <w:b/>
           <w:bCs/>
           <w:sz w:val="19"/>
           <w:szCs w:val="19"/>
-        </w:rPr>
-      </w:pPr>
-    </w:p>
-    <w:p>
-      <w:pPr>
-        <w:spacing w:line="240" w:lineRule="auto"/>
-        <w:rPr>
-          <w:rFonts w:hint="default" w:ascii="Times New Roman" w:hAnsi="Times New Roman" w:cs="Times New Roman"/>
+          <w:vertAlign w:val="baseline"/>
+        </w:rPr>
+      </w:pPr>
+      <w:r>
+        <w:rPr>
+          <w:rFonts w:ascii="Times New Roman" w:hAnsi="Times New Roman" w:cs="Times New Roman"/>
           <w:b/>
           <w:bCs/>
           <w:sz w:val="19"/>
           <w:szCs w:val="19"/>
         </w:rPr>
-      </w:pPr>
-    </w:p>
-    <w:p>
-      <w:pPr>
-        <w:rPr>
-          <w:rFonts w:hint="default" w:ascii="Times New Roman" w:hAnsi="Times New Roman" w:cs="Times New Roman"/>
-          <w:b/>
+        <w:br w:type="page"/>
+      </w:r>
+    </w:p>
+    <w:p>
+      <w:pPr>
+        <w:rPr>
+          <w:rFonts w:ascii="Times New Roman" w:hAnsi="Times New Roman" w:cs="Times New Roman"/>
+          <w:b/>
+          <w:i/>
+          <w:iCs/>
           <w:sz w:val="20"/>
           <w:szCs w:val="20"/>
-        </w:rPr>
-      </w:pPr>
-      <w:r>
-        <w:rPr>
-          <w:rFonts w:hint="default" w:ascii="Times New Roman" w:hAnsi="Times New Roman" w:cs="Times New Roman"/>
-          <w:sz w:val="20"/>
-          <w:szCs w:val="20"/>
-        </w:rPr>
+          <w:u w:val="single"/>
+        </w:rPr>
+      </w:pPr>
+      <w:r>
         <mc:AlternateContent>
           <mc:Choice Requires="wps">
             <w:drawing>
-              <wp:anchor distT="0" distB="0" distL="114300" distR="114300" simplePos="0" relativeHeight="251660288" behindDoc="0" locked="0" layoutInCell="1" allowOverlap="1">
+              <wp:anchor distT="0" distB="28575" distL="0" distR="19050" simplePos="0" relativeHeight="251659264" behindDoc="0" locked="0" layoutInCell="0" allowOverlap="1">
                 <wp:simplePos x="0" y="0"/>
                 <wp:positionH relativeFrom="page">
                   <wp:posOffset>-38100</wp:posOffset>
@@ -1489,9 +1476,9 @@
                   <wp:posOffset>11430</wp:posOffset>
                 </wp:positionV>
                 <wp:extent cx="8077200" cy="295275"/>
-                <wp:effectExtent l="0" t="0" r="19050" b="28575"/>
+                <wp:effectExtent l="10160" t="10795" r="10795" b="9525"/>
                 <wp:wrapNone/>
-                <wp:docPr id="1" name="Rectangle à coins arrondis 1"/>
+                <wp:docPr id="2" name="Rectangle à coins arrondis 1"/>
                 <wp:cNvGraphicFramePr/>
                 <a:graphic xmlns:a="http://schemas.openxmlformats.org/drawingml/2006/main">
                   <a:graphicData uri="http://schemas.microsoft.com/office/word/2010/wordprocessingShape">
@@ -1500,30 +1487,43 @@
                       <wps:spPr>
                         <a:xfrm>
                           <a:off x="0" y="0"/>
-                          <a:ext cx="8077200" cy="295275"/>
+                          <a:ext cx="8077320" cy="295200"/>
                         </a:xfrm>
                         <a:prstGeom prst="roundRect">
-                          <a:avLst/>
+                          <a:avLst>
+                            <a:gd name="adj" fmla="val 16667"/>
+                          </a:avLst>
                         </a:prstGeom>
                         <a:solidFill>
                           <a:schemeClr val="bg1">
                             <a:lumMod val="95000"/>
                           </a:schemeClr>
                         </a:solidFill>
-                        <a:ln w="19050" cap="flat" cmpd="sng" algn="ctr">
+                        <a:ln w="19050">
                           <a:solidFill>
-                            <a:sysClr val="window" lastClr="FFFFFF"/>
+                            <a:srgbClr val="FFFFFF"/>
                           </a:solidFill>
-                          <a:prstDash val="solid"/>
-                          <a:miter lim="800000"/>
+                          <a:miter/>
                         </a:ln>
-                        <a:effectLst/>
                       </wps:spPr>
+                      <wps:style>
+                        <a:lnRef idx="0">
+                          <a:srgbClr val="FFFFFF"/>
+                        </a:lnRef>
+                        <a:fillRef idx="0">
+                          <a:srgbClr val="FFFFFF"/>
+                        </a:fillRef>
+                        <a:effectRef idx="0">
+                          <a:srgbClr val="FFFFFF"/>
+                        </a:effectRef>
+                        <a:fontRef idx="minor"/>
+                      </wps:style>
                       <wps:txbx>
                         <w:txbxContent>
                           <w:p>
                             <w:pPr>
-                              <w:spacing w:after="0" w:line="259" w:lineRule="auto"/>
+                              <w:pStyle w:val="16"/>
+                              <w:spacing w:before="0" w:after="0" w:line="259" w:lineRule="auto"/>
                               <w:jc w:val="center"/>
                               <w:rPr>
                                 <w:rFonts w:ascii="Goudy Old Style" w:hAnsi="Goudy Old Style" w:eastAsia="Calibri"/>
@@ -1548,7 +1548,9 @@
                           </w:p>
                           <w:p>
                             <w:pPr>
+                              <w:pStyle w:val="16"/>
                               <w:shd w:val="clear" w:color="auto" w:fill="F2F2F2"/>
+                              <w:spacing w:before="0" w:after="200"/>
                               <w:jc w:val="center"/>
                               <w:rPr>
                                 <w:b/>
@@ -1560,7 +1562,7 @@
                           </w:p>
                         </w:txbxContent>
                       </wps:txbx>
-                      <wps:bodyPr rot="0" spcFirstLastPara="0" vertOverflow="overflow" horzOverflow="overflow" vert="horz" wrap="square" lIns="91440" tIns="45720" rIns="91440" bIns="45720" numCol="1" spcCol="0" rtlCol="0" fromWordArt="0" anchor="ctr" anchorCtr="0" forceAA="0" compatLnSpc="1">
+                      <wps:bodyPr anchor="ctr">
                         <a:noAutofit/>
                       </wps:bodyPr>
                     </wps:wsp>
@@ -1571,16 +1573,17 @@
           </mc:Choice>
           <mc:Fallback>
             <w:pict>
-              <v:roundrect id="Rectangle à coins arrondis 1" o:spid="_x0000_s1026" o:spt="2" style="position:absolute;left:0pt;margin-left:-3pt;margin-top:0.9pt;height:23.25pt;width:636pt;mso-position-horizontal-relative:page;z-index:251660288;v-text-anchor:middle;mso-width-relative:page;mso-height-relative:page;" fillcolor="#F2F2F2 [3052]" filled="t" stroked="t" coordsize="21600,21600" arcsize="0.166666666666667" o:gfxdata="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">
+              <v:roundrect id="Rectangle à coins arrondis 1" o:spid="_x0000_s1026" o:spt="2" style="position:absolute;left:0pt;margin-left:-3pt;margin-top:0.9pt;height:23.25pt;width:636pt;mso-position-horizontal-relative:page;z-index:251659264;v-text-anchor:middle;mso-width-relative:page;mso-height-relative:page;" fillcolor="#F2F2F2" filled="t" stroked="t" coordsize="21600,21600" o:allowincell="f" arcsize="0.166666666666667" o:gfxdata="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">
                 <v:fill on="t" focussize="0,0"/>
-                <v:stroke weight="1.5pt" color="#FFFFFF" miterlimit="8" joinstyle="miter"/>
+                <v:stroke weight="1.5pt" color="#FFFFFF" joinstyle="miter"/>
                 <v:imagedata o:title=""/>
                 <o:lock v:ext="edit" aspectratio="f"/>
                 <v:textbox>
                   <w:txbxContent>
                     <w:p>
                       <w:pPr>
-                        <w:spacing w:after="0" w:line="259" w:lineRule="auto"/>
+                        <w:pStyle w:val="16"/>
+                        <w:spacing w:before="0" w:after="0" w:line="259" w:lineRule="auto"/>
                         <w:jc w:val="center"/>
                         <w:rPr>
                           <w:rFonts w:ascii="Goudy Old Style" w:hAnsi="Goudy Old Style" w:eastAsia="Calibri"/>
@@ -1605,7 +1608,9 @@
                     </w:p>
                     <w:p>
                       <w:pPr>
+                        <w:pStyle w:val="16"/>
                         <w:shd w:val="clear" w:color="auto" w:fill="F2F2F2"/>
+                        <w:spacing w:before="0" w:after="200"/>
                         <w:jc w:val="center"/>
                         <w:rPr>
                           <w:b/>
@@ -1622,21 +1627,27 @@
           </mc:Fallback>
         </mc:AlternateContent>
       </w:r>
-      <w:r>
-        <w:rPr>
-          <w:rFonts w:hint="default" w:ascii="Times New Roman" w:hAnsi="Times New Roman" w:cs="Times New Roman"/>
+    </w:p>
+    <w:p>
+      <w:pPr>
+        <w:spacing w:before="0" w:after="0" w:line="240" w:lineRule="auto"/>
+        <w:jc w:val="both"/>
+        <w:rPr>
+          <w:rFonts w:ascii="Times New Roman" w:hAnsi="Times New Roman" w:cs="Times New Roman"/>
+          <w:b/>
+          <w:i/>
+          <w:iCs/>
           <w:sz w:val="20"/>
           <w:szCs w:val="20"/>
-        </w:rPr>
-        <w:t xml:space="preserve">                                                                       </w:t>
-      </w:r>
+          <w:u w:val="single"/>
+        </w:rPr>
+      </w:pPr>
     </w:p>
     <w:tbl>
       <w:tblPr>
-        <w:tblStyle w:val="3"/>
-        <w:tblpPr w:leftFromText="141" w:rightFromText="141" w:vertAnchor="text" w:horzAnchor="page" w:tblpX="647" w:tblpY="124"/>
-        <w:tblW w:w="11027" w:type="dxa"/>
-        <w:tblInd w:w="0" w:type="dxa"/>
+        <w:tblStyle w:val="9"/>
+        <w:tblW w:w="10890" w:type="dxa"/>
+        <w:tblInd w:w="-771" w:type="dxa"/>
         <w:tblBorders>
           <w:top w:val="single" w:color="auto" w:sz="4" w:space="0"/>
           <w:left w:val="single" w:color="auto" w:sz="4" w:space="0"/>
@@ -1654,8 +1665,8 @@
         </w:tblCellMar>
       </w:tblPr>
       <w:tblGrid>
-        <w:gridCol w:w="6404"/>
-        <w:gridCol w:w="4623"/>
+        <w:gridCol w:w="5576"/>
+        <w:gridCol w:w="5314"/>
       </w:tblGrid>
       <w:tr>
         <w:tblPrEx>
@@ -1675,25 +1686,27 @@
           </w:tblCellMar>
         </w:tblPrEx>
         <w:trPr>
-          <w:trHeight w:val="3251" w:hRule="atLeast"/>
+          <w:wBefore w:w="0" w:type="auto"/>
         </w:trPr>
         <w:tc>
           <w:tcPr>
-            <w:tcW w:w="6404" w:type="dxa"/>
-            <w:shd w:val="clear" w:color="auto" w:fill="auto"/>
+            <w:tcW w:w="5576" w:type="dxa"/>
           </w:tcPr>
           <w:p>
             <w:pPr>
-              <w:spacing w:before="240" w:line="360" w:lineRule="auto"/>
-              <w:rPr>
-                <w:rFonts w:hint="default" w:ascii="Times New Roman" w:hAnsi="Times New Roman" w:cs="Times New Roman"/>
+              <w:widowControl/>
+              <w:spacing w:before="240" w:after="200" w:line="360" w:lineRule="auto"/>
+              <w:jc w:val="left"/>
+              <w:rPr>
+                <w:rFonts w:ascii="Times New Roman" w:hAnsi="Times New Roman" w:cs="Times New Roman"/>
                 <w:sz w:val="20"/>
                 <w:szCs w:val="20"/>
               </w:rPr>
             </w:pPr>
             <w:r>
               <w:rPr>
-                <w:rFonts w:hint="default" w:ascii="Times New Roman" w:hAnsi="Times New Roman" w:cs="Times New Roman"/>
+                <w:rFonts w:ascii="Times New Roman" w:hAnsi="Times New Roman" w:cs="Times New Roman"/>
+                <w:kern w:val="0"/>
                 <w:sz w:val="20"/>
                 <w:szCs w:val="20"/>
               </w:rPr>
@@ -1702,16 +1715,19 @@
           </w:p>
           <w:p>
             <w:pPr>
-              <w:spacing w:line="360" w:lineRule="auto"/>
-              <w:rPr>
-                <w:rFonts w:hint="default" w:ascii="Times New Roman" w:hAnsi="Times New Roman" w:cs="Times New Roman"/>
+              <w:widowControl/>
+              <w:spacing w:before="0" w:after="200" w:line="360" w:lineRule="auto"/>
+              <w:jc w:val="left"/>
+              <w:rPr>
+                <w:rFonts w:ascii="Times New Roman" w:hAnsi="Times New Roman" w:cs="Times New Roman"/>
                 <w:sz w:val="20"/>
                 <w:szCs w:val="20"/>
               </w:rPr>
             </w:pPr>
             <w:r>
               <w:rPr>
-                <w:rFonts w:hint="default" w:ascii="Times New Roman" w:hAnsi="Times New Roman" w:cs="Times New Roman"/>
+                <w:rFonts w:ascii="Times New Roman" w:hAnsi="Times New Roman" w:cs="Times New Roman"/>
+                <w:kern w:val="0"/>
                 <w:sz w:val="20"/>
                 <w:szCs w:val="20"/>
               </w:rPr>
@@ -1720,17 +1736,19 @@
           </w:p>
           <w:p>
             <w:pPr>
-              <w:spacing w:line="360" w:lineRule="auto"/>
-              <w:jc w:val="both"/>
-              <w:rPr>
-                <w:rFonts w:hint="default" w:ascii="Times New Roman" w:hAnsi="Times New Roman" w:cs="Times New Roman"/>
-                <w:sz w:val="20"/>
-                <w:szCs w:val="20"/>
+              <w:rPr>
+                <w:rFonts w:ascii="Times New Roman" w:hAnsi="Times New Roman" w:cs="Times New Roman"/>
+                <w:b/>
+                <w:bCs/>
+                <w:sz w:val="19"/>
+                <w:szCs w:val="19"/>
+                <w:vertAlign w:val="baseline"/>
               </w:rPr>
             </w:pPr>
             <w:r>
               <w:rPr>
-                <w:rFonts w:hint="default" w:ascii="Times New Roman" w:hAnsi="Times New Roman" w:cs="Times New Roman"/>
+                <w:rFonts w:ascii="Times New Roman" w:hAnsi="Times New Roman" w:cs="Times New Roman"/>
+                <w:kern w:val="0"/>
                 <w:sz w:val="20"/>
                 <w:szCs w:val="20"/>
               </w:rPr>
@@ -1738,8 +1756,9 @@
             </w:r>
             <w:r>
               <w:rPr>
-                <w:rFonts w:hint="default" w:ascii="Times New Roman" w:hAnsi="Times New Roman" w:cs="Times New Roman"/>
+                <w:rFonts w:ascii="Times New Roman" w:hAnsi="Times New Roman" w:cs="Times New Roman"/>
                 <w:b/>
+                <w:kern w:val="0"/>
                 <w:sz w:val="20"/>
                 <w:szCs w:val="20"/>
               </w:rPr>
@@ -1747,31 +1766,46 @@
             </w:r>
             <w:r>
               <w:rPr>
-                <w:rFonts w:hint="default" w:ascii="Times New Roman" w:hAnsi="Times New Roman" w:cs="Times New Roman"/>
+                <w:rFonts w:ascii="Times New Roman" w:hAnsi="Times New Roman" w:cs="Times New Roman"/>
+                <w:kern w:val="0"/>
                 <w:sz w:val="20"/>
                 <w:szCs w:val="20"/>
               </w:rPr>
               <w:t xml:space="preserve"> pour le financement et m’engage solennellement à signer les contrats et tout document utile afin de finaliser l’opération</w:t>
             </w:r>
+          </w:p>
+          <w:p>
+            <w:pPr>
+              <w:rPr>
+                <w:rFonts w:ascii="Times New Roman" w:hAnsi="Times New Roman" w:cs="Times New Roman"/>
+                <w:b/>
+                <w:bCs/>
+                <w:sz w:val="19"/>
+                <w:szCs w:val="19"/>
+                <w:vertAlign w:val="baseline"/>
+              </w:rPr>
+            </w:pPr>
           </w:p>
         </w:tc>
         <w:tc>
           <w:tcPr>
-            <w:tcW w:w="4623" w:type="dxa"/>
-            <w:shd w:val="clear" w:color="auto" w:fill="auto"/>
+            <w:tcW w:w="5314" w:type="dxa"/>
           </w:tcPr>
           <w:p>
             <w:pPr>
-              <w:spacing w:line="360" w:lineRule="auto"/>
-              <w:rPr>
-                <w:rFonts w:hint="default" w:ascii="Times New Roman" w:hAnsi="Times New Roman" w:cs="Times New Roman"/>
+              <w:widowControl/>
+              <w:spacing w:before="0" w:after="200" w:line="360" w:lineRule="auto"/>
+              <w:jc w:val="left"/>
+              <w:rPr>
+                <w:rFonts w:ascii="Times New Roman" w:hAnsi="Times New Roman" w:cs="Times New Roman"/>
                 <w:sz w:val="20"/>
                 <w:szCs w:val="20"/>
               </w:rPr>
             </w:pPr>
             <w:r>
               <w:rPr>
-                <w:rFonts w:hint="default" w:ascii="Times New Roman" w:hAnsi="Times New Roman" w:cs="Times New Roman"/>
+                <w:rFonts w:ascii="Times New Roman" w:hAnsi="Times New Roman" w:cs="Times New Roman"/>
+                <w:kern w:val="0"/>
                 <w:sz w:val="20"/>
                 <w:szCs w:val="20"/>
               </w:rPr>
@@ -1780,16 +1814,19 @@
           </w:p>
           <w:p>
             <w:pPr>
-              <w:spacing w:line="360" w:lineRule="auto"/>
-              <w:rPr>
-                <w:rFonts w:hint="default" w:ascii="Times New Roman" w:hAnsi="Times New Roman" w:cs="Times New Roman"/>
+              <w:widowControl/>
+              <w:spacing w:before="0" w:after="200" w:line="360" w:lineRule="auto"/>
+              <w:jc w:val="left"/>
+              <w:rPr>
+                <w:rFonts w:ascii="Times New Roman" w:hAnsi="Times New Roman" w:cs="Times New Roman"/>
                 <w:sz w:val="20"/>
                 <w:szCs w:val="20"/>
               </w:rPr>
             </w:pPr>
             <w:r>
               <w:rPr>
-                <w:rFonts w:hint="default" w:ascii="Times New Roman" w:hAnsi="Times New Roman" w:cs="Times New Roman"/>
+                <w:rFonts w:ascii="Times New Roman" w:hAnsi="Times New Roman" w:cs="Times New Roman"/>
+                <w:kern w:val="0"/>
                 <w:sz w:val="20"/>
                 <w:szCs w:val="20"/>
               </w:rPr>
@@ -1798,16 +1835,19 @@
           </w:p>
           <w:p>
             <w:pPr>
-              <w:spacing w:line="360" w:lineRule="auto"/>
-              <w:rPr>
-                <w:rFonts w:hint="default" w:ascii="Times New Roman" w:hAnsi="Times New Roman" w:cs="Times New Roman"/>
+              <w:widowControl/>
+              <w:spacing w:before="0" w:after="200" w:line="360" w:lineRule="auto"/>
+              <w:jc w:val="left"/>
+              <w:rPr>
+                <w:rFonts w:ascii="Times New Roman" w:hAnsi="Times New Roman" w:cs="Times New Roman"/>
                 <w:sz w:val="20"/>
                 <w:szCs w:val="20"/>
               </w:rPr>
             </w:pPr>
             <w:r>
               <w:rPr>
-                <w:rFonts w:hint="default" w:ascii="Times New Roman" w:hAnsi="Times New Roman" w:cs="Times New Roman"/>
+                <w:rFonts w:ascii="Times New Roman" w:hAnsi="Times New Roman" w:cs="Times New Roman"/>
+                <w:kern w:val="0"/>
                 <w:sz w:val="20"/>
                 <w:szCs w:val="20"/>
               </w:rPr>
@@ -1816,16 +1856,19 @@
           </w:p>
           <w:p>
             <w:pPr>
-              <w:spacing w:line="360" w:lineRule="auto"/>
-              <w:rPr>
-                <w:rFonts w:hint="default" w:ascii="Times New Roman" w:hAnsi="Times New Roman" w:cs="Times New Roman"/>
+              <w:widowControl/>
+              <w:spacing w:before="0" w:after="200" w:line="360" w:lineRule="auto"/>
+              <w:jc w:val="left"/>
+              <w:rPr>
+                <w:rFonts w:ascii="Times New Roman" w:hAnsi="Times New Roman" w:cs="Times New Roman"/>
                 <w:sz w:val="20"/>
                 <w:szCs w:val="20"/>
               </w:rPr>
             </w:pPr>
             <w:r>
               <w:rPr>
-                <w:rFonts w:hint="default" w:ascii="Times New Roman" w:hAnsi="Times New Roman" w:cs="Times New Roman"/>
+                <w:rFonts w:ascii="Times New Roman" w:hAnsi="Times New Roman" w:cs="Times New Roman"/>
+                <w:kern w:val="0"/>
                 <w:sz w:val="20"/>
                 <w:szCs w:val="20"/>
               </w:rPr>
@@ -1834,9 +1877,11 @@
           </w:p>
           <w:p>
             <w:pPr>
-              <w:spacing w:line="360" w:lineRule="auto"/>
-              <w:rPr>
-                <w:rFonts w:hint="default" w:ascii="Times New Roman" w:hAnsi="Times New Roman" w:cs="Times New Roman"/>
+              <w:widowControl/>
+              <w:spacing w:before="0" w:after="200" w:line="360" w:lineRule="auto"/>
+              <w:jc w:val="left"/>
+              <w:rPr>
+                <w:rFonts w:ascii="Times New Roman" w:hAnsi="Times New Roman" w:cs="Times New Roman"/>
                 <w:sz w:val="20"/>
                 <w:szCs w:val="20"/>
               </w:rPr>
@@ -1844,17 +1889,19 @@
           </w:p>
           <w:p>
             <w:pPr>
-              <w:spacing w:line="360" w:lineRule="auto"/>
+              <w:widowControl/>
+              <w:spacing w:before="0" w:after="200" w:line="360" w:lineRule="auto"/>
               <w:jc w:val="both"/>
               <w:rPr>
-                <w:rFonts w:hint="default" w:ascii="Times New Roman" w:hAnsi="Times New Roman" w:cs="Times New Roman"/>
+                <w:rFonts w:ascii="Times New Roman" w:hAnsi="Times New Roman" w:cs="Times New Roman"/>
                 <w:sz w:val="20"/>
                 <w:szCs w:val="20"/>
               </w:rPr>
             </w:pPr>
             <w:r>
               <w:rPr>
-                <w:rFonts w:hint="default" w:ascii="Times New Roman" w:hAnsi="Times New Roman" w:cs="Times New Roman"/>
+                <w:rFonts w:ascii="Times New Roman" w:hAnsi="Times New Roman" w:cs="Times New Roman"/>
+                <w:kern w:val="0"/>
                 <w:sz w:val="20"/>
                 <w:szCs w:val="20"/>
               </w:rPr>
@@ -1862,7 +1909,8 @@
             </w:r>
             <w:r>
               <w:rPr>
-                <w:rFonts w:hint="default" w:ascii="Times New Roman" w:hAnsi="Times New Roman" w:cs="Times New Roman"/>
+                <w:rFonts w:ascii="Times New Roman" w:hAnsi="Times New Roman" w:cs="Times New Roman"/>
+                <w:kern w:val="0"/>
                 <w:sz w:val="20"/>
                 <w:szCs w:val="20"/>
               </w:rPr>
@@ -1870,7 +1918,8 @@
             </w:r>
             <w:r>
               <w:rPr>
-                <w:rFonts w:hint="default" w:ascii="Times New Roman" w:hAnsi="Times New Roman" w:cs="Times New Roman"/>
+                <w:rFonts w:ascii="Times New Roman" w:hAnsi="Times New Roman" w:cs="Times New Roman"/>
+                <w:kern w:val="0"/>
                 <w:sz w:val="20"/>
                 <w:szCs w:val="20"/>
               </w:rPr>
@@ -1878,7 +1927,8 @@
             </w:r>
             <w:r>
               <w:rPr>
-                <w:rFonts w:hint="default" w:ascii="Times New Roman" w:hAnsi="Times New Roman" w:cs="Times New Roman"/>
+                <w:rFonts w:ascii="Times New Roman" w:hAnsi="Times New Roman" w:cs="Times New Roman"/>
+                <w:kern w:val="0"/>
                 <w:sz w:val="20"/>
                 <w:szCs w:val="20"/>
               </w:rPr>
@@ -1887,11 +1937,13 @@
           </w:p>
           <w:p>
             <w:pPr>
-              <w:spacing w:line="360" w:lineRule="auto"/>
-              <w:rPr>
-                <w:rFonts w:hint="default" w:ascii="Times New Roman" w:hAnsi="Times New Roman" w:cs="Times New Roman"/>
-                <w:sz w:val="20"/>
-                <w:szCs w:val="20"/>
+              <w:rPr>
+                <w:rFonts w:ascii="Times New Roman" w:hAnsi="Times New Roman" w:cs="Times New Roman"/>
+                <w:b/>
+                <w:bCs/>
+                <w:sz w:val="19"/>
+                <w:szCs w:val="19"/>
+                <w:vertAlign w:val="baseline"/>
               </w:rPr>
             </w:pPr>
           </w:p>
@@ -1916,21 +1968,23 @@
         </w:tblPrEx>
         <w:tc>
           <w:tcPr>
-            <w:tcW w:w="6404" w:type="dxa"/>
-            <w:shd w:val="clear" w:color="auto" w:fill="auto"/>
+            <w:tcW w:w="5576" w:type="dxa"/>
           </w:tcPr>
           <w:p>
             <w:pPr>
-              <w:spacing w:before="240" w:line="360" w:lineRule="auto"/>
-              <w:rPr>
-                <w:rFonts w:hint="default" w:ascii="Times New Roman" w:hAnsi="Times New Roman" w:cs="Times New Roman"/>
+              <w:widowControl/>
+              <w:spacing w:before="240" w:after="200" w:line="360" w:lineRule="auto"/>
+              <w:jc w:val="left"/>
+              <w:rPr>
+                <w:rFonts w:ascii="Times New Roman" w:hAnsi="Times New Roman" w:cs="Times New Roman"/>
                 <w:sz w:val="20"/>
                 <w:szCs w:val="20"/>
               </w:rPr>
             </w:pPr>
             <w:r>
               <w:rPr>
-                <w:rFonts w:hint="default" w:ascii="Times New Roman" w:hAnsi="Times New Roman" w:cs="Times New Roman"/>
+                <w:rFonts w:ascii="Times New Roman" w:hAnsi="Times New Roman" w:cs="Times New Roman"/>
+                <w:kern w:val="0"/>
                 <w:sz w:val="20"/>
                 <w:szCs w:val="20"/>
               </w:rPr>
@@ -1939,16 +1993,19 @@
           </w:p>
           <w:p>
             <w:pPr>
-              <w:spacing w:line="360" w:lineRule="auto"/>
-              <w:rPr>
-                <w:rFonts w:hint="default" w:ascii="Times New Roman" w:hAnsi="Times New Roman" w:cs="Times New Roman"/>
+              <w:widowControl/>
+              <w:spacing w:before="0" w:after="200" w:line="360" w:lineRule="auto"/>
+              <w:jc w:val="left"/>
+              <w:rPr>
+                <w:rFonts w:ascii="Times New Roman" w:hAnsi="Times New Roman" w:cs="Times New Roman"/>
                 <w:sz w:val="20"/>
                 <w:szCs w:val="20"/>
               </w:rPr>
             </w:pPr>
             <w:r>
               <w:rPr>
-                <w:rFonts w:hint="default" w:ascii="Times New Roman" w:hAnsi="Times New Roman" w:cs="Times New Roman"/>
+                <w:rFonts w:ascii="Times New Roman" w:hAnsi="Times New Roman" w:cs="Times New Roman"/>
+                <w:kern w:val="0"/>
                 <w:sz w:val="20"/>
                 <w:szCs w:val="20"/>
               </w:rPr>
@@ -1957,10 +2014,11 @@
           </w:p>
           <w:p>
             <w:pPr>
-              <w:spacing w:line="360" w:lineRule="auto"/>
+              <w:widowControl/>
+              <w:spacing w:before="0" w:after="200" w:line="360" w:lineRule="auto"/>
               <w:jc w:val="both"/>
               <w:rPr>
-                <w:rFonts w:hint="default" w:ascii="Times New Roman" w:hAnsi="Times New Roman" w:cs="Times New Roman"/>
+                <w:rFonts w:ascii="Times New Roman" w:hAnsi="Times New Roman" w:cs="Times New Roman"/>
                 <w:b/>
                 <w:bCs/>
                 <w:sz w:val="20"/>
@@ -1969,7 +2027,8 @@
             </w:pPr>
             <w:r>
               <w:rPr>
-                <w:rFonts w:hint="default" w:ascii="Times New Roman" w:hAnsi="Times New Roman" w:cs="Times New Roman"/>
+                <w:rFonts w:ascii="Times New Roman" w:hAnsi="Times New Roman" w:cs="Times New Roman"/>
+                <w:kern w:val="0"/>
                 <w:sz w:val="20"/>
                 <w:szCs w:val="20"/>
               </w:rPr>
@@ -1977,8 +2036,9 @@
             </w:r>
             <w:r>
               <w:rPr>
-                <w:rFonts w:hint="default" w:ascii="Times New Roman" w:hAnsi="Times New Roman" w:cs="Times New Roman"/>
+                <w:rFonts w:ascii="Times New Roman" w:hAnsi="Times New Roman" w:cs="Times New Roman"/>
                 <w:b/>
+                <w:kern w:val="0"/>
                 <w:sz w:val="20"/>
                 <w:szCs w:val="20"/>
               </w:rPr>
@@ -1986,7 +2046,8 @@
             </w:r>
             <w:r>
               <w:rPr>
-                <w:rFonts w:hint="default" w:ascii="Times New Roman" w:hAnsi="Times New Roman" w:cs="Times New Roman"/>
+                <w:rFonts w:ascii="Times New Roman" w:hAnsi="Times New Roman" w:cs="Times New Roman"/>
+                <w:kern w:val="0"/>
                 <w:sz w:val="20"/>
                 <w:szCs w:val="20"/>
               </w:rPr>
@@ -1995,32 +2056,36 @@
           </w:p>
           <w:p>
             <w:pPr>
-              <w:spacing w:line="360" w:lineRule="auto"/>
-              <w:rPr>
-                <w:rFonts w:hint="default" w:ascii="Times New Roman" w:hAnsi="Times New Roman" w:cs="Times New Roman"/>
-                <w:sz w:val="20"/>
-                <w:szCs w:val="20"/>
+              <w:rPr>
+                <w:rFonts w:ascii="Times New Roman" w:hAnsi="Times New Roman" w:cs="Times New Roman"/>
+                <w:b/>
+                <w:bCs/>
+                <w:sz w:val="19"/>
+                <w:szCs w:val="19"/>
+                <w:vertAlign w:val="baseline"/>
               </w:rPr>
             </w:pPr>
           </w:p>
         </w:tc>
         <w:tc>
           <w:tcPr>
-            <w:tcW w:w="4623" w:type="dxa"/>
-            <w:shd w:val="clear" w:color="auto" w:fill="auto"/>
+            <w:tcW w:w="5314" w:type="dxa"/>
           </w:tcPr>
           <w:p>
             <w:pPr>
-              <w:spacing w:line="360" w:lineRule="auto"/>
-              <w:rPr>
-                <w:rFonts w:hint="default" w:ascii="Times New Roman" w:hAnsi="Times New Roman" w:cs="Times New Roman"/>
+              <w:widowControl/>
+              <w:spacing w:before="0" w:after="200" w:line="360" w:lineRule="auto"/>
+              <w:jc w:val="left"/>
+              <w:rPr>
+                <w:rFonts w:ascii="Times New Roman" w:hAnsi="Times New Roman" w:cs="Times New Roman"/>
                 <w:sz w:val="20"/>
                 <w:szCs w:val="20"/>
               </w:rPr>
             </w:pPr>
             <w:r>
               <w:rPr>
-                <w:rFonts w:hint="default" w:ascii="Times New Roman" w:hAnsi="Times New Roman" w:cs="Times New Roman"/>
+                <w:rFonts w:ascii="Times New Roman" w:hAnsi="Times New Roman" w:cs="Times New Roman"/>
+                <w:kern w:val="0"/>
                 <w:sz w:val="20"/>
                 <w:szCs w:val="20"/>
               </w:rPr>
@@ -2029,16 +2094,19 @@
           </w:p>
           <w:p>
             <w:pPr>
-              <w:spacing w:line="360" w:lineRule="auto"/>
-              <w:rPr>
-                <w:rFonts w:hint="default" w:ascii="Times New Roman" w:hAnsi="Times New Roman" w:cs="Times New Roman"/>
+              <w:widowControl/>
+              <w:spacing w:before="0" w:after="200" w:line="360" w:lineRule="auto"/>
+              <w:jc w:val="left"/>
+              <w:rPr>
+                <w:rFonts w:ascii="Times New Roman" w:hAnsi="Times New Roman" w:cs="Times New Roman"/>
                 <w:sz w:val="20"/>
                 <w:szCs w:val="20"/>
               </w:rPr>
             </w:pPr>
             <w:r>
               <w:rPr>
-                <w:rFonts w:hint="default" w:ascii="Times New Roman" w:hAnsi="Times New Roman" w:cs="Times New Roman"/>
+                <w:rFonts w:ascii="Times New Roman" w:hAnsi="Times New Roman" w:cs="Times New Roman"/>
+                <w:kern w:val="0"/>
                 <w:sz w:val="20"/>
                 <w:szCs w:val="20"/>
               </w:rPr>
@@ -2047,16 +2115,19 @@
           </w:p>
           <w:p>
             <w:pPr>
-              <w:spacing w:line="360" w:lineRule="auto"/>
-              <w:rPr>
-                <w:rFonts w:hint="default" w:ascii="Times New Roman" w:hAnsi="Times New Roman" w:cs="Times New Roman"/>
+              <w:widowControl/>
+              <w:spacing w:before="0" w:after="200" w:line="360" w:lineRule="auto"/>
+              <w:jc w:val="left"/>
+              <w:rPr>
+                <w:rFonts w:ascii="Times New Roman" w:hAnsi="Times New Roman" w:cs="Times New Roman"/>
                 <w:sz w:val="20"/>
                 <w:szCs w:val="20"/>
               </w:rPr>
             </w:pPr>
             <w:r>
               <w:rPr>
-                <w:rFonts w:hint="default" w:ascii="Times New Roman" w:hAnsi="Times New Roman" w:cs="Times New Roman"/>
+                <w:rFonts w:ascii="Times New Roman" w:hAnsi="Times New Roman" w:cs="Times New Roman"/>
+                <w:kern w:val="0"/>
                 <w:sz w:val="20"/>
                 <w:szCs w:val="20"/>
               </w:rPr>
@@ -2065,16 +2136,19 @@
           </w:p>
           <w:p>
             <w:pPr>
-              <w:spacing w:line="360" w:lineRule="auto"/>
-              <w:rPr>
-                <w:rFonts w:hint="default" w:ascii="Times New Roman" w:hAnsi="Times New Roman" w:cs="Times New Roman"/>
+              <w:widowControl/>
+              <w:spacing w:before="0" w:after="200" w:line="360" w:lineRule="auto"/>
+              <w:jc w:val="left"/>
+              <w:rPr>
+                <w:rFonts w:ascii="Times New Roman" w:hAnsi="Times New Roman" w:cs="Times New Roman"/>
                 <w:sz w:val="20"/>
                 <w:szCs w:val="20"/>
               </w:rPr>
             </w:pPr>
             <w:r>
               <w:rPr>
-                <w:rFonts w:hint="default" w:ascii="Times New Roman" w:hAnsi="Times New Roman" w:cs="Times New Roman"/>
+                <w:rFonts w:ascii="Times New Roman" w:hAnsi="Times New Roman" w:cs="Times New Roman"/>
+                <w:kern w:val="0"/>
                 <w:sz w:val="20"/>
                 <w:szCs w:val="20"/>
               </w:rPr>
@@ -2083,9 +2157,11 @@
           </w:p>
           <w:p>
             <w:pPr>
-              <w:spacing w:line="360" w:lineRule="auto"/>
-              <w:rPr>
-                <w:rFonts w:hint="default" w:ascii="Times New Roman" w:hAnsi="Times New Roman" w:cs="Times New Roman"/>
+              <w:widowControl/>
+              <w:spacing w:before="0" w:after="200" w:line="360" w:lineRule="auto"/>
+              <w:jc w:val="left"/>
+              <w:rPr>
+                <w:rFonts w:ascii="Times New Roman" w:hAnsi="Times New Roman" w:cs="Times New Roman"/>
                 <w:sz w:val="20"/>
                 <w:szCs w:val="20"/>
               </w:rPr>
@@ -2093,17 +2169,19 @@
           </w:p>
           <w:p>
             <w:pPr>
-              <w:spacing w:line="360" w:lineRule="auto"/>
+              <w:widowControl/>
+              <w:spacing w:before="0" w:after="200" w:line="360" w:lineRule="auto"/>
               <w:jc w:val="both"/>
               <w:rPr>
-                <w:rFonts w:hint="default" w:ascii="Times New Roman" w:hAnsi="Times New Roman" w:cs="Times New Roman"/>
+                <w:rFonts w:ascii="Times New Roman" w:hAnsi="Times New Roman" w:cs="Times New Roman"/>
                 <w:sz w:val="20"/>
                 <w:szCs w:val="20"/>
               </w:rPr>
             </w:pPr>
             <w:r>
               <w:rPr>
-                <w:rFonts w:hint="default" w:ascii="Times New Roman" w:hAnsi="Times New Roman" w:cs="Times New Roman"/>
+                <w:rFonts w:ascii="Times New Roman" w:hAnsi="Times New Roman" w:cs="Times New Roman"/>
+                <w:kern w:val="0"/>
                 <w:sz w:val="20"/>
                 <w:szCs w:val="20"/>
               </w:rPr>
@@ -2111,7 +2189,8 @@
             </w:r>
             <w:r>
               <w:rPr>
-                <w:rFonts w:hint="default" w:ascii="Times New Roman" w:hAnsi="Times New Roman" w:cs="Times New Roman"/>
+                <w:rFonts w:ascii="Times New Roman" w:hAnsi="Times New Roman" w:cs="Times New Roman"/>
+                <w:kern w:val="0"/>
                 <w:sz w:val="20"/>
                 <w:szCs w:val="20"/>
               </w:rPr>
@@ -2119,7 +2198,8 @@
             </w:r>
             <w:r>
               <w:rPr>
-                <w:rFonts w:hint="default" w:ascii="Times New Roman" w:hAnsi="Times New Roman" w:cs="Times New Roman"/>
+                <w:rFonts w:ascii="Times New Roman" w:hAnsi="Times New Roman" w:cs="Times New Roman"/>
+                <w:kern w:val="0"/>
                 <w:sz w:val="20"/>
                 <w:szCs w:val="20"/>
               </w:rPr>
@@ -2127,7 +2207,8 @@
             </w:r>
             <w:r>
               <w:rPr>
-                <w:rFonts w:hint="default" w:ascii="Times New Roman" w:hAnsi="Times New Roman" w:cs="Times New Roman"/>
+                <w:rFonts w:ascii="Times New Roman" w:hAnsi="Times New Roman" w:cs="Times New Roman"/>
+                <w:kern w:val="0"/>
                 <w:sz w:val="20"/>
                 <w:szCs w:val="20"/>
               </w:rPr>
@@ -2136,11 +2217,13 @@
           </w:p>
           <w:p>
             <w:pPr>
-              <w:spacing w:line="360" w:lineRule="auto"/>
-              <w:rPr>
-                <w:rFonts w:hint="default" w:ascii="Times New Roman" w:hAnsi="Times New Roman" w:cs="Times New Roman"/>
-                <w:sz w:val="20"/>
-                <w:szCs w:val="20"/>
+              <w:rPr>
+                <w:rFonts w:ascii="Times New Roman" w:hAnsi="Times New Roman" w:cs="Times New Roman"/>
+                <w:b/>
+                <w:bCs/>
+                <w:sz w:val="19"/>
+                <w:szCs w:val="19"/>
+                <w:vertAlign w:val="baseline"/>
               </w:rPr>
             </w:pPr>
           </w:p>
@@ -2149,23 +2232,10 @@
     </w:tbl>
     <w:p>
       <w:pPr>
-        <w:spacing w:after="0" w:line="259" w:lineRule="auto"/>
-        <w:rPr>
-          <w:rFonts w:hint="default" w:ascii="Times New Roman" w:hAnsi="Times New Roman" w:eastAsia="Calibri" w:cs="Times New Roman"/>
-          <w:b/>
-          <w:bCs/>
-          <w:sz w:val="20"/>
-          <w:szCs w:val="20"/>
-          <w:lang w:eastAsia="en-US"/>
-        </w:rPr>
-      </w:pPr>
-    </w:p>
-    <w:p>
-      <w:pPr>
-        <w:spacing w:after="0" w:line="240" w:lineRule="auto"/>
+        <w:spacing w:before="0" w:after="0" w:line="240" w:lineRule="auto"/>
         <w:jc w:val="both"/>
         <w:rPr>
-          <w:rFonts w:hint="default" w:ascii="Times New Roman" w:hAnsi="Times New Roman" w:cs="Times New Roman"/>
+          <w:rFonts w:ascii="Times New Roman" w:hAnsi="Times New Roman" w:cs="Times New Roman"/>
           <w:b/>
           <w:i/>
           <w:iCs/>
@@ -2177,10 +2247,10 @@
     </w:p>
     <w:p>
       <w:pPr>
-        <w:spacing w:after="0" w:line="240" w:lineRule="auto"/>
+        <w:spacing w:before="0" w:after="0" w:line="240" w:lineRule="auto"/>
         <w:jc w:val="both"/>
         <w:rPr>
-          <w:rFonts w:hint="default" w:ascii="Times New Roman" w:hAnsi="Times New Roman" w:cs="Times New Roman"/>
+          <w:rFonts w:ascii="Times New Roman" w:hAnsi="Times New Roman" w:cs="Times New Roman"/>
           <w:i/>
           <w:iCs/>
           <w:sz w:val="20"/>
@@ -2189,7 +2259,7 @@
       </w:pPr>
       <w:r>
         <w:rPr>
-          <w:rFonts w:hint="default" w:ascii="Times New Roman" w:hAnsi="Times New Roman" w:cs="Times New Roman"/>
+          <w:rFonts w:ascii="Times New Roman" w:hAnsi="Times New Roman" w:cs="Times New Roman"/>
           <w:b/>
           <w:i/>
           <w:iCs/>
@@ -2201,7 +2271,7 @@
       </w:r>
       <w:r>
         <w:rPr>
-          <w:rFonts w:hint="default" w:ascii="Times New Roman" w:hAnsi="Times New Roman" w:cs="Times New Roman"/>
+          <w:rFonts w:ascii="Times New Roman" w:hAnsi="Times New Roman" w:cs="Times New Roman"/>
           <w:i/>
           <w:iCs/>
           <w:sz w:val="20"/>
@@ -2212,10 +2282,10 @@
     </w:p>
     <w:p>
       <w:pPr>
-        <w:spacing w:after="0" w:line="240" w:lineRule="auto"/>
+        <w:spacing w:before="0" w:after="0" w:line="240" w:lineRule="auto"/>
         <w:jc w:val="both"/>
         <w:rPr>
-          <w:rFonts w:hint="default" w:ascii="Times New Roman" w:hAnsi="Times New Roman" w:cs="Times New Roman"/>
+          <w:rFonts w:ascii="Times New Roman" w:hAnsi="Times New Roman" w:cs="Times New Roman"/>
           <w:i/>
           <w:iCs/>
           <w:sz w:val="20"/>
@@ -2224,7 +2294,7 @@
       </w:pPr>
       <w:r>
         <w:rPr>
-          <w:rFonts w:hint="default" w:ascii="Times New Roman" w:hAnsi="Times New Roman" w:cs="Times New Roman"/>
+          <w:rFonts w:ascii="Times New Roman" w:hAnsi="Times New Roman" w:cs="Times New Roman"/>
           <w:i/>
           <w:iCs/>
           <w:sz w:val="20"/>
@@ -2235,14 +2305,14 @@
     </w:p>
     <w:p>
       <w:pPr>
-        <w:pStyle w:val="8"/>
+        <w:pStyle w:val="15"/>
         <w:numPr>
           <w:ilvl w:val="0"/>
           <w:numId w:val="2"/>
         </w:numPr>
         <w:jc w:val="both"/>
         <w:rPr>
-          <w:rFonts w:hint="default" w:ascii="Times New Roman" w:hAnsi="Times New Roman" w:cs="Times New Roman"/>
+          <w:rFonts w:ascii="Times New Roman" w:hAnsi="Times New Roman" w:cs="Times New Roman"/>
           <w:i/>
           <w:iCs/>
           <w:sz w:val="20"/>
@@ -2251,7 +2321,7 @@
       </w:pPr>
       <w:r>
         <w:rPr>
-          <w:rFonts w:hint="default" w:ascii="Times New Roman" w:hAnsi="Times New Roman" w:cs="Times New Roman"/>
+          <w:rFonts w:cs="Times New Roman"/>
           <w:i/>
           <w:iCs/>
           <w:sz w:val="20"/>
@@ -2262,23 +2332,25 @@
     </w:p>
     <w:p>
       <w:pPr>
-        <w:pStyle w:val="8"/>
+        <w:pStyle w:val="15"/>
         <w:numPr>
           <w:ilvl w:val="0"/>
           <w:numId w:val="2"/>
         </w:numPr>
         <w:jc w:val="both"/>
         <w:rPr>
-          <w:rFonts w:hint="default" w:ascii="Times New Roman" w:hAnsi="Times New Roman" w:cs="Times New Roman"/>
+          <w:rFonts w:ascii="Times New Roman" w:hAnsi="Times New Roman" w:cs="Times New Roman"/>
           <w:i/>
           <w:iCs/>
           <w:sz w:val="20"/>
           <w:szCs w:val="20"/>
         </w:rPr>
       </w:pPr>
-      <w:r>
-        <w:rPr>
-          <w:rFonts w:hint="default" w:ascii="Times New Roman" w:hAnsi="Times New Roman" w:cs="Times New Roman"/>
+      <w:bookmarkStart w:id="1" w:name="_Hlk66701854"/>
+      <w:bookmarkStart w:id="2" w:name="_Hlk71183188"/>
+      <w:r>
+        <w:rPr>
+          <w:rFonts w:cs="Times New Roman"/>
           <w:i/>
           <w:iCs/>
           <w:sz w:val="20"/>
@@ -2286,15 +2358,21 @@
         </w:rPr>
         <w:t>En cas d’annulation du prêt après acceptation de ladite notification, tous les frais engagés seront à votre charge. Les frais de dossiers et prime de risque seront également dus.</w:t>
       </w:r>
-      <w:bookmarkEnd w:id="0"/>
       <w:bookmarkEnd w:id="1"/>
+      <w:bookmarkEnd w:id="2"/>
     </w:p>
     <w:sectPr>
+      <w:headerReference r:id="rId7" w:type="first"/>
+      <w:footerReference r:id="rId10" w:type="first"/>
       <w:headerReference r:id="rId5" w:type="default"/>
-      <w:footerReference r:id="rId6" w:type="default"/>
+      <w:footerReference r:id="rId8" w:type="default"/>
+      <w:headerReference r:id="rId6" w:type="even"/>
+      <w:footerReference r:id="rId9" w:type="even"/>
       <w:pgSz w:w="11906" w:h="16838"/>
       <w:pgMar w:top="993" w:right="1274" w:bottom="993" w:left="1417" w:header="227" w:footer="340" w:gutter="0"/>
-      <w:cols w:space="708" w:num="1"/>
+      <w:pgNumType w:fmt="decimal"/>
+      <w:cols w:space="720" w:num="1"/>
+      <w:formProt w:val="0"/>
       <w:docGrid w:linePitch="360" w:charSpace="0"/>
     </w:sectPr>
   </w:body>
@@ -2330,7 +2408,27 @@
 <w:ftr xmlns:wpc="http://schemas.microsoft.com/office/word/2010/wordprocessingCanvas" xmlns:mc="http://schemas.openxmlformats.org/markup-compatibility/2006" xmlns:o="urn:schemas-microsoft-com:office:office" xmlns:r="http://schemas.openxmlformats.org/officeDocument/2006/relationships" xmlns:m="http://schemas.openxmlformats.org/officeDocument/2006/math" xmlns:v="urn:schemas-microsoft-com:vml" xmlns:wp14="http://schemas.microsoft.com/office/word/2010/wordprocessingDrawing" xmlns:wp="http://schemas.openxmlformats.org/drawingml/2006/wordprocessingDrawing" xmlns:w10="urn:schemas-microsoft-com:office:word" xmlns:w="http://schemas.openxmlformats.org/wordprocessingml/2006/main" xmlns:w14="http://schemas.microsoft.com/office/word/2010/wordml" xmlns:w15="http://schemas.microsoft.com/office/word/2012/wordml" xmlns:wpg="http://schemas.microsoft.com/office/word/2010/wordprocessingGroup" xmlns:wpi="http://schemas.microsoft.com/office/word/2010/wordprocessingInk" xmlns:wne="http://schemas.microsoft.com/office/word/2006/wordml" xmlns:wps="http://schemas.microsoft.com/office/word/2010/wordprocessingShape" xmlns:wpsCustomData="http://www.wps.cn/officeDocument/2013/wpsCustomData" mc:Ignorable="w14 w15 wp14">
   <w:p>
     <w:pPr>
-      <w:pStyle w:val="4"/>
+      <w:pStyle w:val="6"/>
+    </w:pPr>
+  </w:p>
+</w:ftr>
+</file>
+
+<file path=word/footer2.xml><?xml version="1.0" encoding="utf-8"?>
+<w:ftr xmlns:wpc="http://schemas.microsoft.com/office/word/2010/wordprocessingCanvas" xmlns:mc="http://schemas.openxmlformats.org/markup-compatibility/2006" xmlns:o="urn:schemas-microsoft-com:office:office" xmlns:r="http://schemas.openxmlformats.org/officeDocument/2006/relationships" xmlns:m="http://schemas.openxmlformats.org/officeDocument/2006/math" xmlns:v="urn:schemas-microsoft-com:vml" xmlns:wp14="http://schemas.microsoft.com/office/word/2010/wordprocessingDrawing" xmlns:wp="http://schemas.openxmlformats.org/drawingml/2006/wordprocessingDrawing" xmlns:w10="urn:schemas-microsoft-com:office:word" xmlns:w="http://schemas.openxmlformats.org/wordprocessingml/2006/main" xmlns:w14="http://schemas.microsoft.com/office/word/2010/wordml" xmlns:w15="http://schemas.microsoft.com/office/word/2012/wordml" xmlns:wpg="http://schemas.microsoft.com/office/word/2010/wordprocessingGroup" xmlns:wpi="http://schemas.microsoft.com/office/word/2010/wordprocessingInk" xmlns:wne="http://schemas.microsoft.com/office/word/2006/wordml" xmlns:wps="http://schemas.microsoft.com/office/word/2010/wordprocessingShape" xmlns:wpsCustomData="http://www.wps.cn/officeDocument/2013/wpsCustomData" mc:Ignorable="w14 w15 wp14">
+  <w:p>
+    <w:pPr>
+      <w:pStyle w:val="6"/>
+    </w:pPr>
+  </w:p>
+</w:ftr>
+</file>
+
+<file path=word/footer3.xml><?xml version="1.0" encoding="utf-8"?>
+<w:ftr xmlns:wpc="http://schemas.microsoft.com/office/word/2010/wordprocessingCanvas" xmlns:mc="http://schemas.openxmlformats.org/markup-compatibility/2006" xmlns:o="urn:schemas-microsoft-com:office:office" xmlns:r="http://schemas.openxmlformats.org/officeDocument/2006/relationships" xmlns:m="http://schemas.openxmlformats.org/officeDocument/2006/math" xmlns:v="urn:schemas-microsoft-com:vml" xmlns:wp14="http://schemas.microsoft.com/office/word/2010/wordprocessingDrawing" xmlns:wp="http://schemas.openxmlformats.org/drawingml/2006/wordprocessingDrawing" xmlns:w10="urn:schemas-microsoft-com:office:word" xmlns:w="http://schemas.openxmlformats.org/wordprocessingml/2006/main" xmlns:w14="http://schemas.microsoft.com/office/word/2010/wordml" xmlns:w15="http://schemas.microsoft.com/office/word/2012/wordml" xmlns:wpg="http://schemas.microsoft.com/office/word/2010/wordprocessingGroup" xmlns:wpi="http://schemas.microsoft.com/office/word/2010/wordprocessingInk" xmlns:wne="http://schemas.microsoft.com/office/word/2006/wordml" xmlns:wps="http://schemas.microsoft.com/office/word/2010/wordprocessingShape" xmlns:wpsCustomData="http://www.wps.cn/officeDocument/2013/wpsCustomData" mc:Ignorable="w14 w15 wp14">
+  <w:p>
+    <w:pPr>
+      <w:pStyle w:val="6"/>
     </w:pPr>
   </w:p>
 </w:ftr>
@@ -2365,7 +2463,7 @@
 <w:hdr xmlns:wpc="http://schemas.microsoft.com/office/word/2010/wordprocessingCanvas" xmlns:mc="http://schemas.openxmlformats.org/markup-compatibility/2006" xmlns:o="urn:schemas-microsoft-com:office:office" xmlns:r="http://schemas.openxmlformats.org/officeDocument/2006/relationships" xmlns:m="http://schemas.openxmlformats.org/officeDocument/2006/math" xmlns:v="urn:schemas-microsoft-com:vml" xmlns:wp14="http://schemas.microsoft.com/office/word/2010/wordprocessingDrawing" xmlns:wp="http://schemas.openxmlformats.org/drawingml/2006/wordprocessingDrawing" xmlns:w10="urn:schemas-microsoft-com:office:word" xmlns:w="http://schemas.openxmlformats.org/wordprocessingml/2006/main" xmlns:w14="http://schemas.microsoft.com/office/word/2010/wordml" xmlns:w15="http://schemas.microsoft.com/office/word/2012/wordml" xmlns:wpg="http://schemas.microsoft.com/office/word/2010/wordprocessingGroup" xmlns:wpi="http://schemas.microsoft.com/office/word/2010/wordprocessingInk" xmlns:wne="http://schemas.microsoft.com/office/word/2006/wordml" xmlns:wps="http://schemas.microsoft.com/office/word/2010/wordprocessingShape" xmlns:wpsCustomData="http://www.wps.cn/officeDocument/2013/wpsCustomData" mc:Ignorable="w14 w15 wp14">
   <w:p>
     <w:pPr>
-      <w:pStyle w:val="5"/>
+      <w:pStyle w:val="7"/>
       <w:tabs>
         <w:tab w:val="left" w:pos="2554"/>
       </w:tabs>
@@ -2375,8 +2473,8 @@
       <w:drawing>
         <wp:inline distT="0" distB="0" distL="0" distR="0">
           <wp:extent cx="2753360" cy="752475"/>
-          <wp:effectExtent l="0" t="0" r="8890" b="9525"/>
-          <wp:docPr id="2" name="Image 2"/>
+          <wp:effectExtent l="0" t="0" r="0" b="0"/>
+          <wp:docPr id="3" name="Image 2"/>
           <wp:cNvGraphicFramePr>
             <a:graphicFrameLocks xmlns:a="http://schemas.openxmlformats.org/drawingml/2006/main" noChangeAspect="1"/>
           </wp:cNvGraphicFramePr>
@@ -2384,7 +2482,7 @@
             <a:graphicData uri="http://schemas.openxmlformats.org/drawingml/2006/picture">
               <pic:pic xmlns:pic="http://schemas.openxmlformats.org/drawingml/2006/picture">
                 <pic:nvPicPr>
-                  <pic:cNvPr id="2" name="Image 2"/>
+                  <pic:cNvPr id="3" name="Image 2"/>
                   <pic:cNvPicPr>
                     <a:picLocks noChangeAspect="1" noChangeArrowheads="1"/>
                   </pic:cNvPicPr>
@@ -2413,7 +2511,7 @@
   </w:p>
   <w:p>
     <w:pPr>
-      <w:pStyle w:val="5"/>
+      <w:pStyle w:val="7"/>
       <w:tabs>
         <w:tab w:val="left" w:pos="2554"/>
       </w:tabs>
@@ -2421,7 +2519,7 @@
   </w:p>
   <w:p>
     <w:pPr>
-      <w:pStyle w:val="5"/>
+      <w:pStyle w:val="7"/>
       <w:tabs>
         <w:tab w:val="left" w:pos="2554"/>
       </w:tabs>
@@ -2429,18 +2527,112 @@
   </w:p>
   <w:p>
     <w:pPr>
-      <w:pStyle w:val="5"/>
+      <w:pStyle w:val="7"/>
       <w:tabs>
         <w:tab w:val="left" w:pos="2554"/>
       </w:tabs>
       <w:rPr>
-        <w:rFonts w:hint="default"/>
         <w:lang w:val="en-US"/>
       </w:rPr>
     </w:pPr>
     <w:r>
       <w:rPr>
-        <w:rFonts w:hint="default"/>
+        <w:lang w:val="en-US"/>
+      </w:rPr>
+      <w:t>N°${committee_id}</w:t>
+    </w:r>
+  </w:p>
+</w:hdr>
+</file>
+
+<file path=word/header2.xml><?xml version="1.0" encoding="utf-8"?>
+<w:hdr xmlns:wpc="http://schemas.microsoft.com/office/word/2010/wordprocessingCanvas" xmlns:mc="http://schemas.openxmlformats.org/markup-compatibility/2006" xmlns:o="urn:schemas-microsoft-com:office:office" xmlns:r="http://schemas.openxmlformats.org/officeDocument/2006/relationships" xmlns:m="http://schemas.openxmlformats.org/officeDocument/2006/math" xmlns:v="urn:schemas-microsoft-com:vml" xmlns:wp14="http://schemas.microsoft.com/office/word/2010/wordprocessingDrawing" xmlns:wp="http://schemas.openxmlformats.org/drawingml/2006/wordprocessingDrawing" xmlns:w10="urn:schemas-microsoft-com:office:word" xmlns:w="http://schemas.openxmlformats.org/wordprocessingml/2006/main" xmlns:w14="http://schemas.microsoft.com/office/word/2010/wordml" xmlns:w15="http://schemas.microsoft.com/office/word/2012/wordml" xmlns:wpg="http://schemas.microsoft.com/office/word/2010/wordprocessingGroup" xmlns:wpi="http://schemas.microsoft.com/office/word/2010/wordprocessingInk" xmlns:wne="http://schemas.microsoft.com/office/word/2006/wordml" xmlns:wps="http://schemas.microsoft.com/office/word/2010/wordprocessingShape" xmlns:wpsCustomData="http://www.wps.cn/officeDocument/2013/wpsCustomData" mc:Ignorable="w14 w15 wp14">
+  <w:p>
+    <w:pPr>
+      <w:pStyle w:val="7"/>
+    </w:pPr>
+  </w:p>
+</w:hdr>
+</file>
+
+<file path=word/header3.xml><?xml version="1.0" encoding="utf-8"?>
+<w:hdr xmlns:wpc="http://schemas.microsoft.com/office/word/2010/wordprocessingCanvas" xmlns:mc="http://schemas.openxmlformats.org/markup-compatibility/2006" xmlns:o="urn:schemas-microsoft-com:office:office" xmlns:r="http://schemas.openxmlformats.org/officeDocument/2006/relationships" xmlns:m="http://schemas.openxmlformats.org/officeDocument/2006/math" xmlns:v="urn:schemas-microsoft-com:vml" xmlns:wp14="http://schemas.microsoft.com/office/word/2010/wordprocessingDrawing" xmlns:wp="http://schemas.openxmlformats.org/drawingml/2006/wordprocessingDrawing" xmlns:w10="urn:schemas-microsoft-com:office:word" xmlns:w="http://schemas.openxmlformats.org/wordprocessingml/2006/main" xmlns:w14="http://schemas.microsoft.com/office/word/2010/wordml" xmlns:w15="http://schemas.microsoft.com/office/word/2012/wordml" xmlns:wpg="http://schemas.microsoft.com/office/word/2010/wordprocessingGroup" xmlns:wpi="http://schemas.microsoft.com/office/word/2010/wordprocessingInk" xmlns:wne="http://schemas.microsoft.com/office/word/2006/wordml" xmlns:wps="http://schemas.microsoft.com/office/word/2010/wordprocessingShape" xmlns:wpsCustomData="http://www.wps.cn/officeDocument/2013/wpsCustomData" mc:Ignorable="w14 w15 wp14">
+  <w:p>
+    <w:pPr>
+      <w:pStyle w:val="7"/>
+      <w:tabs>
+        <w:tab w:val="left" w:pos="2554"/>
+      </w:tabs>
+      <w:jc w:val="center"/>
+    </w:pPr>
+    <w:r>
+      <w:drawing>
+        <wp:inline distT="0" distB="0" distL="0" distR="0">
+          <wp:extent cx="2753360" cy="752475"/>
+          <wp:effectExtent l="0" t="0" r="0" b="0"/>
+          <wp:docPr id="4" name="Image 2"/>
+          <wp:cNvGraphicFramePr>
+            <a:graphicFrameLocks xmlns:a="http://schemas.openxmlformats.org/drawingml/2006/main" noChangeAspect="1"/>
+          </wp:cNvGraphicFramePr>
+          <a:graphic xmlns:a="http://schemas.openxmlformats.org/drawingml/2006/main">
+            <a:graphicData uri="http://schemas.openxmlformats.org/drawingml/2006/picture">
+              <pic:pic xmlns:pic="http://schemas.openxmlformats.org/drawingml/2006/picture">
+                <pic:nvPicPr>
+                  <pic:cNvPr id="4" name="Image 2"/>
+                  <pic:cNvPicPr>
+                    <a:picLocks noChangeAspect="1" noChangeArrowheads="1"/>
+                  </pic:cNvPicPr>
+                </pic:nvPicPr>
+                <pic:blipFill>
+                  <a:blip r:embed="rId1"/>
+                  <a:stretch>
+                    <a:fillRect/>
+                  </a:stretch>
+                </pic:blipFill>
+                <pic:spPr>
+                  <a:xfrm>
+                    <a:off x="0" y="0"/>
+                    <a:ext cx="2753360" cy="752475"/>
+                  </a:xfrm>
+                  <a:prstGeom prst="rect">
+                    <a:avLst/>
+                  </a:prstGeom>
+                </pic:spPr>
+              </pic:pic>
+            </a:graphicData>
+          </a:graphic>
+        </wp:inline>
+      </w:drawing>
+    </w:r>
+  </w:p>
+  <w:p>
+    <w:pPr>
+      <w:pStyle w:val="7"/>
+      <w:tabs>
+        <w:tab w:val="left" w:pos="2554"/>
+      </w:tabs>
+    </w:pPr>
+  </w:p>
+  <w:p>
+    <w:pPr>
+      <w:pStyle w:val="7"/>
+      <w:tabs>
+        <w:tab w:val="left" w:pos="2554"/>
+      </w:tabs>
+    </w:pPr>
+  </w:p>
+  <w:p>
+    <w:pPr>
+      <w:pStyle w:val="7"/>
+      <w:tabs>
+        <w:tab w:val="left" w:pos="2554"/>
+      </w:tabs>
+      <w:rPr>
+        <w:lang w:val="en-US"/>
+      </w:rPr>
+    </w:pPr>
+    <w:r>
+      <w:rPr>
         <w:lang w:val="en-US"/>
       </w:rPr>
       <w:t>N°${committee_id}</w:t>
@@ -2452,9 +2644,9 @@
 <file path=word/numbering.xml><?xml version="1.0" encoding="utf-8"?>
 <w:numbering xmlns:wpc="http://schemas.microsoft.com/office/word/2010/wordprocessingCanvas" xmlns:mc="http://schemas.openxmlformats.org/markup-compatibility/2006" xmlns:o="urn:schemas-microsoft-com:office:office" xmlns:r="http://schemas.openxmlformats.org/officeDocument/2006/relationships" xmlns:m="http://schemas.openxmlformats.org/officeDocument/2006/math" xmlns:v="urn:schemas-microsoft-com:vml" xmlns:wp14="http://schemas.microsoft.com/office/word/2010/wordprocessingDrawing" xmlns:wp="http://schemas.openxmlformats.org/drawingml/2006/wordprocessingDrawing" xmlns:w10="urn:schemas-microsoft-com:office:word" xmlns:w="http://schemas.openxmlformats.org/wordprocessingml/2006/main" xmlns:w14="http://schemas.microsoft.com/office/word/2010/wordml" xmlns:wpg="http://schemas.microsoft.com/office/word/2010/wordprocessingGroup" xmlns:wpi="http://schemas.microsoft.com/office/word/2010/wordprocessingInk" xmlns:wne="http://schemas.microsoft.com/office/word/2006/wordml" xmlns:wps="http://schemas.microsoft.com/office/word/2010/wordprocessingShape" xmlns:wpsCustomData="http://www.wps.cn/officeDocument/2013/wpsCustomData" mc:Ignorable="w14 wp14">
   <w:abstractNum w:abstractNumId="0">
-    <w:nsid w:val="CDEAFEFF"/>
+    <w:nsid w:val="ADF6E2E7"/>
     <w:multiLevelType w:val="multilevel"/>
-    <w:tmpl w:val="CDEAFEFF"/>
+    <w:tmpl w:val="ADF6E2E7"/>
     <w:lvl w:ilvl="0" w:tentative="0">
       <w:start w:val="1"/>
       <w:numFmt w:val="decimal"/>
@@ -2565,20 +2757,20 @@
     </w:lvl>
   </w:abstractNum>
   <w:abstractNum w:abstractNumId="1">
-    <w:nsid w:val="0A8C4050"/>
+    <w:nsid w:val="F3FEA256"/>
     <w:multiLevelType w:val="multilevel"/>
-    <w:tmpl w:val="0A8C4050"/>
+    <w:tmpl w:val="F3FEA256"/>
     <w:lvl w:ilvl="0" w:tentative="0">
       <w:start w:val="1"/>
       <w:numFmt w:val="decimal"/>
       <w:lvlText w:val="%1."/>
       <w:lvlJc w:val="left"/>
       <w:pPr>
+        <w:tabs>
+          <w:tab w:val="left" w:pos="0"/>
+        </w:tabs>
         <w:ind w:left="360" w:hanging="360"/>
       </w:pPr>
-      <w:rPr>
-        <w:rFonts w:hint="default"/>
-      </w:rPr>
     </w:lvl>
     <w:lvl w:ilvl="1" w:tentative="0">
       <w:start w:val="1"/>
@@ -2586,6 +2778,9 @@
       <w:lvlText w:val="%2."/>
       <w:lvlJc w:val="left"/>
       <w:pPr>
+        <w:tabs>
+          <w:tab w:val="left" w:pos="0"/>
+        </w:tabs>
         <w:ind w:left="1080" w:hanging="360"/>
       </w:pPr>
     </w:lvl>
@@ -2595,6 +2790,9 @@
       <w:lvlText w:val="%3."/>
       <w:lvlJc w:val="right"/>
       <w:pPr>
+        <w:tabs>
+          <w:tab w:val="left" w:pos="0"/>
+        </w:tabs>
         <w:ind w:left="1800" w:hanging="180"/>
       </w:pPr>
     </w:lvl>
@@ -2604,6 +2802,9 @@
       <w:lvlText w:val="%4."/>
       <w:lvlJc w:val="left"/>
       <w:pPr>
+        <w:tabs>
+          <w:tab w:val="left" w:pos="0"/>
+        </w:tabs>
         <w:ind w:left="2520" w:hanging="360"/>
       </w:pPr>
     </w:lvl>
@@ -2613,6 +2814,9 @@
       <w:lvlText w:val="%5."/>
       <w:lvlJc w:val="left"/>
       <w:pPr>
+        <w:tabs>
+          <w:tab w:val="left" w:pos="0"/>
+        </w:tabs>
         <w:ind w:left="3240" w:hanging="360"/>
       </w:pPr>
     </w:lvl>
@@ -2622,6 +2826,9 @@
       <w:lvlText w:val="%6."/>
       <w:lvlJc w:val="right"/>
       <w:pPr>
+        <w:tabs>
+          <w:tab w:val="left" w:pos="0"/>
+        </w:tabs>
         <w:ind w:left="3960" w:hanging="180"/>
       </w:pPr>
     </w:lvl>
@@ -2631,6 +2838,9 @@
       <w:lvlText w:val="%7."/>
       <w:lvlJc w:val="left"/>
       <w:pPr>
+        <w:tabs>
+          <w:tab w:val="left" w:pos="0"/>
+        </w:tabs>
         <w:ind w:left="4680" w:hanging="360"/>
       </w:pPr>
     </w:lvl>
@@ -2640,6 +2850,9 @@
       <w:lvlText w:val="%8."/>
       <w:lvlJc w:val="left"/>
       <w:pPr>
+        <w:tabs>
+          <w:tab w:val="left" w:pos="0"/>
+        </w:tabs>
         <w:ind w:left="5400" w:hanging="360"/>
       </w:pPr>
     </w:lvl>
@@ -2649,6 +2862,9 @@
       <w:lvlText w:val="%9."/>
       <w:lvlJc w:val="right"/>
       <w:pPr>
+        <w:tabs>
+          <w:tab w:val="left" w:pos="0"/>
+        </w:tabs>
         <w:ind w:left="6120" w:hanging="180"/>
       </w:pPr>
     </w:lvl>
@@ -2707,7 +2923,7 @@
     <w:lsdException w:qFormat="1" w:uiPriority="99" w:semiHidden="0" w:name="header"/>
     <w:lsdException w:qFormat="1" w:uiPriority="99" w:semiHidden="0" w:name="footer"/>
     <w:lsdException w:uiPriority="99" w:name="index heading"/>
-    <w:lsdException w:qFormat="1" w:uiPriority="35" w:name="caption"/>
+    <w:lsdException w:qFormat="1" w:unhideWhenUsed="0" w:uiPriority="0" w:semiHidden="0" w:name="caption"/>
     <w:lsdException w:uiPriority="99" w:name="table of figures"/>
     <w:lsdException w:uiPriority="99" w:name="envelope address"/>
     <w:lsdException w:uiPriority="99" w:name="envelope return"/>
@@ -2720,7 +2936,7 @@
     <w:lsdException w:uiPriority="99" w:name="table of authorities"/>
     <w:lsdException w:uiPriority="99" w:name="macro"/>
     <w:lsdException w:uiPriority="99" w:name="toa heading"/>
-    <w:lsdException w:uiPriority="99" w:name="List"/>
+    <w:lsdException w:qFormat="1" w:unhideWhenUsed="0" w:uiPriority="0" w:semiHidden="0" w:name="List"/>
     <w:lsdException w:uiPriority="99" w:name="List Bullet"/>
     <w:lsdException w:uiPriority="99" w:name="List Number"/>
     <w:lsdException w:uiPriority="99" w:name="List 2"/>
@@ -2739,7 +2955,7 @@
     <w:lsdException w:uiPriority="99" w:name="Closing"/>
     <w:lsdException w:uiPriority="99" w:name="Signature"/>
     <w:lsdException w:qFormat="1" w:uiPriority="1" w:name="Default Paragraph Font"/>
-    <w:lsdException w:uiPriority="99" w:name="Body Text"/>
+    <w:lsdException w:qFormat="1" w:unhideWhenUsed="0" w:uiPriority="0" w:semiHidden="0" w:name="Body Text"/>
     <w:lsdException w:uiPriority="99" w:name="Body Text Indent"/>
     <w:lsdException w:uiPriority="99" w:name="List Continue"/>
     <w:lsdException w:uiPriority="99" w:name="List Continue 2"/>
@@ -2928,10 +3144,16 @@
     <w:qFormat/>
     <w:uiPriority w:val="0"/>
     <w:pPr>
-      <w:spacing w:after="200" w:line="276" w:lineRule="auto"/>
+      <w:widowControl/>
+      <w:suppressAutoHyphens/>
+      <w:bidi w:val="0"/>
+      <w:spacing w:before="0" w:after="200" w:line="276" w:lineRule="auto"/>
+      <w:jc w:val="left"/>
     </w:pPr>
     <w:rPr>
       <w:rFonts w:ascii="Calibri" w:hAnsi="Calibri" w:eastAsia="Times New Roman" w:cs="Times New Roman"/>
+      <w:color w:val="auto"/>
+      <w:kern w:val="0"/>
       <w:sz w:val="22"/>
       <w:szCs w:val="22"/>
       <w:lang w:val="fr-FR" w:eastAsia="fr-FR" w:bidi="ar-SA"/>
@@ -2960,9 +3182,36 @@
     </w:tblPr>
   </w:style>
   <w:style w:type="paragraph" w:styleId="4">
+    <w:name w:val="Body Text"/>
+    <w:basedOn w:val="1"/>
+    <w:qFormat/>
+    <w:uiPriority w:val="0"/>
+    <w:pPr>
+      <w:spacing w:before="0" w:after="140" w:line="276" w:lineRule="auto"/>
+    </w:pPr>
+  </w:style>
+  <w:style w:type="paragraph" w:styleId="5">
+    <w:name w:val="caption"/>
+    <w:basedOn w:val="1"/>
+    <w:next w:val="1"/>
+    <w:qFormat/>
+    <w:uiPriority w:val="0"/>
+    <w:pPr>
+      <w:suppressLineNumbers/>
+      <w:spacing w:before="120" w:after="120"/>
+    </w:pPr>
+    <w:rPr>
+      <w:rFonts w:cs="Noto Sans Devanagari"/>
+      <w:i/>
+      <w:iCs/>
+      <w:sz w:val="24"/>
+      <w:szCs w:val="24"/>
+    </w:rPr>
+  </w:style>
+  <w:style w:type="paragraph" w:styleId="6">
     <w:name w:val="footer"/>
     <w:basedOn w:val="1"/>
-    <w:link w:val="7"/>
+    <w:link w:val="11"/>
     <w:unhideWhenUsed/>
     <w:qFormat/>
     <w:uiPriority w:val="99"/>
@@ -2971,13 +3220,13 @@
         <w:tab w:val="center" w:pos="4536"/>
         <w:tab w:val="right" w:pos="9072"/>
       </w:tabs>
-      <w:spacing w:after="0" w:line="240" w:lineRule="auto"/>
+      <w:spacing w:before="0" w:after="0" w:line="240" w:lineRule="auto"/>
     </w:pPr>
   </w:style>
-  <w:style w:type="paragraph" w:styleId="5">
+  <w:style w:type="paragraph" w:styleId="7">
     <w:name w:val="header"/>
     <w:basedOn w:val="1"/>
-    <w:link w:val="6"/>
+    <w:link w:val="10"/>
     <w:unhideWhenUsed/>
     <w:qFormat/>
     <w:uiPriority w:val="99"/>
@@ -2986,13 +3235,41 @@
         <w:tab w:val="center" w:pos="4536"/>
         <w:tab w:val="right" w:pos="9072"/>
       </w:tabs>
-      <w:spacing w:after="0" w:line="240" w:lineRule="auto"/>
+      <w:spacing w:before="0" w:after="0" w:line="240" w:lineRule="auto"/>
     </w:pPr>
   </w:style>
-  <w:style w:type="character" w:customStyle="1" w:styleId="6">
+  <w:style w:type="paragraph" w:styleId="8">
+    <w:name w:val="List"/>
+    <w:basedOn w:val="4"/>
+    <w:qFormat/>
+    <w:uiPriority w:val="0"/>
+    <w:rPr>
+      <w:rFonts w:cs="Noto Sans Devanagari"/>
+    </w:rPr>
+  </w:style>
+  <w:style w:type="table" w:styleId="9">
+    <w:name w:val="Table Grid"/>
+    <w:basedOn w:val="3"/>
+    <w:uiPriority w:val="39"/>
+    <w:pPr>
+      <w:widowControl w:val="0"/>
+      <w:jc w:val="both"/>
+    </w:pPr>
+    <w:tblPr>
+      <w:tblBorders>
+        <w:top w:val="single" w:color="auto" w:sz="4" w:space="0"/>
+        <w:left w:val="single" w:color="auto" w:sz="4" w:space="0"/>
+        <w:bottom w:val="single" w:color="auto" w:sz="4" w:space="0"/>
+        <w:right w:val="single" w:color="auto" w:sz="4" w:space="0"/>
+        <w:insideH w:val="single" w:color="auto" w:sz="4" w:space="0"/>
+        <w:insideV w:val="single" w:color="auto" w:sz="4" w:space="0"/>
+      </w:tblBorders>
+    </w:tblPr>
+  </w:style>
+  <w:style w:type="character" w:customStyle="1" w:styleId="10">
     <w:name w:val="En-tête Car"/>
     <w:basedOn w:val="2"/>
-    <w:link w:val="5"/>
+    <w:link w:val="7"/>
     <w:qFormat/>
     <w:uiPriority w:val="99"/>
     <w:rPr>
@@ -3000,10 +3277,10 @@
       <w:lang w:eastAsia="fr-FR"/>
     </w:rPr>
   </w:style>
-  <w:style w:type="character" w:customStyle="1" w:styleId="7">
+  <w:style w:type="character" w:customStyle="1" w:styleId="11">
     <w:name w:val="Pied de page Car"/>
     <w:basedOn w:val="2"/>
-    <w:link w:val="4"/>
+    <w:link w:val="6"/>
     <w:qFormat/>
     <w:uiPriority w:val="99"/>
     <w:rPr>
@@ -3011,13 +3288,47 @@
       <w:lang w:eastAsia="fr-FR"/>
     </w:rPr>
   </w:style>
-  <w:style w:type="paragraph" w:styleId="8">
+  <w:style w:type="paragraph" w:customStyle="1" w:styleId="12">
+    <w:name w:val="Titre"/>
+    <w:basedOn w:val="1"/>
+    <w:next w:val="4"/>
+    <w:qFormat/>
+    <w:uiPriority w:val="0"/>
+    <w:pPr>
+      <w:keepNext/>
+      <w:spacing w:before="240" w:after="120"/>
+    </w:pPr>
+    <w:rPr>
+      <w:rFonts w:ascii="Liberation Sans" w:hAnsi="Liberation Sans" w:eastAsia="Noto Sans CJK SC" w:cs="Noto Sans Devanagari"/>
+      <w:sz w:val="28"/>
+      <w:szCs w:val="28"/>
+    </w:rPr>
+  </w:style>
+  <w:style w:type="paragraph" w:customStyle="1" w:styleId="13">
+    <w:name w:val="Index"/>
+    <w:basedOn w:val="1"/>
+    <w:qFormat/>
+    <w:uiPriority w:val="0"/>
+    <w:pPr>
+      <w:suppressLineNumbers/>
+    </w:pPr>
+    <w:rPr>
+      <w:rFonts w:cs="Noto Sans Devanagari"/>
+    </w:rPr>
+  </w:style>
+  <w:style w:type="paragraph" w:customStyle="1" w:styleId="14">
+    <w:name w:val="En-tête et pied de page"/>
+    <w:basedOn w:val="1"/>
+    <w:qFormat/>
+    <w:uiPriority w:val="0"/>
+  </w:style>
+  <w:style w:type="paragraph" w:styleId="15">
     <w:name w:val="List Paragraph"/>
     <w:basedOn w:val="1"/>
     <w:qFormat/>
     <w:uiPriority w:val="34"/>
     <w:pPr>
-      <w:spacing w:after="0" w:line="240" w:lineRule="auto"/>
+      <w:spacing w:before="0" w:after="0" w:line="240" w:lineRule="auto"/>
       <w:ind w:left="720"/>
       <w:contextualSpacing/>
     </w:pPr>
@@ -3025,6 +3336,36 @@
       <w:rFonts w:ascii="Times New Roman" w:hAnsi="Times New Roman"/>
       <w:sz w:val="24"/>
       <w:szCs w:val="24"/>
+    </w:rPr>
+  </w:style>
+  <w:style w:type="paragraph" w:customStyle="1" w:styleId="16">
+    <w:name w:val="Contenu de cadre"/>
+    <w:basedOn w:val="1"/>
+    <w:qFormat/>
+    <w:uiPriority w:val="0"/>
+  </w:style>
+  <w:style w:type="paragraph" w:customStyle="1" w:styleId="17">
+    <w:name w:val="Contenu de tableau"/>
+    <w:basedOn w:val="1"/>
+    <w:qFormat/>
+    <w:uiPriority w:val="0"/>
+    <w:pPr>
+      <w:widowControl w:val="0"/>
+      <w:suppressLineNumbers/>
+    </w:pPr>
+  </w:style>
+  <w:style w:type="paragraph" w:customStyle="1" w:styleId="18">
+    <w:name w:val="Titre de tableau"/>
+    <w:basedOn w:val="17"/>
+    <w:qFormat/>
+    <w:uiPriority w:val="0"/>
+    <w:pPr>
+      <w:suppressLineNumbers/>
+      <w:jc w:val="center"/>
+    </w:pPr>
+    <w:rPr>
+      <w:b/>
+      <w:bCs/>
     </w:rPr>
   </w:style>
 </w:styles>
@@ -3035,10 +3376,10 @@
   <a:themeElements>
     <a:clrScheme name="Office">
       <a:dk1>
-        <a:sysClr val="windowText" lastClr="000000"/>
+        <a:srgbClr val="000000"/>
       </a:dk1>
       <a:lt1>
-        <a:sysClr val="window" lastClr="FFFFFF"/>
+        <a:srgbClr val="FFFFFF"/>
       </a:lt1>
       <a:dk2>
         <a:srgbClr val="44546A"/>
@@ -3076,116 +3417,52 @@
         <a:latin typeface="Calibri Light"/>
         <a:ea typeface=""/>
         <a:cs typeface=""/>
-        <a:font script="Jpan" typeface="游ゴシック Light"/>
-        <a:font script="Hang" typeface="맑은 고딕"/>
-        <a:font script="Hans" typeface="等线 Light"/>
-        <a:font script="Hant" typeface="新細明體"/>
-        <a:font script="Arab" typeface="Times New Roman"/>
-        <a:font script="Hebr" typeface="Times New Roman"/>
-        <a:font script="Thai" typeface="Angsana New"/>
-        <a:font script="Ethi" typeface="Nyala"/>
-        <a:font script="Beng" typeface="Vrinda"/>
-        <a:font script="Gujr" typeface="Shruti"/>
-        <a:font script="Khmr" typeface="MoolBoran"/>
-        <a:font script="Knda" typeface="Tunga"/>
-        <a:font script="Guru" typeface="Raavi"/>
-        <a:font script="Cans" typeface="Euphemia"/>
-        <a:font script="Cher" typeface="Plantagenet Cherokee"/>
-        <a:font script="Yiii" typeface="Microsoft Yi Baiti"/>
-        <a:font script="Tibt" typeface="Microsoft Himalaya"/>
-        <a:font script="Thaa" typeface="MV Boli"/>
-        <a:font script="Deva" typeface="Mangal"/>
-        <a:font script="Telu" typeface="Gautami"/>
-        <a:font script="Taml" typeface="Latha"/>
-        <a:font script="Syrc" typeface="Estrangelo Edessa"/>
-        <a:font script="Orya" typeface="Kalinga"/>
-        <a:font script="Mlym" typeface="Kartika"/>
-        <a:font script="Laoo" typeface="DokChampa"/>
-        <a:font script="Sinh" typeface="Iskoola Pota"/>
-        <a:font script="Mong" typeface="Mongolian Baiti"/>
-        <a:font script="Viet" typeface="Times New Roman"/>
-        <a:font script="Uigh" typeface="Microsoft Uighur"/>
-        <a:font script="Geor" typeface="Sylfaen"/>
       </a:majorFont>
       <a:minorFont>
         <a:latin typeface="Calibri"/>
         <a:ea typeface=""/>
         <a:cs typeface=""/>
-        <a:font script="Jpan" typeface="游明朝"/>
-        <a:font script="Hang" typeface="맑은 고딕"/>
-        <a:font script="Hans" typeface="等线"/>
-        <a:font script="Hant" typeface="新細明體"/>
-        <a:font script="Arab" typeface="Arial"/>
-        <a:font script="Hebr" typeface="Arial"/>
-        <a:font script="Thai" typeface="Cordia New"/>
-        <a:font script="Ethi" typeface="Nyala"/>
-        <a:font script="Beng" typeface="Vrinda"/>
-        <a:font script="Gujr" typeface="Shruti"/>
-        <a:font script="Khmr" typeface="DaunPenh"/>
-        <a:font script="Knda" typeface="Tunga"/>
-        <a:font script="Guru" typeface="Raavi"/>
-        <a:font script="Cans" typeface="Euphemia"/>
-        <a:font script="Cher" typeface="Plantagenet Cherokee"/>
-        <a:font script="Yiii" typeface="Microsoft Yi Baiti"/>
-        <a:font script="Tibt" typeface="Microsoft Himalaya"/>
-        <a:font script="Thaa" typeface="MV Boli"/>
-        <a:font script="Deva" typeface="Mangal"/>
-        <a:font script="Telu" typeface="Gautami"/>
-        <a:font script="Taml" typeface="Latha"/>
-        <a:font script="Syrc" typeface="Estrangelo Edessa"/>
-        <a:font script="Orya" typeface="Kalinga"/>
-        <a:font script="Mlym" typeface="Kartika"/>
-        <a:font script="Laoo" typeface="DokChampa"/>
-        <a:font script="Sinh" typeface="Iskoola Pota"/>
-        <a:font script="Mong" typeface="Mongolian Baiti"/>
-        <a:font script="Viet" typeface="Arial"/>
-        <a:font script="Uigh" typeface="Microsoft Uighur"/>
-        <a:font script="Geor" typeface="Sylfaen"/>
       </a:minorFont>
     </a:fontScheme>
-    <a:fmtScheme name="Office">
+    <a:fmtScheme name="">
       <a:fillStyleLst>
         <a:solidFill>
           <a:schemeClr val="phClr"/>
         </a:solidFill>
-        <a:gradFill rotWithShape="1">
+        <a:gradFill>
           <a:gsLst>
             <a:gs pos="0">
               <a:schemeClr val="phClr">
                 <a:lumMod val="110000"/>
-                <a:satMod val="105000"/>
                 <a:tint val="67000"/>
               </a:schemeClr>
             </a:gs>
             <a:gs pos="50000">
               <a:schemeClr val="phClr">
                 <a:lumMod val="105000"/>
-                <a:satMod val="103000"/>
                 <a:tint val="73000"/>
               </a:schemeClr>
             </a:gs>
             <a:gs pos="100000">
               <a:schemeClr val="phClr">
                 <a:lumMod val="105000"/>
-                <a:satMod val="109000"/>
                 <a:tint val="81000"/>
               </a:schemeClr>
             </a:gs>
           </a:gsLst>
           <a:lin ang="5400000" scaled="0"/>
+          <a:tileRect/>
         </a:gradFill>
-        <a:gradFill rotWithShape="1">
+        <a:gradFill>
           <a:gsLst>
             <a:gs pos="0">
               <a:schemeClr val="phClr">
-                <a:satMod val="103000"/>
                 <a:lumMod val="102000"/>
                 <a:tint val="94000"/>
               </a:schemeClr>
             </a:gs>
             <a:gs pos="50000">
               <a:schemeClr val="phClr">
-                <a:satMod val="110000"/>
                 <a:lumMod val="100000"/>
                 <a:shade val="100000"/>
               </a:schemeClr>
@@ -3193,33 +3470,24 @@
             <a:gs pos="100000">
               <a:schemeClr val="phClr">
                 <a:lumMod val="99000"/>
-                <a:satMod val="120000"/>
                 <a:shade val="78000"/>
               </a:schemeClr>
             </a:gs>
           </a:gsLst>
           <a:lin ang="5400000" scaled="0"/>
+          <a:tileRect/>
         </a:gradFill>
       </a:fillStyleLst>
       <a:lnStyleLst>
         <a:ln w="6350" cap="flat" cmpd="sng" algn="ctr">
-          <a:solidFill>
-            <a:schemeClr val="phClr"/>
-          </a:solidFill>
           <a:prstDash val="solid"/>
           <a:miter lim="800000"/>
         </a:ln>
         <a:ln w="12700" cap="flat" cmpd="sng" algn="ctr">
-          <a:solidFill>
-            <a:schemeClr val="phClr"/>
-          </a:solidFill>
           <a:prstDash val="solid"/>
           <a:miter lim="800000"/>
         </a:ln>
         <a:ln w="19050" cap="flat" cmpd="sng" algn="ctr">
-          <a:solidFill>
-            <a:schemeClr val="phClr"/>
-          </a:solidFill>
           <a:prstDash val="solid"/>
           <a:miter lim="800000"/>
         </a:ln>
@@ -3232,13 +3500,7 @@
           <a:effectLst/>
         </a:effectStyle>
         <a:effectStyle>
-          <a:effectLst>
-            <a:outerShdw blurRad="57150" dist="19050" dir="5400000" algn="ctr" rotWithShape="0">
-              <a:srgbClr val="000000">
-                <a:alpha val="63000"/>
-              </a:srgbClr>
-            </a:outerShdw>
-          </a:effectLst>
+          <a:effectLst/>
         </a:effectStyle>
       </a:effectStyleLst>
       <a:bgFillStyleLst>
@@ -3248,15 +3510,13 @@
         <a:solidFill>
           <a:schemeClr val="phClr">
             <a:tint val="95000"/>
-            <a:satMod val="170000"/>
           </a:schemeClr>
         </a:solidFill>
-        <a:gradFill rotWithShape="1">
+        <a:gradFill>
           <a:gsLst>
             <a:gs pos="0">
               <a:schemeClr val="phClr">
                 <a:tint val="93000"/>
-                <a:satMod val="150000"/>
                 <a:shade val="98000"/>
                 <a:lumMod val="102000"/>
               </a:schemeClr>
@@ -3264,7 +3524,6 @@
             <a:gs pos="50000">
               <a:schemeClr val="phClr">
                 <a:tint val="98000"/>
-                <a:satMod val="130000"/>
                 <a:shade val="90000"/>
                 <a:lumMod val="103000"/>
               </a:schemeClr>
@@ -3272,11 +3531,11 @@
             <a:gs pos="100000">
               <a:schemeClr val="phClr">
                 <a:shade val="63000"/>
-                <a:satMod val="120000"/>
               </a:schemeClr>
             </a:gs>
           </a:gsLst>
           <a:lin ang="5400000" scaled="0"/>
+          <a:tileRect/>
         </a:gradFill>
       </a:bgFillStyleLst>
     </a:fmtScheme>

--- a/document_templates/Notifications/PV-Notification.docx
+++ b/document_templates/Notifications/PV-Notification.docx
@@ -5,18 +5,20 @@
     <w:p>
       <w:pPr>
         <w:spacing w:line="240" w:lineRule="auto"/>
-        <w:ind w:left="5664" w:firstLine="708"/>
-        <w:rPr>
-          <w:rFonts w:ascii="Times New Roman" w:hAnsi="Times New Roman" w:cs="Times New Roman"/>
+        <w:ind w:left="5664" w:leftChars="0" w:firstLine="708" w:firstLineChars="0"/>
+        <w:rPr>
+          <w:rFonts w:hint="default" w:ascii="Times New Roman" w:hAnsi="Times New Roman" w:cs="Times New Roman"/>
           <w:color w:val="000000"/>
           <w:sz w:val="19"/>
           <w:szCs w:val="19"/>
           <w:lang w:val="en-US"/>
         </w:rPr>
       </w:pPr>
-      <w:r>
-        <w:rPr>
-          <w:rFonts w:ascii="Times New Roman" w:hAnsi="Times New Roman" w:cs="Times New Roman"/>
+      <w:bookmarkStart w:id="0" w:name="_Hlk71183188"/>
+      <w:bookmarkStart w:id="1" w:name="_Hlk66701854"/>
+      <w:r>
+        <w:rPr>
+          <w:rFonts w:hint="default" w:ascii="Times New Roman" w:hAnsi="Times New Roman" w:cs="Times New Roman"/>
           <w:color w:val="000000"/>
           <w:sz w:val="19"/>
           <w:szCs w:val="19"/>
@@ -25,7 +27,7 @@
       </w:r>
       <w:r>
         <w:rPr>
-          <w:rFonts w:ascii="Times New Roman" w:hAnsi="Times New Roman" w:cs="Times New Roman"/>
+          <w:rFonts w:hint="default" w:ascii="Times New Roman" w:hAnsi="Times New Roman" w:cs="Times New Roman"/>
           <w:color w:val="000000"/>
           <w:sz w:val="19"/>
           <w:szCs w:val="19"/>
@@ -33,14 +35,14 @@
         </w:rPr>
         <w:t>${current_date}</w:t>
       </w:r>
-      <w:bookmarkStart w:id="0" w:name="_Hlk78960790"/>
+      <w:bookmarkStart w:id="2" w:name="_Hlk78960790"/>
     </w:p>
     <w:p>
       <w:pPr>
         <w:spacing w:line="240" w:lineRule="auto"/>
-        <w:ind w:left="5664" w:firstLine="708"/>
-        <w:rPr>
-          <w:rFonts w:ascii="Times New Roman" w:hAnsi="Times New Roman" w:cs="Times New Roman"/>
+        <w:ind w:left="5664" w:leftChars="0" w:firstLine="708" w:firstLineChars="0"/>
+        <w:rPr>
+          <w:rFonts w:hint="default" w:ascii="Times New Roman" w:hAnsi="Times New Roman" w:cs="Times New Roman"/>
           <w:b/>
           <w:bCs/>
           <w:color w:val="000000"/>
@@ -51,7 +53,7 @@
       </w:pPr>
       <w:r>
         <w:rPr>
-          <w:rFonts w:ascii="Times New Roman" w:hAnsi="Times New Roman" w:cs="Times New Roman"/>
+          <w:rFonts w:hint="default" w:ascii="Times New Roman" w:hAnsi="Times New Roman" w:cs="Times New Roman"/>
           <w:b/>
           <w:bCs/>
           <w:color w:val="000000"/>
@@ -61,10 +63,10 @@
         </w:rPr>
         <w:t>${civility.2</w:t>
       </w:r>
-      <w:bookmarkEnd w:id="0"/>
-      <w:r>
-        <w:rPr>
-          <w:rFonts w:ascii="Times New Roman" w:hAnsi="Times New Roman" w:cs="Times New Roman"/>
+      <w:bookmarkEnd w:id="2"/>
+      <w:r>
+        <w:rPr>
+          <w:rFonts w:hint="default" w:ascii="Times New Roman" w:hAnsi="Times New Roman" w:cs="Times New Roman"/>
           <w:b/>
           <w:bCs/>
           <w:color w:val="000000"/>
@@ -78,9 +80,9 @@
     <w:p>
       <w:pPr>
         <w:spacing w:line="240" w:lineRule="auto"/>
-        <w:ind w:left="5664" w:firstLine="708"/>
-        <w:rPr>
-          <w:rFonts w:ascii="Times New Roman" w:hAnsi="Times New Roman" w:cs="Times New Roman"/>
+        <w:ind w:left="5664" w:leftChars="0" w:firstLine="708" w:firstLineChars="0"/>
+        <w:rPr>
+          <w:rFonts w:hint="default" w:ascii="Times New Roman" w:hAnsi="Times New Roman" w:cs="Times New Roman"/>
           <w:b/>
           <w:bCs/>
           <w:sz w:val="19"/>
@@ -90,7 +92,7 @@
       </w:pPr>
       <w:r>
         <w:rPr>
-          <w:rFonts w:ascii="Times New Roman" w:hAnsi="Times New Roman" w:cs="Times New Roman"/>
+          <w:rFonts w:hint="default" w:ascii="Times New Roman" w:hAnsi="Times New Roman" w:cs="Times New Roman"/>
           <w:b/>
           <w:bCs/>
           <w:sz w:val="19"/>
@@ -100,7 +102,7 @@
       </w:r>
       <w:r>
         <w:rPr>
-          <w:rFonts w:ascii="Times New Roman" w:hAnsi="Times New Roman" w:cs="Times New Roman"/>
+          <w:rFonts w:hint="default" w:ascii="Times New Roman" w:hAnsi="Times New Roman" w:cs="Times New Roman"/>
           <w:b/>
           <w:bCs/>
           <w:sz w:val="19"/>
@@ -113,9 +115,9 @@
     <w:p>
       <w:pPr>
         <w:spacing w:line="240" w:lineRule="auto"/>
-        <w:ind w:left="5664" w:firstLine="708"/>
-        <w:rPr>
-          <w:rFonts w:ascii="Times New Roman" w:hAnsi="Times New Roman" w:cs="Times New Roman"/>
+        <w:ind w:left="5664" w:leftChars="0" w:firstLine="708" w:firstLineChars="0"/>
+        <w:rPr>
+          <w:rFonts w:hint="default" w:ascii="Times New Roman" w:hAnsi="Times New Roman" w:cs="Times New Roman"/>
           <w:b/>
           <w:bCs/>
           <w:sz w:val="19"/>
@@ -125,7 +127,7 @@
       </w:pPr>
       <w:r>
         <w:rPr>
-          <w:rFonts w:ascii="Times New Roman" w:hAnsi="Times New Roman" w:cs="Times New Roman"/>
+          <w:rFonts w:hint="default" w:ascii="Times New Roman" w:hAnsi="Times New Roman" w:cs="Times New Roman"/>
           <w:b/>
           <w:bCs/>
           <w:sz w:val="19"/>
@@ -139,7 +141,7 @@
       <w:pPr>
         <w:spacing w:line="240" w:lineRule="auto"/>
         <w:rPr>
-          <w:rFonts w:ascii="Times New Roman" w:hAnsi="Times New Roman" w:cs="Times New Roman"/>
+          <w:rFonts w:hint="default" w:ascii="Times New Roman" w:hAnsi="Times New Roman" w:cs="Times New Roman"/>
           <w:b/>
           <w:sz w:val="19"/>
           <w:szCs w:val="19"/>
@@ -148,7 +150,7 @@
       </w:pPr>
       <w:r>
         <w:rPr>
-          <w:rFonts w:ascii="Times New Roman" w:hAnsi="Times New Roman" w:cs="Times New Roman"/>
+          <w:rFonts w:hint="default" w:ascii="Times New Roman" w:hAnsi="Times New Roman" w:cs="Times New Roman"/>
           <w:b/>
           <w:sz w:val="19"/>
           <w:szCs w:val="19"/>
@@ -159,7 +161,7 @@
       </w:r>
       <w:r>
         <w:rPr>
-          <w:rFonts w:ascii="Times New Roman" w:hAnsi="Times New Roman" w:cs="Times New Roman"/>
+          <w:rFonts w:hint="default" w:ascii="Times New Roman" w:hAnsi="Times New Roman" w:cs="Times New Roman"/>
           <w:b/>
           <w:sz w:val="19"/>
           <w:szCs w:val="19"/>
@@ -172,7 +174,7 @@
       <w:pPr>
         <w:spacing w:line="240" w:lineRule="auto"/>
         <w:rPr>
-          <w:rFonts w:ascii="Times New Roman" w:hAnsi="Times New Roman" w:cs="Times New Roman"/>
+          <w:rFonts w:hint="default" w:ascii="Times New Roman" w:hAnsi="Times New Roman" w:cs="Times New Roman"/>
           <w:b/>
           <w:color w:val="000000"/>
           <w:sz w:val="19"/>
@@ -181,7 +183,7 @@
       </w:pPr>
       <w:r>
         <w:rPr>
-          <w:rFonts w:ascii="Times New Roman" w:hAnsi="Times New Roman" w:cs="Times New Roman"/>
+          <w:rFonts w:hint="default" w:ascii="Times New Roman" w:hAnsi="Times New Roman" w:cs="Times New Roman"/>
           <w:b/>
           <w:color w:val="000000"/>
           <w:sz w:val="19"/>
@@ -192,7 +194,7 @@
       </w:r>
       <w:r>
         <w:rPr>
-          <w:rFonts w:ascii="Times New Roman" w:hAnsi="Times New Roman" w:cs="Times New Roman"/>
+          <w:rFonts w:hint="default" w:ascii="Times New Roman" w:hAnsi="Times New Roman" w:cs="Times New Roman"/>
           <w:b/>
           <w:color w:val="000000"/>
           <w:sz w:val="19"/>
@@ -207,11 +209,11 @@
         <w:keepLines w:val="0"/>
         <w:widowControl/>
         <w:suppressLineNumbers w:val="0"/>
-        <w:spacing w:beforeAutospacing="1" w:after="200" w:afterAutospacing="0" w:line="271" w:lineRule="auto"/>
+        <w:spacing w:before="0" w:beforeAutospacing="1" w:after="200" w:afterAutospacing="0" w:line="273" w:lineRule="auto"/>
         <w:ind w:right="0"/>
         <w:jc w:val="left"/>
         <w:rPr>
-          <w:rFonts w:ascii="Times New Roman" w:hAnsi="Times New Roman" w:cs="Times New Roman"/>
+          <w:rFonts w:hint="default" w:ascii="Times New Roman" w:hAnsi="Times New Roman" w:cs="Times New Roman"/>
           <w:color w:val="000000"/>
           <w:sz w:val="19"/>
           <w:szCs w:val="19"/>
@@ -219,36 +221,27 @@
       </w:pPr>
       <w:r>
         <w:rPr>
-          <w:rFonts w:ascii="Times New Roman" w:hAnsi="Times New Roman" w:eastAsia="Times New Roman" w:cs="Times New Roman"/>
+          <w:rFonts w:hint="default" w:ascii="Times New Roman" w:hAnsi="Times New Roman" w:eastAsia="Times New Roman" w:cs="Times New Roman"/>
           <w:b/>
           <w:bCs/>
           <w:color w:val="000000"/>
           <w:kern w:val="0"/>
           <w:sz w:val="19"/>
           <w:szCs w:val="19"/>
-          <w:lang w:val="en-US" w:eastAsia="zh-CN" w:bidi="ar-SA"/>
-        </w:rPr>
-        <w:t>${civility.2} ${applicant_full_name}</w:t>
-      </w:r>
-      <w:r>
-        <w:rPr>
-          <w:rFonts w:ascii="Times New Roman" w:hAnsi="Times New Roman" w:cs="Times New Roman"/>
+          <w:lang w:val="en-US" w:eastAsia="zh-CN" w:bidi="ar"/>
+        </w:rPr>
+        <w:t>${entity_name}</w:t>
+      </w:r>
+      <w:r>
+        <w:rPr>
+          <w:rFonts w:hint="default" w:ascii="Times New Roman" w:hAnsi="Times New Roman" w:cs="Times New Roman"/>
           <w:b/>
           <w:bCs/>
           <w:color w:val="000000"/>
           <w:sz w:val="19"/>
           <w:szCs w:val="19"/>
         </w:rPr>
-        <w:t xml:space="preserve"> ;</w:t>
-      </w:r>
-      <w:r>
-        <w:rPr>
-          <w:rFonts w:ascii="Times New Roman" w:hAnsi="Times New Roman" w:cs="Times New Roman"/>
-          <w:color w:val="000000"/>
-          <w:sz w:val="19"/>
-          <w:szCs w:val="19"/>
-        </w:rPr>
-        <w:t xml:space="preserve"> </w:t>
+        <w:t>;</w:t>
       </w:r>
     </w:p>
     <w:p>
@@ -256,147 +249,57 @@
         <w:spacing w:line="240" w:lineRule="auto"/>
         <w:jc w:val="both"/>
         <w:rPr>
-          <w:rFonts w:ascii="Times New Roman" w:hAnsi="Times New Roman" w:cs="Times New Roman"/>
+          <w:rFonts w:hint="default" w:ascii="Times New Roman" w:hAnsi="Times New Roman" w:cs="Times New Roman"/>
           <w:color w:val="000000"/>
           <w:sz w:val="19"/>
           <w:szCs w:val="19"/>
         </w:rPr>
       </w:pPr>
       <w:r>
-        <mc:AlternateContent>
-          <mc:Choice Requires="wps">
-            <w:drawing>
-              <wp:anchor distT="0" distB="18415" distL="0" distR="27305" simplePos="0" relativeHeight="251659264" behindDoc="0" locked="0" layoutInCell="0" allowOverlap="1">
-                <wp:simplePos x="0" y="0"/>
-                <wp:positionH relativeFrom="margin">
-                  <wp:posOffset>-574040</wp:posOffset>
-                </wp:positionH>
-                <wp:positionV relativeFrom="paragraph">
-                  <wp:posOffset>415925</wp:posOffset>
-                </wp:positionV>
-                <wp:extent cx="6774180" cy="343535"/>
-                <wp:effectExtent l="10160" t="10795" r="10160" b="9525"/>
-                <wp:wrapNone/>
-                <wp:docPr id="1" name="Rectangle à coins arrondis 3"/>
-                <wp:cNvGraphicFramePr/>
-                <a:graphic xmlns:a="http://schemas.openxmlformats.org/drawingml/2006/main">
-                  <a:graphicData uri="http://schemas.microsoft.com/office/word/2010/wordprocessingShape">
-                    <wps:wsp>
-                      <wps:cNvSpPr/>
-                      <wps:spPr>
-                        <a:xfrm>
-                          <a:off x="0" y="0"/>
-                          <a:ext cx="6774120" cy="343440"/>
-                        </a:xfrm>
-                        <a:prstGeom prst="roundRect">
-                          <a:avLst>
-                            <a:gd name="adj" fmla="val 16667"/>
-                          </a:avLst>
-                        </a:prstGeom>
-                        <a:solidFill>
-                          <a:schemeClr val="bg1">
-                            <a:lumMod val="95000"/>
-                          </a:schemeClr>
-                        </a:solidFill>
-                        <a:ln w="19050">
-                          <a:solidFill>
-                            <a:srgbClr val="FFFFFF"/>
-                          </a:solidFill>
-                          <a:miter/>
-                        </a:ln>
-                      </wps:spPr>
-                      <wps:style>
-                        <a:lnRef idx="0">
-                          <a:srgbClr val="FFFFFF"/>
-                        </a:lnRef>
-                        <a:fillRef idx="0">
-                          <a:srgbClr val="FFFFFF"/>
-                        </a:fillRef>
-                        <a:effectRef idx="0">
-                          <a:srgbClr val="FFFFFF"/>
-                        </a:effectRef>
-                        <a:fontRef idx="minor"/>
-                      </wps:style>
-                      <wps:txbx>
-                        <w:txbxContent>
-                          <w:p>
-                            <w:pPr>
-                              <w:pStyle w:val="16"/>
-                              <w:spacing w:before="0" w:after="200"/>
-                              <w:jc w:val="center"/>
-                              <w:rPr>
-                                <w:rFonts w:ascii="Goudy Old Style" w:hAnsi="Goudy Old Style"/>
-                                <w:b/>
-                                <w:bCs/>
-                                <w:sz w:val="24"/>
-                                <w:szCs w:val="24"/>
-                              </w:rPr>
-                            </w:pPr>
-                            <w:r>
-                              <w:rPr>
-                                <w:rFonts w:ascii="Goudy Old Style" w:hAnsi="Goudy Old Style"/>
-                                <w:b/>
-                                <w:bCs/>
-                                <w:sz w:val="24"/>
-                                <w:szCs w:val="24"/>
-                              </w:rPr>
-                              <w:t>CONDITIONS DU PRET</w:t>
-                            </w:r>
-                          </w:p>
-                        </w:txbxContent>
-                      </wps:txbx>
-                      <wps:bodyPr anchor="ctr">
-                        <a:noAutofit/>
-                      </wps:bodyPr>
-                    </wps:wsp>
-                  </a:graphicData>
-                </a:graphic>
-              </wp:anchor>
-            </w:drawing>
-          </mc:Choice>
-          <mc:Fallback>
-            <w:pict>
-              <v:roundrect id="Rectangle à coins arrondis 3" o:spid="_x0000_s1026" o:spt="2" style="position:absolute;left:0pt;margin-left:-45.2pt;margin-top:32.75pt;height:27.05pt;width:533.4pt;mso-position-horizontal-relative:margin;z-index:251659264;v-text-anchor:middle;mso-width-relative:page;mso-height-relative:page;" fillcolor="#F2F2F2" filled="t" stroked="t" coordsize="21600,21600" o:allowincell="f" arcsize="0.166666666666667" o:gfxdata="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">
-                <v:fill on="t" focussize="0,0"/>
-                <v:stroke weight="1.5pt" color="#FFFFFF" joinstyle="miter"/>
-                <v:imagedata o:title=""/>
-                <o:lock v:ext="edit" aspectratio="f"/>
-                <v:textbox>
-                  <w:txbxContent>
-                    <w:p>
-                      <w:pPr>
-                        <w:pStyle w:val="16"/>
-                        <w:spacing w:before="0" w:after="200"/>
-                        <w:jc w:val="center"/>
-                        <w:rPr>
-                          <w:rFonts w:ascii="Goudy Old Style" w:hAnsi="Goudy Old Style"/>
-                          <w:b/>
-                          <w:bCs/>
-                          <w:sz w:val="24"/>
-                          <w:szCs w:val="24"/>
-                        </w:rPr>
-                      </w:pPr>
-                      <w:r>
-                        <w:rPr>
-                          <w:rFonts w:ascii="Goudy Old Style" w:hAnsi="Goudy Old Style"/>
-                          <w:b/>
-                          <w:bCs/>
-                          <w:sz w:val="24"/>
-                          <w:szCs w:val="24"/>
-                        </w:rPr>
-                        <w:t>CONDITIONS DU PRET</w:t>
-                      </w:r>
-                    </w:p>
-                  </w:txbxContent>
-                </v:textbox>
-              </v:roundrect>
-            </w:pict>
-          </mc:Fallback>
-        </mc:AlternateContent>
-      </w:r>
-      <w:r>
-        <w:rPr>
-          <w:rFonts w:ascii="Times New Roman" w:hAnsi="Times New Roman" w:cs="Times New Roman"/>
+        <w:rPr>
+          <w:rFonts w:hint="default" w:ascii="Times New Roman" w:hAnsi="Times New Roman" w:cs="Times New Roman"/>
+          <w:sz w:val="19"/>
+          <w:szCs w:val="19"/>
+        </w:rPr>
+        <w:pict>
+          <v:roundrect id="Rectangle à coins arrondis 3" o:spid="_x0000_s1027" o:spt="2" style="position:absolute;left:0pt;margin-left:-45.2pt;margin-top:32.75pt;height:27.05pt;width:533.4pt;mso-position-horizontal-relative:margin;z-index:251659264;v-text-anchor:middle;mso-width-relative:page;mso-height-relative:page;" fillcolor="#F2F2F2" filled="t" stroked="t" coordsize="21600,21600" arcsize="0.166666666666667" o:gfxdata="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">
+            <v:path/>
+            <v:fill on="t" focussize="0,0"/>
+            <v:stroke weight="1.5pt" color="#FFFFFF" miterlimit="8" joinstyle="miter"/>
+            <v:imagedata o:title=""/>
+            <o:lock v:ext="edit" aspectratio="f"/>
+            <v:textbox>
+              <w:txbxContent>
+                <w:p>
+                  <w:pPr>
+                    <w:jc w:val="center"/>
+                    <w:rPr>
+                      <w:rFonts w:ascii="Goudy Old Style" w:hAnsi="Goudy Old Style"/>
+                      <w:b/>
+                      <w:bCs/>
+                      <w:sz w:val="24"/>
+                      <w:szCs w:val="24"/>
+                    </w:rPr>
+                  </w:pPr>
+                  <w:r>
+                    <w:rPr>
+                      <w:rFonts w:ascii="Goudy Old Style" w:hAnsi="Goudy Old Style"/>
+                      <w:b/>
+                      <w:bCs/>
+                      <w:sz w:val="24"/>
+                      <w:szCs w:val="24"/>
+                    </w:rPr>
+                    <w:t>CONDITIONS DU PRET</w:t>
+                  </w:r>
+                </w:p>
+              </w:txbxContent>
+            </v:textbox>
+          </v:roundrect>
+        </w:pict>
+      </w:r>
+      <w:r>
+        <w:rPr>
+          <w:rFonts w:hint="default" w:ascii="Times New Roman" w:hAnsi="Times New Roman" w:cs="Times New Roman"/>
           <w:color w:val="000000"/>
           <w:sz w:val="19"/>
           <w:szCs w:val="19"/>
@@ -409,29 +312,29 @@
         <w:spacing w:line="240" w:lineRule="auto"/>
         <w:jc w:val="both"/>
         <w:rPr>
-          <w:rFonts w:ascii="Times New Roman" w:hAnsi="Times New Roman" w:cs="Times New Roman"/>
-          <w:sz w:val="19"/>
-          <w:szCs w:val="19"/>
-        </w:rPr>
-      </w:pPr>
-    </w:p>
-    <w:p>
-      <w:pPr>
-        <w:spacing w:before="0" w:after="0" w:line="240" w:lineRule="auto"/>
+          <w:rFonts w:hint="default" w:ascii="Times New Roman" w:hAnsi="Times New Roman" w:cs="Times New Roman"/>
+          <w:sz w:val="19"/>
+          <w:szCs w:val="19"/>
+        </w:rPr>
+      </w:pPr>
+    </w:p>
+    <w:p>
+      <w:pPr>
+        <w:spacing w:after="0" w:line="240" w:lineRule="auto"/>
         <w:jc w:val="both"/>
         <w:rPr>
-          <w:rFonts w:ascii="Times New Roman" w:hAnsi="Times New Roman" w:cs="Times New Roman"/>
-          <w:sz w:val="19"/>
-          <w:szCs w:val="19"/>
-        </w:rPr>
-      </w:pPr>
-    </w:p>
-    <w:p>
-      <w:pPr>
-        <w:spacing w:before="0" w:after="0" w:line="240" w:lineRule="auto"/>
+          <w:rFonts w:hint="default" w:ascii="Times New Roman" w:hAnsi="Times New Roman" w:cs="Times New Roman"/>
+          <w:sz w:val="19"/>
+          <w:szCs w:val="19"/>
+        </w:rPr>
+      </w:pPr>
+    </w:p>
+    <w:p>
+      <w:pPr>
+        <w:spacing w:after="0" w:line="240" w:lineRule="auto"/>
         <w:jc w:val="both"/>
         <w:rPr>
-          <w:rFonts w:ascii="Times New Roman" w:hAnsi="Times New Roman" w:cs="Times New Roman"/>
+          <w:rFonts w:hint="default" w:ascii="Times New Roman" w:hAnsi="Times New Roman" w:cs="Times New Roman"/>
           <w:b/>
           <w:sz w:val="19"/>
           <w:szCs w:val="19"/>
@@ -441,10 +344,10 @@
     </w:p>
     <w:p>
       <w:pPr>
-        <w:spacing w:before="0" w:after="0" w:line="240" w:lineRule="auto"/>
+        <w:spacing w:after="0" w:line="240" w:lineRule="auto"/>
         <w:jc w:val="both"/>
         <w:rPr>
-          <w:rFonts w:ascii="Times New Roman" w:hAnsi="Times New Roman" w:cs="Times New Roman"/>
+          <w:rFonts w:hint="default" w:ascii="Times New Roman" w:hAnsi="Times New Roman" w:cs="Times New Roman"/>
           <w:b/>
           <w:bCs/>
           <w:color w:val="000000" w:themeColor="text1"/>
@@ -455,7 +358,7 @@
       </w:pPr>
       <w:r>
         <w:rPr>
-          <w:rFonts w:ascii="Times New Roman" w:hAnsi="Times New Roman" w:cs="Times New Roman"/>
+          <w:rFonts w:hint="default" w:ascii="Times New Roman" w:hAnsi="Times New Roman" w:cs="Times New Roman"/>
           <w:b/>
           <w:sz w:val="19"/>
           <w:szCs w:val="19"/>
@@ -465,7 +368,7 @@
       </w:r>
       <w:r>
         <w:rPr>
-          <w:rFonts w:ascii="Times New Roman" w:hAnsi="Times New Roman" w:cs="Times New Roman"/>
+          <w:rFonts w:hint="default" w:ascii="Times New Roman" w:hAnsi="Times New Roman" w:cs="Times New Roman"/>
           <w:b/>
           <w:sz w:val="19"/>
           <w:szCs w:val="19"/>
@@ -474,7 +377,7 @@
       </w:r>
       <w:r>
         <w:rPr>
-          <w:rFonts w:ascii="Times New Roman" w:hAnsi="Times New Roman" w:cs="Times New Roman"/>
+          <w:rFonts w:hint="default" w:ascii="Times New Roman" w:hAnsi="Times New Roman" w:cs="Times New Roman"/>
           <w:sz w:val="19"/>
           <w:szCs w:val="19"/>
         </w:rPr>
@@ -482,7 +385,7 @@
       </w:r>
       <w:r>
         <w:rPr>
-          <w:rFonts w:ascii="Times New Roman" w:hAnsi="Times New Roman" w:cs="Times New Roman"/>
+          <w:rFonts w:hint="default" w:ascii="Times New Roman" w:hAnsi="Times New Roman" w:cs="Times New Roman"/>
           <w:b/>
           <w:sz w:val="19"/>
           <w:szCs w:val="19"/>
@@ -491,7 +394,7 @@
       </w:r>
       <w:r>
         <w:rPr>
-          <w:rFonts w:ascii="Times New Roman" w:hAnsi="Times New Roman" w:cs="Times New Roman"/>
+          <w:rFonts w:hint="default" w:ascii="Times New Roman" w:hAnsi="Times New Roman" w:cs="Times New Roman"/>
           <w:b/>
           <w:bCs w:val="0"/>
           <w:sz w:val="19"/>
@@ -503,10 +406,10 @@
     </w:p>
     <w:p>
       <w:pPr>
-        <w:spacing w:before="0" w:after="0" w:line="240" w:lineRule="auto"/>
+        <w:spacing w:after="0" w:line="240" w:lineRule="auto"/>
         <w:jc w:val="both"/>
         <w:rPr>
-          <w:rFonts w:ascii="Times New Roman" w:hAnsi="Times New Roman" w:cs="Times New Roman"/>
+          <w:rFonts w:hint="default" w:ascii="Times New Roman" w:hAnsi="Times New Roman" w:cs="Times New Roman"/>
           <w:b/>
           <w:bCs/>
           <w:color w:val="000000" w:themeColor="text1"/>
@@ -516,7 +419,7 @@
       </w:pPr>
       <w:r>
         <w:rPr>
-          <w:rFonts w:ascii="Times New Roman" w:hAnsi="Times New Roman" w:cs="Times New Roman"/>
+          <w:rFonts w:hint="default" w:ascii="Times New Roman" w:hAnsi="Times New Roman" w:cs="Times New Roman"/>
           <w:sz w:val="19"/>
           <w:szCs w:val="19"/>
         </w:rPr>
@@ -527,14 +430,14 @@
       <w:pPr>
         <w:pStyle w:val="15"/>
         <w:rPr>
-          <w:rFonts w:ascii="Times New Roman" w:hAnsi="Times New Roman" w:cs="Times New Roman"/>
-          <w:sz w:val="19"/>
-          <w:szCs w:val="19"/>
-        </w:rPr>
-      </w:pPr>
-      <w:r>
-        <w:rPr>
-          <w:rFonts w:cs="Times New Roman"/>
+          <w:rFonts w:hint="default" w:ascii="Times New Roman" w:hAnsi="Times New Roman" w:cs="Times New Roman"/>
+          <w:sz w:val="19"/>
+          <w:szCs w:val="19"/>
+        </w:rPr>
+      </w:pPr>
+      <w:r>
+        <w:rPr>
+          <w:rFonts w:hint="default" w:ascii="Times New Roman" w:hAnsi="Times New Roman" w:cs="Times New Roman"/>
           <w:sz w:val="19"/>
           <w:szCs w:val="19"/>
         </w:rPr>
@@ -542,47 +445,47 @@
       </w:r>
       <w:r>
         <w:rPr>
-          <w:rFonts w:cs="Times New Roman"/>
-          <w:sz w:val="19"/>
-          <w:szCs w:val="19"/>
-        </w:rPr>
-        <w:tab/>
-      </w:r>
-      <w:r>
-        <w:rPr>
-          <w:rFonts w:cs="Times New Roman"/>
-          <w:sz w:val="19"/>
-          <w:szCs w:val="19"/>
-        </w:rPr>
-        <w:tab/>
-      </w:r>
-      <w:r>
-        <w:rPr>
-          <w:rFonts w:cs="Times New Roman"/>
-          <w:sz w:val="19"/>
-          <w:szCs w:val="19"/>
-        </w:rPr>
-        <w:tab/>
-      </w:r>
-      <w:r>
-        <w:rPr>
-          <w:rFonts w:cs="Times New Roman"/>
-          <w:sz w:val="19"/>
-          <w:szCs w:val="19"/>
-        </w:rPr>
-        <w:tab/>
-      </w:r>
-      <w:r>
-        <w:rPr>
-          <w:rFonts w:cs="Times New Roman"/>
-          <w:sz w:val="19"/>
-          <w:szCs w:val="19"/>
-        </w:rPr>
-        <w:tab/>
-      </w:r>
-      <w:r>
-        <w:rPr>
-          <w:rFonts w:cs="Times New Roman"/>
+          <w:rFonts w:hint="default" w:ascii="Times New Roman" w:hAnsi="Times New Roman" w:cs="Times New Roman"/>
+          <w:sz w:val="19"/>
+          <w:szCs w:val="19"/>
+        </w:rPr>
+        <w:tab/>
+      </w:r>
+      <w:r>
+        <w:rPr>
+          <w:rFonts w:hint="default" w:ascii="Times New Roman" w:hAnsi="Times New Roman" w:cs="Times New Roman"/>
+          <w:sz w:val="19"/>
+          <w:szCs w:val="19"/>
+        </w:rPr>
+        <w:tab/>
+      </w:r>
+      <w:r>
+        <w:rPr>
+          <w:rFonts w:hint="default" w:ascii="Times New Roman" w:hAnsi="Times New Roman" w:cs="Times New Roman"/>
+          <w:sz w:val="19"/>
+          <w:szCs w:val="19"/>
+        </w:rPr>
+        <w:tab/>
+      </w:r>
+      <w:r>
+        <w:rPr>
+          <w:rFonts w:hint="default" w:ascii="Times New Roman" w:hAnsi="Times New Roman" w:cs="Times New Roman"/>
+          <w:sz w:val="19"/>
+          <w:szCs w:val="19"/>
+        </w:rPr>
+        <w:tab/>
+      </w:r>
+      <w:r>
+        <w:rPr>
+          <w:rFonts w:hint="default" w:ascii="Times New Roman" w:hAnsi="Times New Roman" w:cs="Times New Roman"/>
+          <w:sz w:val="19"/>
+          <w:szCs w:val="19"/>
+        </w:rPr>
+        <w:tab/>
+      </w:r>
+      <w:r>
+        <w:rPr>
+          <w:rFonts w:hint="default" w:cs="Times New Roman"/>
           <w:sz w:val="19"/>
           <w:szCs w:val="19"/>
           <w:lang w:val="en-US"/>
@@ -591,7 +494,7 @@
       </w:r>
       <w:r>
         <w:rPr>
-          <w:rFonts w:cs="Times New Roman"/>
+          <w:rFonts w:hint="default" w:ascii="Times New Roman" w:hAnsi="Times New Roman" w:cs="Times New Roman"/>
           <w:sz w:val="19"/>
           <w:szCs w:val="19"/>
         </w:rPr>
@@ -602,14 +505,14 @@
       <w:pPr>
         <w:pStyle w:val="15"/>
         <w:rPr>
-          <w:rFonts w:ascii="Times New Roman" w:hAnsi="Times New Roman" w:cs="Times New Roman"/>
-          <w:sz w:val="19"/>
-          <w:szCs w:val="19"/>
-        </w:rPr>
-      </w:pPr>
-      <w:r>
-        <w:rPr>
-          <w:rFonts w:cs="Times New Roman"/>
+          <w:rFonts w:hint="default" w:ascii="Times New Roman" w:hAnsi="Times New Roman" w:cs="Times New Roman"/>
+          <w:sz w:val="19"/>
+          <w:szCs w:val="19"/>
+        </w:rPr>
+      </w:pPr>
+      <w:r>
+        <w:rPr>
+          <w:rFonts w:hint="default" w:ascii="Times New Roman" w:hAnsi="Times New Roman" w:cs="Times New Roman"/>
           <w:sz w:val="19"/>
           <w:szCs w:val="19"/>
         </w:rPr>
@@ -617,73 +520,147 @@
       </w:r>
       <w:r>
         <w:rPr>
-          <w:rFonts w:cs="Times New Roman"/>
-          <w:sz w:val="19"/>
-          <w:szCs w:val="19"/>
-        </w:rPr>
-        <w:tab/>
-      </w:r>
-      <w:r>
-        <w:rPr>
-          <w:rFonts w:cs="Times New Roman"/>
-          <w:sz w:val="19"/>
-          <w:szCs w:val="19"/>
-        </w:rPr>
-        <w:tab/>
-      </w:r>
-      <w:r>
-        <w:rPr>
-          <w:rFonts w:cs="Times New Roman"/>
-          <w:sz w:val="19"/>
-          <w:szCs w:val="19"/>
-        </w:rPr>
-        <w:tab/>
-      </w:r>
-      <w:r>
-        <w:rPr>
-          <w:rFonts w:cs="Times New Roman"/>
-          <w:sz w:val="19"/>
-          <w:szCs w:val="19"/>
-        </w:rPr>
-        <w:tab/>
-      </w:r>
-      <w:r>
-        <w:rPr>
-          <w:rFonts w:cs="Times New Roman"/>
-          <w:sz w:val="19"/>
-          <w:szCs w:val="19"/>
-        </w:rPr>
-        <w:tab/>
-      </w:r>
-      <w:r>
-        <w:rPr>
-          <w:rFonts w:cs="Times New Roman"/>
-          <w:sz w:val="19"/>
-          <w:szCs w:val="19"/>
-        </w:rPr>
-        <w:tab/>
-      </w:r>
-      <w:r>
-        <w:rPr>
-          <w:rFonts w:cs="Times New Roman"/>
-          <w:sz w:val="19"/>
-          <w:szCs w:val="19"/>
-        </w:rPr>
-        <w:t xml:space="preserve">: ${duration} mois   </w:t>
+          <w:rFonts w:hint="default" w:ascii="Times New Roman" w:hAnsi="Times New Roman" w:cs="Times New Roman"/>
+          <w:sz w:val="19"/>
+          <w:szCs w:val="19"/>
+        </w:rPr>
+        <w:tab/>
+      </w:r>
+      <w:r>
+        <w:rPr>
+          <w:rFonts w:hint="default" w:ascii="Times New Roman" w:hAnsi="Times New Roman" w:cs="Times New Roman"/>
+          <w:sz w:val="19"/>
+          <w:szCs w:val="19"/>
+        </w:rPr>
+        <w:tab/>
+      </w:r>
+      <w:r>
+        <w:rPr>
+          <w:rFonts w:hint="default" w:ascii="Times New Roman" w:hAnsi="Times New Roman" w:cs="Times New Roman"/>
+          <w:sz w:val="19"/>
+          <w:szCs w:val="19"/>
+        </w:rPr>
+        <w:tab/>
+      </w:r>
+      <w:r>
+        <w:rPr>
+          <w:rFonts w:hint="default" w:ascii="Times New Roman" w:hAnsi="Times New Roman" w:cs="Times New Roman"/>
+          <w:sz w:val="19"/>
+          <w:szCs w:val="19"/>
+        </w:rPr>
+        <w:tab/>
+      </w:r>
+      <w:r>
+        <w:rPr>
+          <w:rFonts w:hint="default" w:ascii="Times New Roman" w:hAnsi="Times New Roman" w:cs="Times New Roman"/>
+          <w:sz w:val="19"/>
+          <w:szCs w:val="19"/>
+        </w:rPr>
+        <w:tab/>
+      </w:r>
+      <w:r>
+        <w:rPr>
+          <w:rFonts w:hint="default" w:ascii="Times New Roman" w:hAnsi="Times New Roman" w:cs="Times New Roman"/>
+          <w:sz w:val="19"/>
+          <w:szCs w:val="19"/>
+        </w:rPr>
+        <w:tab/>
+      </w:r>
+      <w:r>
+        <w:rPr>
+          <w:rFonts w:hint="default" w:ascii="Times New Roman" w:hAnsi="Times New Roman" w:cs="Times New Roman"/>
+          <w:sz w:val="19"/>
+          <w:szCs w:val="19"/>
+        </w:rPr>
+        <w:t>: ${duration} mois</w:t>
       </w:r>
     </w:p>
     <w:p>
       <w:pPr>
         <w:pStyle w:val="15"/>
         <w:rPr>
-          <w:rFonts w:ascii="Times New Roman" w:hAnsi="Times New Roman" w:cs="Times New Roman"/>
-          <w:sz w:val="19"/>
-          <w:szCs w:val="19"/>
-        </w:rPr>
-      </w:pPr>
-      <w:r>
-        <w:rPr>
-          <w:rFonts w:cs="Times New Roman"/>
+          <w:rFonts w:hint="default" w:ascii="Times New Roman" w:hAnsi="Times New Roman" w:cs="Times New Roman"/>
+          <w:sz w:val="19"/>
+          <w:szCs w:val="19"/>
+        </w:rPr>
+      </w:pPr>
+      <w:r>
+        <w:rPr>
+          <w:rFonts w:hint="default" w:ascii="Times New Roman" w:hAnsi="Times New Roman" w:cs="Times New Roman"/>
+          <w:sz w:val="19"/>
+          <w:szCs w:val="19"/>
+        </w:rPr>
+        <w:t>Différé</w:t>
+      </w:r>
+      <w:r>
+        <w:rPr>
+          <w:rFonts w:hint="default" w:ascii="Times New Roman" w:hAnsi="Times New Roman" w:cs="Times New Roman"/>
+          <w:sz w:val="19"/>
+          <w:szCs w:val="19"/>
+        </w:rPr>
+        <w:tab/>
+      </w:r>
+      <w:r>
+        <w:rPr>
+          <w:rFonts w:hint="default" w:ascii="Times New Roman" w:hAnsi="Times New Roman" w:cs="Times New Roman"/>
+          <w:sz w:val="19"/>
+          <w:szCs w:val="19"/>
+        </w:rPr>
+        <w:tab/>
+      </w:r>
+      <w:r>
+        <w:rPr>
+          <w:rFonts w:hint="default" w:ascii="Times New Roman" w:hAnsi="Times New Roman" w:cs="Times New Roman"/>
+          <w:sz w:val="19"/>
+          <w:szCs w:val="19"/>
+        </w:rPr>
+        <w:tab/>
+      </w:r>
+      <w:r>
+        <w:rPr>
+          <w:rFonts w:hint="default" w:ascii="Times New Roman" w:hAnsi="Times New Roman" w:cs="Times New Roman"/>
+          <w:sz w:val="19"/>
+          <w:szCs w:val="19"/>
+        </w:rPr>
+        <w:tab/>
+      </w:r>
+      <w:r>
+        <w:rPr>
+          <w:rFonts w:hint="default" w:ascii="Times New Roman" w:hAnsi="Times New Roman" w:cs="Times New Roman"/>
+          <w:sz w:val="19"/>
+          <w:szCs w:val="19"/>
+        </w:rPr>
+        <w:tab/>
+      </w:r>
+      <w:r>
+        <w:rPr>
+          <w:rFonts w:hint="default" w:ascii="Times New Roman" w:hAnsi="Times New Roman" w:cs="Times New Roman"/>
+          <w:sz w:val="19"/>
+          <w:szCs w:val="19"/>
+        </w:rPr>
+        <w:tab/>
+      </w:r>
+      <w:r>
+        <w:rPr>
+          <w:rFonts w:hint="default" w:ascii="Times New Roman" w:hAnsi="Times New Roman" w:cs="Times New Roman"/>
+          <w:sz w:val="19"/>
+          <w:szCs w:val="19"/>
+        </w:rPr>
+        <w:t xml:space="preserve">: ${number_deferred} mois   </w:t>
+      </w:r>
+    </w:p>
+    <w:p>
+      <w:pPr>
+        <w:pStyle w:val="15"/>
+        <w:rPr>
+          <w:rFonts w:hint="default" w:ascii="Times New Roman" w:hAnsi="Times New Roman" w:cs="Times New Roman"/>
+          <w:sz w:val="19"/>
+          <w:szCs w:val="19"/>
+        </w:rPr>
+      </w:pPr>
+      <w:r>
+        <w:rPr>
+          <w:rFonts w:hint="default" w:ascii="Times New Roman" w:hAnsi="Times New Roman" w:cs="Times New Roman"/>
           <w:sz w:val="19"/>
           <w:szCs w:val="19"/>
         </w:rPr>
@@ -691,47 +668,47 @@
       </w:r>
       <w:r>
         <w:rPr>
-          <w:rFonts w:cs="Times New Roman"/>
-          <w:sz w:val="19"/>
-          <w:szCs w:val="19"/>
-        </w:rPr>
-        <w:tab/>
-      </w:r>
-      <w:r>
-        <w:rPr>
-          <w:rFonts w:cs="Times New Roman"/>
-          <w:sz w:val="19"/>
-          <w:szCs w:val="19"/>
-        </w:rPr>
-        <w:tab/>
-      </w:r>
-      <w:r>
-        <w:rPr>
-          <w:rFonts w:cs="Times New Roman"/>
-          <w:sz w:val="19"/>
-          <w:szCs w:val="19"/>
-        </w:rPr>
-        <w:tab/>
-      </w:r>
-      <w:r>
-        <w:rPr>
-          <w:rFonts w:cs="Times New Roman"/>
-          <w:sz w:val="19"/>
-          <w:szCs w:val="19"/>
-        </w:rPr>
-        <w:tab/>
-      </w:r>
-      <w:r>
-        <w:rPr>
-          <w:rFonts w:cs="Times New Roman"/>
-          <w:sz w:val="19"/>
-          <w:szCs w:val="19"/>
-        </w:rPr>
-        <w:tab/>
-      </w:r>
-      <w:r>
-        <w:rPr>
-          <w:rFonts w:cs="Times New Roman"/>
+          <w:rFonts w:hint="default" w:ascii="Times New Roman" w:hAnsi="Times New Roman" w:cs="Times New Roman"/>
+          <w:sz w:val="19"/>
+          <w:szCs w:val="19"/>
+        </w:rPr>
+        <w:tab/>
+      </w:r>
+      <w:r>
+        <w:rPr>
+          <w:rFonts w:hint="default" w:ascii="Times New Roman" w:hAnsi="Times New Roman" w:cs="Times New Roman"/>
+          <w:sz w:val="19"/>
+          <w:szCs w:val="19"/>
+        </w:rPr>
+        <w:tab/>
+      </w:r>
+      <w:r>
+        <w:rPr>
+          <w:rFonts w:hint="default" w:ascii="Times New Roman" w:hAnsi="Times New Roman" w:cs="Times New Roman"/>
+          <w:sz w:val="19"/>
+          <w:szCs w:val="19"/>
+        </w:rPr>
+        <w:tab/>
+      </w:r>
+      <w:r>
+        <w:rPr>
+          <w:rFonts w:hint="default" w:ascii="Times New Roman" w:hAnsi="Times New Roman" w:cs="Times New Roman"/>
+          <w:sz w:val="19"/>
+          <w:szCs w:val="19"/>
+        </w:rPr>
+        <w:tab/>
+      </w:r>
+      <w:r>
+        <w:rPr>
+          <w:rFonts w:hint="default" w:ascii="Times New Roman" w:hAnsi="Times New Roman" w:cs="Times New Roman"/>
+          <w:sz w:val="19"/>
+          <w:szCs w:val="19"/>
+        </w:rPr>
+        <w:tab/>
+      </w:r>
+      <w:r>
+        <w:rPr>
+          <w:rFonts w:hint="default" w:ascii="Times New Roman" w:hAnsi="Times New Roman" w:cs="Times New Roman"/>
           <w:sz w:val="19"/>
           <w:szCs w:val="19"/>
         </w:rPr>
@@ -742,14 +719,14 @@
       <w:pPr>
         <w:pStyle w:val="15"/>
         <w:rPr>
-          <w:rFonts w:ascii="Times New Roman" w:hAnsi="Times New Roman" w:cs="Times New Roman"/>
-          <w:sz w:val="19"/>
-          <w:szCs w:val="19"/>
-        </w:rPr>
-      </w:pPr>
-      <w:r>
-        <w:rPr>
-          <w:rFonts w:cs="Times New Roman"/>
+          <w:rFonts w:hint="default" w:ascii="Times New Roman" w:hAnsi="Times New Roman" w:cs="Times New Roman"/>
+          <w:sz w:val="19"/>
+          <w:szCs w:val="19"/>
+        </w:rPr>
+      </w:pPr>
+      <w:r>
+        <w:rPr>
+          <w:rFonts w:hint="default" w:ascii="Times New Roman" w:hAnsi="Times New Roman" w:cs="Times New Roman"/>
           <w:sz w:val="19"/>
           <w:szCs w:val="19"/>
         </w:rPr>
@@ -757,39 +734,39 @@
       </w:r>
       <w:r>
         <w:rPr>
-          <w:rFonts w:cs="Times New Roman"/>
-          <w:sz w:val="19"/>
-          <w:szCs w:val="19"/>
-        </w:rPr>
-        <w:tab/>
-      </w:r>
-      <w:r>
-        <w:rPr>
-          <w:rFonts w:cs="Times New Roman"/>
-          <w:sz w:val="19"/>
-          <w:szCs w:val="19"/>
-        </w:rPr>
-        <w:tab/>
-      </w:r>
-      <w:r>
-        <w:rPr>
-          <w:rFonts w:cs="Times New Roman"/>
-          <w:sz w:val="19"/>
-          <w:szCs w:val="19"/>
-        </w:rPr>
-        <w:tab/>
-      </w:r>
-      <w:r>
-        <w:rPr>
-          <w:rFonts w:cs="Times New Roman"/>
-          <w:sz w:val="19"/>
-          <w:szCs w:val="19"/>
-        </w:rPr>
-        <w:tab/>
-      </w:r>
-      <w:r>
-        <w:rPr>
-          <w:rFonts w:cs="Times New Roman"/>
+          <w:rFonts w:hint="default" w:ascii="Times New Roman" w:hAnsi="Times New Roman" w:cs="Times New Roman"/>
+          <w:sz w:val="19"/>
+          <w:szCs w:val="19"/>
+        </w:rPr>
+        <w:tab/>
+      </w:r>
+      <w:r>
+        <w:rPr>
+          <w:rFonts w:hint="default" w:ascii="Times New Roman" w:hAnsi="Times New Roman" w:cs="Times New Roman"/>
+          <w:sz w:val="19"/>
+          <w:szCs w:val="19"/>
+        </w:rPr>
+        <w:tab/>
+      </w:r>
+      <w:r>
+        <w:rPr>
+          <w:rFonts w:hint="default" w:ascii="Times New Roman" w:hAnsi="Times New Roman" w:cs="Times New Roman"/>
+          <w:sz w:val="19"/>
+          <w:szCs w:val="19"/>
+        </w:rPr>
+        <w:tab/>
+      </w:r>
+      <w:r>
+        <w:rPr>
+          <w:rFonts w:hint="default" w:ascii="Times New Roman" w:hAnsi="Times New Roman" w:cs="Times New Roman"/>
+          <w:sz w:val="19"/>
+          <w:szCs w:val="19"/>
+        </w:rPr>
+        <w:tab/>
+      </w:r>
+      <w:r>
+        <w:rPr>
+          <w:rFonts w:hint="default" w:cs="Times New Roman"/>
           <w:sz w:val="19"/>
           <w:szCs w:val="19"/>
           <w:lang w:val="en-US"/>
@@ -798,7 +775,7 @@
       </w:r>
       <w:r>
         <w:rPr>
-          <w:rFonts w:cs="Times New Roman"/>
+          <w:rFonts w:hint="default" w:ascii="Times New Roman" w:hAnsi="Times New Roman" w:cs="Times New Roman"/>
           <w:sz w:val="19"/>
           <w:szCs w:val="19"/>
         </w:rPr>
@@ -809,14 +786,14 @@
       <w:pPr>
         <w:pStyle w:val="15"/>
         <w:rPr>
-          <w:rFonts w:ascii="Times New Roman" w:hAnsi="Times New Roman" w:cs="Times New Roman"/>
-          <w:sz w:val="19"/>
-          <w:szCs w:val="19"/>
-        </w:rPr>
-      </w:pPr>
-      <w:r>
-        <w:rPr>
-          <w:rFonts w:cs="Times New Roman"/>
+          <w:rFonts w:hint="default" w:ascii="Times New Roman" w:hAnsi="Times New Roman" w:cs="Times New Roman"/>
+          <w:sz w:val="19"/>
+          <w:szCs w:val="19"/>
+        </w:rPr>
+      </w:pPr>
+      <w:r>
+        <w:rPr>
+          <w:rFonts w:hint="default" w:ascii="Times New Roman" w:hAnsi="Times New Roman" w:cs="Times New Roman"/>
           <w:sz w:val="19"/>
           <w:szCs w:val="19"/>
         </w:rPr>
@@ -824,55 +801,55 @@
       </w:r>
       <w:r>
         <w:rPr>
-          <w:rFonts w:cs="Times New Roman"/>
-          <w:sz w:val="19"/>
-          <w:szCs w:val="19"/>
-        </w:rPr>
-        <w:tab/>
-      </w:r>
-      <w:r>
-        <w:rPr>
-          <w:rFonts w:cs="Times New Roman"/>
-          <w:sz w:val="19"/>
-          <w:szCs w:val="19"/>
-        </w:rPr>
-        <w:tab/>
-      </w:r>
-      <w:r>
-        <w:rPr>
-          <w:rFonts w:cs="Times New Roman"/>
-          <w:sz w:val="19"/>
-          <w:szCs w:val="19"/>
-        </w:rPr>
-        <w:tab/>
-      </w:r>
-      <w:r>
-        <w:rPr>
-          <w:rFonts w:cs="Times New Roman"/>
-          <w:sz w:val="19"/>
-          <w:szCs w:val="19"/>
-        </w:rPr>
-        <w:tab/>
-      </w:r>
-      <w:r>
-        <w:rPr>
-          <w:rFonts w:cs="Times New Roman"/>
-          <w:sz w:val="19"/>
-          <w:szCs w:val="19"/>
-        </w:rPr>
-        <w:tab/>
-      </w:r>
-      <w:r>
-        <w:rPr>
-          <w:rFonts w:cs="Times New Roman"/>
-          <w:sz w:val="19"/>
-          <w:szCs w:val="19"/>
-        </w:rPr>
-        <w:tab/>
-      </w:r>
-      <w:r>
-        <w:rPr>
-          <w:rFonts w:cs="Times New Roman"/>
+          <w:rFonts w:hint="default" w:ascii="Times New Roman" w:hAnsi="Times New Roman" w:cs="Times New Roman"/>
+          <w:sz w:val="19"/>
+          <w:szCs w:val="19"/>
+        </w:rPr>
+        <w:tab/>
+      </w:r>
+      <w:r>
+        <w:rPr>
+          <w:rFonts w:hint="default" w:ascii="Times New Roman" w:hAnsi="Times New Roman" w:cs="Times New Roman"/>
+          <w:sz w:val="19"/>
+          <w:szCs w:val="19"/>
+        </w:rPr>
+        <w:tab/>
+      </w:r>
+      <w:r>
+        <w:rPr>
+          <w:rFonts w:hint="default" w:ascii="Times New Roman" w:hAnsi="Times New Roman" w:cs="Times New Roman"/>
+          <w:sz w:val="19"/>
+          <w:szCs w:val="19"/>
+        </w:rPr>
+        <w:tab/>
+      </w:r>
+      <w:r>
+        <w:rPr>
+          <w:rFonts w:hint="default" w:ascii="Times New Roman" w:hAnsi="Times New Roman" w:cs="Times New Roman"/>
+          <w:sz w:val="19"/>
+          <w:szCs w:val="19"/>
+        </w:rPr>
+        <w:tab/>
+      </w:r>
+      <w:r>
+        <w:rPr>
+          <w:rFonts w:hint="default" w:ascii="Times New Roman" w:hAnsi="Times New Roman" w:cs="Times New Roman"/>
+          <w:sz w:val="19"/>
+          <w:szCs w:val="19"/>
+        </w:rPr>
+        <w:tab/>
+      </w:r>
+      <w:r>
+        <w:rPr>
+          <w:rFonts w:hint="default" w:ascii="Times New Roman" w:hAnsi="Times New Roman" w:cs="Times New Roman"/>
+          <w:sz w:val="19"/>
+          <w:szCs w:val="19"/>
+        </w:rPr>
+        <w:tab/>
+      </w:r>
+      <w:r>
+        <w:rPr>
+          <w:rFonts w:hint="default" w:ascii="Times New Roman" w:hAnsi="Times New Roman" w:cs="Times New Roman"/>
           <w:sz w:val="19"/>
           <w:szCs w:val="19"/>
         </w:rPr>
@@ -883,14 +860,14 @@
       <w:pPr>
         <w:pStyle w:val="15"/>
         <w:rPr>
-          <w:rFonts w:ascii="Times New Roman" w:hAnsi="Times New Roman" w:cs="Times New Roman"/>
-          <w:sz w:val="19"/>
-          <w:szCs w:val="19"/>
-        </w:rPr>
-      </w:pPr>
-      <w:r>
-        <w:rPr>
-          <w:rFonts w:cs="Times New Roman"/>
+          <w:rFonts w:hint="default" w:ascii="Times New Roman" w:hAnsi="Times New Roman" w:cs="Times New Roman"/>
+          <w:sz w:val="19"/>
+          <w:szCs w:val="19"/>
+        </w:rPr>
+      </w:pPr>
+      <w:r>
+        <w:rPr>
+          <w:rFonts w:hint="default" w:ascii="Times New Roman" w:hAnsi="Times New Roman" w:cs="Times New Roman"/>
           <w:sz w:val="19"/>
           <w:szCs w:val="19"/>
         </w:rPr>
@@ -898,23 +875,23 @@
       </w:r>
       <w:r>
         <w:rPr>
-          <w:rFonts w:cs="Times New Roman"/>
-          <w:sz w:val="19"/>
-          <w:szCs w:val="19"/>
-        </w:rPr>
-        <w:tab/>
-      </w:r>
-      <w:r>
-        <w:rPr>
-          <w:rFonts w:cs="Times New Roman"/>
-          <w:sz w:val="19"/>
-          <w:szCs w:val="19"/>
-        </w:rPr>
-        <w:tab/>
-      </w:r>
-      <w:r>
-        <w:rPr>
-          <w:rFonts w:cs="Times New Roman"/>
+          <w:rFonts w:hint="default" w:ascii="Times New Roman" w:hAnsi="Times New Roman" w:cs="Times New Roman"/>
+          <w:sz w:val="19"/>
+          <w:szCs w:val="19"/>
+        </w:rPr>
+        <w:tab/>
+      </w:r>
+      <w:r>
+        <w:rPr>
+          <w:rFonts w:hint="default" w:ascii="Times New Roman" w:hAnsi="Times New Roman" w:cs="Times New Roman"/>
+          <w:sz w:val="19"/>
+          <w:szCs w:val="19"/>
+        </w:rPr>
+        <w:tab/>
+      </w:r>
+      <w:r>
+        <w:rPr>
+          <w:rFonts w:hint="default" w:cs="Times New Roman"/>
           <w:sz w:val="19"/>
           <w:szCs w:val="19"/>
           <w:lang w:val="en-US"/>
@@ -923,7 +900,7 @@
       </w:r>
       <w:r>
         <w:rPr>
-          <w:rFonts w:cs="Times New Roman"/>
+          <w:rFonts w:hint="default" w:ascii="Times New Roman" w:hAnsi="Times New Roman" w:cs="Times New Roman"/>
           <w:sz w:val="19"/>
           <w:szCs w:val="19"/>
         </w:rPr>
@@ -934,54 +911,158 @@
       <w:pPr>
         <w:pStyle w:val="15"/>
         <w:rPr>
-          <w:rFonts w:ascii="Times New Roman" w:hAnsi="Times New Roman" w:cs="Times New Roman"/>
-          <w:sz w:val="19"/>
-          <w:szCs w:val="19"/>
-        </w:rPr>
-      </w:pPr>
-      <w:r>
-        <w:rPr>
-          <w:rFonts w:cs="Times New Roman"/>
-          <w:sz w:val="19"/>
-          <w:szCs w:val="19"/>
-        </w:rPr>
-        <w:t>Prime d’assurance</w:t>
-      </w:r>
-      <w:r>
-        <w:rPr>
-          <w:rFonts w:cs="Times New Roman"/>
-          <w:sz w:val="19"/>
-          <w:szCs w:val="19"/>
-        </w:rPr>
-        <w:tab/>
-      </w:r>
-      <w:r>
-        <w:rPr>
-          <w:rFonts w:cs="Times New Roman"/>
-          <w:sz w:val="19"/>
-          <w:szCs w:val="19"/>
-        </w:rPr>
-        <w:tab/>
-      </w:r>
-      <w:r>
-        <w:rPr>
-          <w:rFonts w:cs="Times New Roman"/>
-          <w:sz w:val="19"/>
-          <w:szCs w:val="19"/>
-        </w:rPr>
-        <w:tab/>
-      </w:r>
-      <w:r>
-        <w:rPr>
-          <w:rFonts w:cs="Times New Roman"/>
-          <w:sz w:val="19"/>
-          <w:szCs w:val="19"/>
-        </w:rPr>
-        <w:tab/>
-      </w:r>
-      <w:r>
-        <w:rPr>
-          <w:rFonts w:cs="Times New Roman"/>
+          <w:rFonts w:hint="default" w:ascii="Times New Roman" w:hAnsi="Times New Roman" w:cs="Times New Roman"/>
+          <w:sz w:val="19"/>
+          <w:szCs w:val="19"/>
+        </w:rPr>
+      </w:pPr>
+      <w:r>
+        <w:rPr>
+          <w:rFonts w:hint="default" w:ascii="Times New Roman" w:hAnsi="Times New Roman" w:cs="Times New Roman"/>
+          <w:sz w:val="19"/>
+          <w:szCs w:val="19"/>
+        </w:rPr>
+        <w:t>${insurance}</w:t>
+      </w:r>
+    </w:p>
+    <w:p>
+      <w:pPr>
+        <w:pStyle w:val="15"/>
+        <w:rPr>
+          <w:rFonts w:hint="default" w:ascii="Times New Roman" w:hAnsi="Times New Roman" w:cs="Times New Roman"/>
+          <w:sz w:val="19"/>
+          <w:szCs w:val="19"/>
+        </w:rPr>
+      </w:pPr>
+      <w:r>
+        <w:rPr>
+          <w:rFonts w:hint="default" w:ascii="Times New Roman" w:hAnsi="Times New Roman" w:cs="Times New Roman"/>
+          <w:sz w:val="19"/>
+          <w:szCs w:val="19"/>
+        </w:rPr>
+        <w:t xml:space="preserve">${key} </w:t>
+      </w:r>
+      <w:r>
+        <w:rPr>
+          <w:rFonts w:hint="default" w:ascii="Times New Roman" w:hAnsi="Times New Roman" w:cs="Times New Roman"/>
+          <w:sz w:val="19"/>
+          <w:szCs w:val="19"/>
+        </w:rPr>
+        <w:tab/>
+      </w:r>
+      <w:r>
+        <w:rPr>
+          <w:rFonts w:hint="default" w:ascii="Times New Roman" w:hAnsi="Times New Roman" w:cs="Times New Roman"/>
+          <w:sz w:val="19"/>
+          <w:szCs w:val="19"/>
+        </w:rPr>
+        <w:tab/>
+      </w:r>
+      <w:r>
+        <w:rPr>
+          <w:rFonts w:hint="default" w:ascii="Times New Roman" w:hAnsi="Times New Roman" w:cs="Times New Roman"/>
+          <w:sz w:val="19"/>
+          <w:szCs w:val="19"/>
+        </w:rPr>
+        <w:tab/>
+      </w:r>
+      <w:r>
+        <w:rPr>
+          <w:rFonts w:hint="default" w:ascii="Times New Roman" w:hAnsi="Times New Roman" w:cs="Times New Roman"/>
+          <w:sz w:val="19"/>
+          <w:szCs w:val="19"/>
+        </w:rPr>
+        <w:tab/>
+      </w:r>
+      <w:r>
+        <w:rPr>
+          <w:rFonts w:hint="default" w:ascii="Times New Roman" w:hAnsi="Times New Roman" w:cs="Times New Roman"/>
+          <w:sz w:val="19"/>
+          <w:szCs w:val="19"/>
+        </w:rPr>
+        <w:t>: ${value}</w:t>
+      </w:r>
+    </w:p>
+    <w:p>
+      <w:pPr>
+        <w:pStyle w:val="15"/>
+        <w:rPr>
+          <w:rFonts w:hint="default" w:ascii="Times New Roman" w:hAnsi="Times New Roman" w:cs="Times New Roman"/>
+          <w:sz w:val="19"/>
+          <w:szCs w:val="19"/>
+        </w:rPr>
+      </w:pPr>
+      <w:r>
+        <w:rPr>
+          <w:rFonts w:hint="default" w:ascii="Times New Roman" w:hAnsi="Times New Roman" w:cs="Times New Roman"/>
+          <w:sz w:val="19"/>
+          <w:szCs w:val="19"/>
+        </w:rPr>
+        <w:t>${/insurance}</w:t>
+      </w:r>
+    </w:p>
+    <w:p>
+      <w:pPr>
+        <w:pStyle w:val="15"/>
+        <w:rPr>
+          <w:rFonts w:hint="default" w:ascii="Times New Roman" w:hAnsi="Times New Roman" w:cs="Times New Roman"/>
+          <w:sz w:val="19"/>
+          <w:szCs w:val="19"/>
+        </w:rPr>
+      </w:pPr>
+      <w:r>
+        <w:rPr>
+          <w:rFonts w:hint="default" w:ascii="Times New Roman" w:hAnsi="Times New Roman" w:cs="Times New Roman"/>
+          <w:sz w:val="19"/>
+          <w:szCs w:val="19"/>
+        </w:rPr>
+        <w:t>${riskPremiumPercentage}</w:t>
+      </w:r>
+    </w:p>
+    <w:p>
+      <w:pPr>
+        <w:pStyle w:val="15"/>
+        <w:rPr>
+          <w:rFonts w:hint="default" w:ascii="Times New Roman" w:hAnsi="Times New Roman" w:cs="Times New Roman"/>
+          <w:sz w:val="19"/>
+          <w:szCs w:val="19"/>
+        </w:rPr>
+      </w:pPr>
+      <w:r>
+        <w:rPr>
+          <w:rFonts w:hint="default" w:ascii="Times New Roman" w:hAnsi="Times New Roman" w:cs="Times New Roman"/>
+          <w:sz w:val="19"/>
+          <w:szCs w:val="19"/>
+        </w:rPr>
+        <w:t xml:space="preserve">${key} </w:t>
+      </w:r>
+      <w:r>
+        <w:rPr>
+          <w:rFonts w:hint="default" w:ascii="Times New Roman" w:hAnsi="Times New Roman" w:cs="Times New Roman"/>
+          <w:sz w:val="19"/>
+          <w:szCs w:val="19"/>
+        </w:rPr>
+        <w:tab/>
+      </w:r>
+      <w:r>
+        <w:rPr>
+          <w:rFonts w:hint="default" w:ascii="Times New Roman" w:hAnsi="Times New Roman" w:cs="Times New Roman"/>
+          <w:sz w:val="19"/>
+          <w:szCs w:val="19"/>
+        </w:rPr>
+        <w:tab/>
+      </w:r>
+      <w:r>
+        <w:rPr>
+          <w:rFonts w:hint="default" w:ascii="Times New Roman" w:hAnsi="Times New Roman" w:cs="Times New Roman"/>
+          <w:sz w:val="19"/>
+          <w:szCs w:val="19"/>
+        </w:rPr>
+        <w:tab/>
+      </w:r>
+      <w:r>
+        <w:rPr>
+          <w:rFonts w:hint="default" w:cs="Times New Roman"/>
           <w:sz w:val="19"/>
           <w:szCs w:val="19"/>
           <w:lang w:val="en-US"/>
@@ -990,108 +1071,151 @@
       </w:r>
       <w:r>
         <w:rPr>
-          <w:rFonts w:cs="Times New Roman"/>
-          <w:sz w:val="19"/>
-          <w:szCs w:val="19"/>
-        </w:rPr>
-        <w:t>: selon la grille de l’assureur</w:t>
+          <w:rFonts w:hint="default" w:ascii="Times New Roman" w:hAnsi="Times New Roman" w:cs="Times New Roman"/>
+          <w:sz w:val="19"/>
+          <w:szCs w:val="19"/>
+        </w:rPr>
+        <w:t>: ${value}</w:t>
       </w:r>
     </w:p>
     <w:p>
       <w:pPr>
         <w:pStyle w:val="15"/>
         <w:rPr>
-          <w:rFonts w:ascii="Times New Roman" w:hAnsi="Times New Roman" w:cs="Times New Roman"/>
+          <w:rFonts w:hint="default" w:ascii="Times New Roman" w:hAnsi="Times New Roman" w:cs="Times New Roman"/>
+          <w:sz w:val="19"/>
+          <w:szCs w:val="19"/>
+        </w:rPr>
+      </w:pPr>
+      <w:r>
+        <w:rPr>
+          <w:rFonts w:hint="default" w:ascii="Times New Roman" w:hAnsi="Times New Roman" w:cs="Times New Roman"/>
+          <w:sz w:val="19"/>
+          <w:szCs w:val="19"/>
+        </w:rPr>
+        <w:t>${/riskPremiumPercentage}</w:t>
+      </w:r>
+    </w:p>
+    <w:p>
+      <w:pPr>
+        <w:pStyle w:val="15"/>
+        <w:rPr>
+          <w:rFonts w:hint="default" w:ascii="Times New Roman" w:hAnsi="Times New Roman" w:cs="Times New Roman"/>
+          <w:sz w:val="19"/>
+          <w:szCs w:val="19"/>
+        </w:rPr>
+      </w:pPr>
+      <w:r>
+        <w:rPr>
+          <w:rFonts w:hint="default" w:ascii="Times New Roman" w:hAnsi="Times New Roman" w:cs="Times New Roman"/>
+          <w:sz w:val="19"/>
+          <w:szCs w:val="19"/>
+        </w:rPr>
+        <w:t>${reviewBonus}</w:t>
+      </w:r>
+    </w:p>
+    <w:p>
+      <w:pPr>
+        <w:pStyle w:val="15"/>
+        <w:rPr>
+          <w:rFonts w:hint="default" w:ascii="Times New Roman" w:hAnsi="Times New Roman" w:cs="Times New Roman"/>
+          <w:sz w:val="19"/>
+          <w:szCs w:val="19"/>
+        </w:rPr>
+      </w:pPr>
+      <w:r>
+        <w:rPr>
+          <w:rFonts w:hint="default" w:ascii="Times New Roman" w:hAnsi="Times New Roman" w:cs="Times New Roman"/>
+          <w:sz w:val="19"/>
+          <w:szCs w:val="19"/>
+        </w:rPr>
+        <w:t xml:space="preserve">${key} </w:t>
+      </w:r>
+      <w:r>
+        <w:rPr>
+          <w:rFonts w:hint="default" w:ascii="Times New Roman" w:hAnsi="Times New Roman" w:cs="Times New Roman"/>
+          <w:sz w:val="19"/>
+          <w:szCs w:val="19"/>
+        </w:rPr>
+        <w:tab/>
+      </w:r>
+      <w:r>
+        <w:rPr>
+          <w:rFonts w:hint="default" w:ascii="Times New Roman" w:hAnsi="Times New Roman" w:cs="Times New Roman"/>
+          <w:sz w:val="19"/>
+          <w:szCs w:val="19"/>
+        </w:rPr>
+        <w:tab/>
+      </w:r>
+      <w:r>
+        <w:rPr>
+          <w:rFonts w:hint="default" w:ascii="Times New Roman" w:hAnsi="Times New Roman" w:cs="Times New Roman"/>
+          <w:sz w:val="19"/>
+          <w:szCs w:val="19"/>
+        </w:rPr>
+        <w:tab/>
+      </w:r>
+      <w:r>
+        <w:rPr>
+          <w:rFonts w:hint="default" w:cs="Times New Roman"/>
           <w:sz w:val="19"/>
           <w:szCs w:val="19"/>
           <w:lang w:val="en-US"/>
         </w:rPr>
-      </w:pPr>
-      <w:r>
-        <w:rPr>
-          <w:rFonts w:cs="Times New Roman"/>
-          <w:sz w:val="19"/>
-          <w:szCs w:val="19"/>
-        </w:rPr>
-        <w:t>${line_review_bonus}</w:t>
-      </w:r>
-      <w:r>
-        <w:rPr>
-          <w:rFonts w:cs="Times New Roman"/>
-          <w:sz w:val="19"/>
-          <w:szCs w:val="19"/>
-          <w:lang w:val="en-US"/>
-        </w:rPr>
-        <w:tab/>
-      </w:r>
-      <w:r>
-        <w:rPr>
-          <w:rFonts w:cs="Times New Roman"/>
-          <w:sz w:val="19"/>
-          <w:szCs w:val="19"/>
-          <w:lang w:val="en-US"/>
-        </w:rPr>
-        <w:tab/>
-      </w:r>
-      <w:r>
-        <w:rPr>
-          <w:rFonts w:cs="Times New Roman"/>
-          <w:sz w:val="19"/>
-          <w:szCs w:val="19"/>
-          <w:lang w:val="en-US"/>
-        </w:rPr>
-        <w:tab/>
-      </w:r>
-      <w:r>
-        <w:rPr>
-          <w:rFonts w:cs="Times New Roman"/>
-          <w:sz w:val="19"/>
-          <w:szCs w:val="19"/>
-          <w:lang w:val="en-US"/>
-        </w:rPr>
-        <w:tab/>
-      </w:r>
-      <w:r>
-        <w:rPr>
-          <w:rFonts w:cs="Times New Roman"/>
-          <w:sz w:val="19"/>
-          <w:szCs w:val="19"/>
-        </w:rPr>
-        <w:t>${line_review_bonus</w:t>
-      </w:r>
-      <w:r>
-        <w:rPr>
-          <w:rFonts w:cs="Times New Roman"/>
-          <w:sz w:val="19"/>
-          <w:szCs w:val="19"/>
-          <w:lang w:val="en-US"/>
-        </w:rPr>
-        <w:t>_value</w:t>
-      </w:r>
-      <w:r>
-        <w:rPr>
-          <w:rFonts w:cs="Times New Roman"/>
-          <w:sz w:val="19"/>
-          <w:szCs w:val="19"/>
-        </w:rPr>
-        <w:t>}</w:t>
-      </w:r>
-    </w:p>
-    <w:p>
-      <w:pPr>
-        <w:spacing w:before="0" w:after="0" w:line="240" w:lineRule="auto"/>
+        <w:tab/>
+      </w:r>
+      <w:r>
+        <w:rPr>
+          <w:rFonts w:hint="default" w:ascii="Times New Roman" w:hAnsi="Times New Roman" w:cs="Times New Roman"/>
+          <w:sz w:val="19"/>
+          <w:szCs w:val="19"/>
+        </w:rPr>
+        <w:t>: ${value}</w:t>
+      </w:r>
+    </w:p>
+    <w:p>
+      <w:pPr>
+        <w:pStyle w:val="15"/>
+        <w:rPr>
+          <w:rFonts w:hint="default" w:ascii="Times New Roman" w:hAnsi="Times New Roman" w:cs="Times New Roman"/>
+          <w:sz w:val="19"/>
+          <w:szCs w:val="19"/>
+        </w:rPr>
+      </w:pPr>
+      <w:r>
+        <w:rPr>
+          <w:rFonts w:hint="default" w:ascii="Times New Roman" w:hAnsi="Times New Roman" w:cs="Times New Roman"/>
+          <w:sz w:val="19"/>
+          <w:szCs w:val="19"/>
+        </w:rPr>
+        <w:t>${/reviewBonus}</w:t>
+      </w:r>
+    </w:p>
+    <w:p>
+      <w:pPr>
+        <w:pStyle w:val="15"/>
+        <w:rPr>
+          <w:rFonts w:hint="default" w:ascii="Times New Roman" w:hAnsi="Times New Roman" w:cs="Times New Roman"/>
+          <w:sz w:val="19"/>
+          <w:szCs w:val="19"/>
+        </w:rPr>
+      </w:pPr>
+    </w:p>
+    <w:p>
+      <w:pPr>
+        <w:spacing w:after="0" w:line="240" w:lineRule="auto"/>
         <w:ind w:right="57"/>
         <w:jc w:val="both"/>
         <w:rPr>
-          <w:rFonts w:ascii="Times New Roman" w:hAnsi="Times New Roman" w:cs="Times New Roman"/>
-          <w:b/>
-          <w:sz w:val="19"/>
-          <w:szCs w:val="19"/>
-        </w:rPr>
-      </w:pPr>
-      <w:r>
-        <w:rPr>
-          <w:rFonts w:ascii="Times New Roman" w:hAnsi="Times New Roman" w:cs="Times New Roman"/>
+          <w:rFonts w:hint="default" w:ascii="Times New Roman" w:hAnsi="Times New Roman" w:cs="Times New Roman"/>
+          <w:b/>
+          <w:sz w:val="19"/>
+          <w:szCs w:val="19"/>
+        </w:rPr>
+      </w:pPr>
+      <w:r>
+        <w:rPr>
+          <w:rFonts w:hint="default" w:ascii="Times New Roman" w:hAnsi="Times New Roman" w:cs="Times New Roman"/>
           <w:b/>
           <w:sz w:val="19"/>
           <w:szCs w:val="19"/>
@@ -1101,7 +1225,7 @@
       </w:r>
       <w:r>
         <w:rPr>
-          <w:rFonts w:ascii="Times New Roman" w:hAnsi="Times New Roman" w:cs="Times New Roman"/>
+          <w:rFonts w:hint="default" w:ascii="Times New Roman" w:hAnsi="Times New Roman" w:cs="Times New Roman"/>
           <w:b/>
           <w:sz w:val="19"/>
           <w:szCs w:val="19"/>
@@ -1111,11 +1235,11 @@
     </w:p>
     <w:p>
       <w:pPr>
-        <w:spacing w:before="0" w:after="0" w:line="240" w:lineRule="auto"/>
+        <w:spacing w:after="0" w:line="240" w:lineRule="auto"/>
         <w:ind w:right="57"/>
         <w:jc w:val="both"/>
         <w:rPr>
-          <w:rFonts w:ascii="Times New Roman" w:hAnsi="Times New Roman" w:cs="Times New Roman"/>
+          <w:rFonts w:hint="default" w:ascii="Times New Roman" w:hAnsi="Times New Roman" w:cs="Times New Roman"/>
           <w:b/>
           <w:sz w:val="19"/>
           <w:szCs w:val="19"/>
@@ -1128,14 +1252,14 @@
         <w:spacing w:line="240" w:lineRule="auto"/>
         <w:jc w:val="both"/>
         <w:rPr>
-          <w:rFonts w:ascii="Times New Roman" w:hAnsi="Times New Roman" w:cs="Times New Roman"/>
+          <w:rFonts w:hint="default" w:ascii="Times New Roman" w:hAnsi="Times New Roman" w:cs="Times New Roman"/>
           <w:sz w:val="24"/>
           <w:szCs w:val="24"/>
         </w:rPr>
       </w:pPr>
       <w:r>
         <w:rPr>
-          <w:rFonts w:ascii="Times New Roman" w:hAnsi="Times New Roman" w:cs="Times New Roman"/>
+          <w:rFonts w:hint="default" w:ascii="Times New Roman" w:hAnsi="Times New Roman" w:cs="Times New Roman"/>
           <w:sz w:val="24"/>
           <w:szCs w:val="24"/>
         </w:rPr>
@@ -1151,14 +1275,14 @@
         <w:spacing w:line="240" w:lineRule="auto"/>
         <w:jc w:val="both"/>
         <w:rPr>
-          <w:rFonts w:ascii="Times New Roman" w:hAnsi="Times New Roman" w:cs="Times New Roman"/>
+          <w:rFonts w:hint="default" w:ascii="Times New Roman" w:hAnsi="Times New Roman" w:cs="Times New Roman"/>
           <w:sz w:val="24"/>
           <w:szCs w:val="24"/>
         </w:rPr>
       </w:pPr>
       <w:r>
         <w:rPr>
-          <w:rFonts w:ascii="Times New Roman" w:hAnsi="Times New Roman" w:cs="Times New Roman"/>
+          <w:rFonts w:hint="default" w:ascii="Times New Roman" w:hAnsi="Times New Roman" w:cs="Times New Roman"/>
           <w:sz w:val="24"/>
           <w:szCs w:val="24"/>
         </w:rPr>
@@ -1166,7 +1290,7 @@
       </w:r>
       <w:r>
         <w:rPr>
-          <w:rFonts w:ascii="Times New Roman" w:hAnsi="Times New Roman" w:cs="Times New Roman"/>
+          <w:rFonts w:hint="default" w:ascii="Times New Roman" w:hAnsi="Times New Roman" w:cs="Times New Roman"/>
           <w:sz w:val="24"/>
           <w:szCs w:val="24"/>
           <w:lang w:val="en-US"/>
@@ -1175,7 +1299,7 @@
       </w:r>
       <w:r>
         <w:rPr>
-          <w:rFonts w:ascii="Times New Roman" w:hAnsi="Times New Roman" w:cs="Times New Roman"/>
+          <w:rFonts w:hint="default" w:ascii="Times New Roman" w:hAnsi="Times New Roman" w:cs="Times New Roman"/>
           <w:sz w:val="24"/>
           <w:szCs w:val="24"/>
         </w:rPr>
@@ -1187,7 +1311,7 @@
         <w:spacing w:line="240" w:lineRule="auto"/>
         <w:jc w:val="both"/>
         <w:rPr>
-          <w:rFonts w:ascii="Times New Roman" w:hAnsi="Times New Roman" w:eastAsia="Times New Roman" w:cs="Times New Roman"/>
+          <w:rFonts w:hint="default" w:ascii="Times New Roman" w:hAnsi="Times New Roman" w:eastAsia="Times New Roman" w:cs="Times New Roman"/>
           <w:sz w:val="24"/>
           <w:szCs w:val="24"/>
           <w:lang w:eastAsia="fr-FR"/>
@@ -1195,7 +1319,7 @@
       </w:pPr>
       <w:r>
         <w:rPr>
-          <w:rFonts w:ascii="Times New Roman" w:hAnsi="Times New Roman" w:cs="Times New Roman"/>
+          <w:rFonts w:hint="default" w:ascii="Times New Roman" w:hAnsi="Times New Roman" w:cs="Times New Roman"/>
           <w:sz w:val="24"/>
           <w:szCs w:val="24"/>
         </w:rPr>
@@ -1205,10 +1329,10 @@
     <w:p>
       <w:pPr>
         <w:pStyle w:val="15"/>
-        <w:ind w:left="720" w:right="57"/>
+        <w:ind w:right="57"/>
         <w:jc w:val="both"/>
         <w:rPr>
-          <w:rFonts w:ascii="Times New Roman" w:hAnsi="Times New Roman" w:cs="Times New Roman"/>
+          <w:rFonts w:hint="default" w:ascii="Times New Roman" w:hAnsi="Times New Roman" w:cs="Times New Roman"/>
           <w:b/>
           <w:bCs/>
           <w:sz w:val="18"/>
@@ -1222,15 +1346,15 @@
         <w:spacing w:line="240" w:lineRule="auto"/>
         <w:jc w:val="both"/>
         <w:rPr>
-          <w:rFonts w:ascii="Times New Roman" w:hAnsi="Times New Roman" w:cs="Times New Roman"/>
-          <w:sz w:val="19"/>
-          <w:szCs w:val="19"/>
-        </w:rPr>
-      </w:pPr>
-      <w:r>
-        <w:rPr>
-          <w:rFonts w:ascii="Times New Roman" w:hAnsi="Times New Roman" w:cs="Times New Roman"/>
-          <w:kern w:val="2"/>
+          <w:rFonts w:hint="default" w:ascii="Times New Roman" w:hAnsi="Times New Roman" w:cs="Times New Roman"/>
+          <w:sz w:val="19"/>
+          <w:szCs w:val="19"/>
+        </w:rPr>
+      </w:pPr>
+      <w:r>
+        <w:rPr>
+          <w:rFonts w:hint="default" w:ascii="Times New Roman" w:hAnsi="Times New Roman" w:cs="Times New Roman"/>
+          <w:kern w:val="3"/>
           <w:sz w:val="19"/>
           <w:szCs w:val="19"/>
           <w:lang w:eastAsia="zh-CN"/>
@@ -1243,15 +1367,15 @@
         <w:spacing w:line="240" w:lineRule="auto"/>
         <w:jc w:val="both"/>
         <w:rPr>
-          <w:rFonts w:ascii="Times New Roman" w:hAnsi="Times New Roman" w:cs="Times New Roman"/>
-          <w:sz w:val="19"/>
-          <w:szCs w:val="19"/>
-        </w:rPr>
-      </w:pPr>
-      <w:r>
-        <w:rPr>
-          <w:rFonts w:ascii="Times New Roman" w:hAnsi="Times New Roman" w:cs="Times New Roman"/>
-          <w:kern w:val="2"/>
+          <w:rFonts w:hint="default" w:ascii="Times New Roman" w:hAnsi="Times New Roman" w:cs="Times New Roman"/>
+          <w:sz w:val="19"/>
+          <w:szCs w:val="19"/>
+        </w:rPr>
+      </w:pPr>
+      <w:r>
+        <w:rPr>
+          <w:rFonts w:hint="default" w:ascii="Times New Roman" w:hAnsi="Times New Roman" w:cs="Times New Roman"/>
+          <w:kern w:val="3"/>
           <w:sz w:val="19"/>
           <w:szCs w:val="19"/>
           <w:lang w:eastAsia="zh-CN"/>
@@ -1261,11 +1385,12 @@
     </w:p>
     <w:p>
       <w:pPr>
-        <w:spacing w:before="0" w:after="120" w:line="240" w:lineRule="auto"/>
+        <w:autoSpaceDN w:val="0"/>
+        <w:spacing w:after="120" w:line="240" w:lineRule="auto"/>
         <w:jc w:val="both"/>
         <w:rPr>
-          <w:rFonts w:ascii="Times New Roman" w:hAnsi="Times New Roman" w:cs="Times New Roman"/>
-          <w:kern w:val="2"/>
+          <w:rFonts w:hint="default" w:ascii="Times New Roman" w:hAnsi="Times New Roman" w:cs="Times New Roman"/>
+          <w:kern w:val="3"/>
           <w:sz w:val="19"/>
           <w:szCs w:val="19"/>
           <w:lang w:eastAsia="zh-CN"/>
@@ -1273,8 +1398,8 @@
       </w:pPr>
       <w:r>
         <w:rPr>
-          <w:rFonts w:ascii="Times New Roman" w:hAnsi="Times New Roman" w:cs="Times New Roman"/>
-          <w:kern w:val="2"/>
+          <w:rFonts w:hint="default" w:ascii="Times New Roman" w:hAnsi="Times New Roman" w:cs="Times New Roman"/>
+          <w:kern w:val="3"/>
           <w:sz w:val="19"/>
           <w:szCs w:val="19"/>
           <w:lang w:eastAsia="zh-CN"/>
@@ -1284,11 +1409,12 @@
     </w:p>
     <w:p>
       <w:pPr>
-        <w:spacing w:before="0" w:after="120" w:line="240" w:lineRule="auto"/>
+        <w:autoSpaceDN w:val="0"/>
+        <w:spacing w:after="120" w:line="240" w:lineRule="auto"/>
         <w:jc w:val="both"/>
         <w:rPr>
-          <w:rFonts w:ascii="Times New Roman" w:hAnsi="Times New Roman" w:cs="Times New Roman"/>
-          <w:kern w:val="2"/>
+          <w:rFonts w:hint="default" w:ascii="Times New Roman" w:hAnsi="Times New Roman" w:cs="Times New Roman"/>
+          <w:kern w:val="3"/>
           <w:sz w:val="19"/>
           <w:szCs w:val="19"/>
           <w:lang w:eastAsia="zh-CN"/>
@@ -1296,8 +1422,8 @@
       </w:pPr>
       <w:r>
         <w:rPr>
-          <w:rFonts w:ascii="Times New Roman" w:hAnsi="Times New Roman" w:cs="Times New Roman"/>
-          <w:kern w:val="2"/>
+          <w:rFonts w:hint="default" w:ascii="Times New Roman" w:hAnsi="Times New Roman" w:cs="Times New Roman"/>
+          <w:kern w:val="3"/>
           <w:sz w:val="19"/>
           <w:szCs w:val="19"/>
           <w:lang w:eastAsia="zh-CN"/>
@@ -1307,10 +1433,11 @@
     </w:p>
     <w:p>
       <w:pPr>
-        <w:spacing w:before="0" w:after="120" w:line="240" w:lineRule="auto"/>
+        <w:autoSpaceDN w:val="0"/>
+        <w:spacing w:after="120" w:line="240" w:lineRule="auto"/>
         <w:jc w:val="both"/>
         <w:rPr>
-          <w:rFonts w:ascii="Times New Roman" w:hAnsi="Times New Roman" w:cs="Times New Roman"/>
+          <w:rFonts w:hint="default" w:ascii="Times New Roman" w:hAnsi="Times New Roman" w:cs="Times New Roman"/>
           <w:b/>
           <w:bCs/>
           <w:sz w:val="19"/>
@@ -1319,8 +1446,8 @@
       </w:pPr>
       <w:r>
         <w:rPr>
-          <w:rFonts w:ascii="Times New Roman" w:hAnsi="Times New Roman" w:cs="Times New Roman"/>
-          <w:kern w:val="2"/>
+          <w:rFonts w:hint="default" w:ascii="Times New Roman" w:hAnsi="Times New Roman" w:cs="Times New Roman"/>
+          <w:kern w:val="3"/>
           <w:sz w:val="19"/>
           <w:szCs w:val="19"/>
           <w:lang w:eastAsia="zh-CN"/>
@@ -1329,7 +1456,7 @@
       </w:r>
       <w:r>
         <w:rPr>
-          <w:rFonts w:ascii="Times New Roman" w:hAnsi="Times New Roman" w:cs="Times New Roman"/>
+          <w:rFonts w:hint="default" w:ascii="Times New Roman" w:hAnsi="Times New Roman" w:cs="Times New Roman"/>
           <w:b/>
           <w:bCs/>
           <w:color w:val="000000"/>
@@ -1340,9 +1467,9 @@
       </w:r>
       <w:r>
         <w:rPr>
-          <w:rFonts w:ascii="Times New Roman" w:hAnsi="Times New Roman" w:cs="Times New Roman"/>
+          <w:rFonts w:hint="default" w:ascii="Times New Roman" w:hAnsi="Times New Roman" w:cs="Times New Roman"/>
           <w:bCs/>
-          <w:kern w:val="2"/>
+          <w:kern w:val="3"/>
           <w:sz w:val="19"/>
           <w:szCs w:val="19"/>
           <w:lang w:eastAsia="zh-CN"/>
@@ -1351,8 +1478,8 @@
       </w:r>
       <w:r>
         <w:rPr>
-          <w:rFonts w:ascii="Times New Roman" w:hAnsi="Times New Roman" w:cs="Times New Roman"/>
-          <w:kern w:val="2"/>
+          <w:rFonts w:hint="default" w:ascii="Times New Roman" w:hAnsi="Times New Roman" w:cs="Times New Roman"/>
+          <w:kern w:val="3"/>
           <w:sz w:val="19"/>
           <w:szCs w:val="19"/>
           <w:lang w:eastAsia="zh-CN"/>
@@ -1361,7 +1488,7 @@
       </w:r>
       <w:r>
         <w:rPr>
-          <w:rFonts w:ascii="Times New Roman" w:hAnsi="Times New Roman" w:cs="Times New Roman"/>
+          <w:rFonts w:hint="default" w:ascii="Times New Roman" w:hAnsi="Times New Roman" w:cs="Times New Roman"/>
           <w:b/>
           <w:bCs/>
           <w:sz w:val="19"/>
@@ -1372,10 +1499,11 @@
     </w:p>
     <w:p>
       <w:pPr>
-        <w:spacing w:before="0" w:after="120" w:line="240" w:lineRule="auto"/>
+        <w:autoSpaceDN w:val="0"/>
+        <w:spacing w:after="120" w:line="240" w:lineRule="auto"/>
         <w:jc w:val="both"/>
         <w:rPr>
-          <w:rFonts w:ascii="Times New Roman" w:hAnsi="Times New Roman" w:cs="Times New Roman"/>
+          <w:rFonts w:hint="default" w:ascii="Times New Roman" w:hAnsi="Times New Roman" w:cs="Times New Roman"/>
           <w:b/>
           <w:bCs/>
           <w:sz w:val="19"/>
@@ -1385,10 +1513,11 @@
     </w:p>
     <w:p>
       <w:pPr>
-        <w:spacing w:before="0" w:after="120" w:line="240" w:lineRule="auto"/>
+        <w:autoSpaceDN w:val="0"/>
+        <w:spacing w:after="120" w:line="240" w:lineRule="auto"/>
         <w:jc w:val="both"/>
         <w:rPr>
-          <w:rFonts w:ascii="Times New Roman" w:hAnsi="Times New Roman" w:cs="Times New Roman"/>
+          <w:rFonts w:hint="default" w:ascii="Times New Roman" w:hAnsi="Times New Roman" w:cs="Times New Roman"/>
           <w:b/>
           <w:bCs/>
           <w:sz w:val="19"/>
@@ -1397,7 +1526,7 @@
       </w:pPr>
       <w:r>
         <w:rPr>
-          <w:rFonts w:ascii="Times New Roman" w:hAnsi="Times New Roman" w:cs="Times New Roman"/>
+          <w:rFonts w:hint="default" w:ascii="Times New Roman" w:hAnsi="Times New Roman" w:cs="Times New Roman"/>
           <w:b/>
           <w:bCs/>
           <w:sz w:val="19"/>
@@ -1411,7 +1540,7 @@
         <w:spacing w:line="240" w:lineRule="auto"/>
         <w:ind w:left="6372"/>
         <w:rPr>
-          <w:rFonts w:ascii="Times New Roman" w:hAnsi="Times New Roman" w:cs="Times New Roman"/>
+          <w:rFonts w:hint="default" w:ascii="Times New Roman" w:hAnsi="Times New Roman" w:cs="Times New Roman"/>
           <w:b/>
           <w:bCs/>
           <w:sz w:val="19"/>
@@ -1420,7 +1549,7 @@
       </w:pPr>
       <w:r>
         <w:rPr>
-          <w:rFonts w:ascii="Times New Roman" w:hAnsi="Times New Roman" w:cs="Times New Roman"/>
+          <w:rFonts w:hint="default" w:ascii="Times New Roman" w:hAnsi="Times New Roman" w:cs="Times New Roman"/>
           <w:b/>
           <w:bCs/>
           <w:sz w:val="19"/>
@@ -1432,29 +1561,84 @@
     <w:p>
       <w:pPr>
         <w:rPr>
-          <w:rFonts w:ascii="Times New Roman" w:hAnsi="Times New Roman" w:cs="Times New Roman"/>
-          <w:b/>
-          <w:bCs/>
-          <w:sz w:val="19"/>
-          <w:szCs w:val="19"/>
-          <w:vertAlign w:val="baseline"/>
-        </w:rPr>
-      </w:pPr>
-      <w:r>
-        <w:rPr>
-          <w:rFonts w:ascii="Times New Roman" w:hAnsi="Times New Roman" w:cs="Times New Roman"/>
-          <w:b/>
-          <w:bCs/>
-          <w:sz w:val="19"/>
-          <w:szCs w:val="19"/>
-        </w:rPr>
-        <w:br w:type="page"/>
-      </w:r>
-    </w:p>
-    <w:p>
-      <w:pPr>
-        <w:rPr>
-          <w:rFonts w:ascii="Times New Roman" w:hAnsi="Times New Roman" w:cs="Times New Roman"/>
+          <w:rFonts w:hint="default" w:ascii="Times New Roman" w:hAnsi="Times New Roman" w:cs="Times New Roman"/>
+          <w:b/>
+          <w:sz w:val="20"/>
+          <w:szCs w:val="20"/>
+        </w:rPr>
+      </w:pPr>
+      <w:r>
+        <w:rPr>
+          <w:rFonts w:hint="default" w:ascii="Times New Roman" w:hAnsi="Times New Roman" w:cs="Times New Roman"/>
+          <w:sz w:val="20"/>
+          <w:szCs w:val="20"/>
+        </w:rPr>
+        <w:pict>
+          <v:roundrect id="Rectangle à coins arrondis 1" o:spid="_x0000_s1026" o:spt="2" style="position:absolute;left:0pt;margin-left:20.25pt;margin-top:2.4pt;height:23.25pt;width:547.45pt;mso-position-horizontal-relative:page;z-index:251660288;v-text-anchor:middle;mso-width-relative:page;mso-height-relative:page;" fillcolor="#F2F2F2" filled="t" stroked="t" coordsize="21600,21600" arcsize="0.166666666666667" o:gfxdata="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">
+            <v:path/>
+            <v:fill on="t" color2="#FFFFFF" focussize="0,0"/>
+            <v:stroke weight="1.5pt" color="#FFFFFF" miterlimit="8" joinstyle="miter"/>
+            <v:imagedata o:title=""/>
+            <o:lock v:ext="edit" aspectratio="f"/>
+            <v:textbox>
+              <w:txbxContent>
+                <w:p>
+                  <w:pPr>
+                    <w:spacing w:after="0" w:line="259" w:lineRule="auto"/>
+                    <w:jc w:val="center"/>
+                    <w:rPr>
+                      <w:rFonts w:ascii="Goudy Old Style" w:hAnsi="Goudy Old Style" w:eastAsia="Calibri"/>
+                      <w:b/>
+                      <w:bCs/>
+                      <w:sz w:val="24"/>
+                      <w:szCs w:val="24"/>
+                      <w:lang w:eastAsia="en-US"/>
+                    </w:rPr>
+                  </w:pPr>
+                  <w:r>
+                    <w:rPr>
+                      <w:rFonts w:ascii="Goudy Old Style" w:hAnsi="Goudy Old Style" w:eastAsia="Calibri"/>
+                      <w:b/>
+                      <w:bCs/>
+                      <w:sz w:val="24"/>
+                      <w:szCs w:val="24"/>
+                      <w:lang w:eastAsia="en-US"/>
+                    </w:rPr>
+                    <w:t>AVIS DU CLIENT</w:t>
+                  </w:r>
+                </w:p>
+                <w:p>
+                  <w:pPr>
+                    <w:shd w:val="clear" w:color="auto" w:fill="F2F2F2"/>
+                    <w:jc w:val="center"/>
+                    <w:rPr>
+                      <w:b/>
+                      <w:bCs/>
+                      <w:sz w:val="24"/>
+                      <w:szCs w:val="24"/>
+                    </w:rPr>
+                  </w:pPr>
+                </w:p>
+              </w:txbxContent>
+            </v:textbox>
+          </v:roundrect>
+        </w:pict>
+      </w:r>
+      <w:r>
+        <w:rPr>
+          <w:rFonts w:hint="default" w:ascii="Times New Roman" w:hAnsi="Times New Roman" w:cs="Times New Roman"/>
+          <w:sz w:val="20"/>
+          <w:szCs w:val="20"/>
+        </w:rPr>
+        <w:t xml:space="preserve">                                                                       </w:t>
+      </w:r>
+    </w:p>
+    <w:p>
+      <w:pPr>
+        <w:spacing w:after="0" w:line="240" w:lineRule="auto"/>
+        <w:jc w:val="both"/>
+        <w:rPr>
+          <w:rFonts w:hint="default" w:ascii="Times New Roman" w:hAnsi="Times New Roman" w:cs="Times New Roman"/>
           <w:b/>
           <w:i/>
           <w:iCs/>
@@ -1463,177 +1647,13 @@
           <w:u w:val="single"/>
         </w:rPr>
       </w:pPr>
-      <w:r>
-        <mc:AlternateContent>
-          <mc:Choice Requires="wps">
-            <w:drawing>
-              <wp:anchor distT="0" distB="28575" distL="0" distR="19050" simplePos="0" relativeHeight="251659264" behindDoc="0" locked="0" layoutInCell="0" allowOverlap="1">
-                <wp:simplePos x="0" y="0"/>
-                <wp:positionH relativeFrom="page">
-                  <wp:posOffset>-38100</wp:posOffset>
-                </wp:positionH>
-                <wp:positionV relativeFrom="paragraph">
-                  <wp:posOffset>11430</wp:posOffset>
-                </wp:positionV>
-                <wp:extent cx="8077200" cy="295275"/>
-                <wp:effectExtent l="10160" t="10795" r="10795" b="9525"/>
-                <wp:wrapNone/>
-                <wp:docPr id="2" name="Rectangle à coins arrondis 1"/>
-                <wp:cNvGraphicFramePr/>
-                <a:graphic xmlns:a="http://schemas.openxmlformats.org/drawingml/2006/main">
-                  <a:graphicData uri="http://schemas.microsoft.com/office/word/2010/wordprocessingShape">
-                    <wps:wsp>
-                      <wps:cNvSpPr/>
-                      <wps:spPr>
-                        <a:xfrm>
-                          <a:off x="0" y="0"/>
-                          <a:ext cx="8077320" cy="295200"/>
-                        </a:xfrm>
-                        <a:prstGeom prst="roundRect">
-                          <a:avLst>
-                            <a:gd name="adj" fmla="val 16667"/>
-                          </a:avLst>
-                        </a:prstGeom>
-                        <a:solidFill>
-                          <a:schemeClr val="bg1">
-                            <a:lumMod val="95000"/>
-                          </a:schemeClr>
-                        </a:solidFill>
-                        <a:ln w="19050">
-                          <a:solidFill>
-                            <a:srgbClr val="FFFFFF"/>
-                          </a:solidFill>
-                          <a:miter/>
-                        </a:ln>
-                      </wps:spPr>
-                      <wps:style>
-                        <a:lnRef idx="0">
-                          <a:srgbClr val="FFFFFF"/>
-                        </a:lnRef>
-                        <a:fillRef idx="0">
-                          <a:srgbClr val="FFFFFF"/>
-                        </a:fillRef>
-                        <a:effectRef idx="0">
-                          <a:srgbClr val="FFFFFF"/>
-                        </a:effectRef>
-                        <a:fontRef idx="minor"/>
-                      </wps:style>
-                      <wps:txbx>
-                        <w:txbxContent>
-                          <w:p>
-                            <w:pPr>
-                              <w:pStyle w:val="16"/>
-                              <w:spacing w:before="0" w:after="0" w:line="259" w:lineRule="auto"/>
-                              <w:jc w:val="center"/>
-                              <w:rPr>
-                                <w:rFonts w:ascii="Goudy Old Style" w:hAnsi="Goudy Old Style" w:eastAsia="Calibri"/>
-                                <w:b/>
-                                <w:bCs/>
-                                <w:sz w:val="24"/>
-                                <w:szCs w:val="24"/>
-                                <w:lang w:eastAsia="en-US"/>
-                              </w:rPr>
-                            </w:pPr>
-                            <w:r>
-                              <w:rPr>
-                                <w:rFonts w:ascii="Goudy Old Style" w:hAnsi="Goudy Old Style" w:eastAsia="Calibri"/>
-                                <w:b/>
-                                <w:bCs/>
-                                <w:sz w:val="24"/>
-                                <w:szCs w:val="24"/>
-                                <w:lang w:eastAsia="en-US"/>
-                              </w:rPr>
-                              <w:t>AVIS DU CLIENT</w:t>
-                            </w:r>
-                          </w:p>
-                          <w:p>
-                            <w:pPr>
-                              <w:pStyle w:val="16"/>
-                              <w:shd w:val="clear" w:color="auto" w:fill="F2F2F2"/>
-                              <w:spacing w:before="0" w:after="200"/>
-                              <w:jc w:val="center"/>
-                              <w:rPr>
-                                <w:b/>
-                                <w:bCs/>
-                                <w:sz w:val="24"/>
-                                <w:szCs w:val="24"/>
-                              </w:rPr>
-                            </w:pPr>
-                          </w:p>
-                        </w:txbxContent>
-                      </wps:txbx>
-                      <wps:bodyPr anchor="ctr">
-                        <a:noAutofit/>
-                      </wps:bodyPr>
-                    </wps:wsp>
-                  </a:graphicData>
-                </a:graphic>
-              </wp:anchor>
-            </w:drawing>
-          </mc:Choice>
-          <mc:Fallback>
-            <w:pict>
-              <v:roundrect id="Rectangle à coins arrondis 1" o:spid="_x0000_s1026" o:spt="2" style="position:absolute;left:0pt;margin-left:-3pt;margin-top:0.9pt;height:23.25pt;width:636pt;mso-position-horizontal-relative:page;z-index:251659264;v-text-anchor:middle;mso-width-relative:page;mso-height-relative:page;" fillcolor="#F2F2F2" filled="t" stroked="t" coordsize="21600,21600" o:allowincell="f" arcsize="0.166666666666667" o:gfxdata="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">
-                <v:fill on="t" focussize="0,0"/>
-                <v:stroke weight="1.5pt" color="#FFFFFF" joinstyle="miter"/>
-                <v:imagedata o:title=""/>
-                <o:lock v:ext="edit" aspectratio="f"/>
-                <v:textbox>
-                  <w:txbxContent>
-                    <w:p>
-                      <w:pPr>
-                        <w:pStyle w:val="16"/>
-                        <w:spacing w:before="0" w:after="0" w:line="259" w:lineRule="auto"/>
-                        <w:jc w:val="center"/>
-                        <w:rPr>
-                          <w:rFonts w:ascii="Goudy Old Style" w:hAnsi="Goudy Old Style" w:eastAsia="Calibri"/>
-                          <w:b/>
-                          <w:bCs/>
-                          <w:sz w:val="24"/>
-                          <w:szCs w:val="24"/>
-                          <w:lang w:eastAsia="en-US"/>
-                        </w:rPr>
-                      </w:pPr>
-                      <w:r>
-                        <w:rPr>
-                          <w:rFonts w:ascii="Goudy Old Style" w:hAnsi="Goudy Old Style" w:eastAsia="Calibri"/>
-                          <w:b/>
-                          <w:bCs/>
-                          <w:sz w:val="24"/>
-                          <w:szCs w:val="24"/>
-                          <w:lang w:eastAsia="en-US"/>
-                        </w:rPr>
-                        <w:t>AVIS DU CLIENT</w:t>
-                      </w:r>
-                    </w:p>
-                    <w:p>
-                      <w:pPr>
-                        <w:pStyle w:val="16"/>
-                        <w:shd w:val="clear" w:color="auto" w:fill="F2F2F2"/>
-                        <w:spacing w:before="0" w:after="200"/>
-                        <w:jc w:val="center"/>
-                        <w:rPr>
-                          <w:b/>
-                          <w:bCs/>
-                          <w:sz w:val="24"/>
-                          <w:szCs w:val="24"/>
-                        </w:rPr>
-                      </w:pPr>
-                    </w:p>
-                  </w:txbxContent>
-                </v:textbox>
-              </v:roundrect>
-            </w:pict>
-          </mc:Fallback>
-        </mc:AlternateContent>
-      </w:r>
-    </w:p>
-    <w:p>
-      <w:pPr>
-        <w:spacing w:before="0" w:after="0" w:line="240" w:lineRule="auto"/>
+    </w:p>
+    <w:p>
+      <w:pPr>
+        <w:spacing w:after="0" w:line="240" w:lineRule="auto"/>
         <w:jc w:val="both"/>
         <w:rPr>
-          <w:rFonts w:ascii="Times New Roman" w:hAnsi="Times New Roman" w:cs="Times New Roman"/>
+          <w:rFonts w:hint="default" w:ascii="Times New Roman" w:hAnsi="Times New Roman" w:cs="Times New Roman"/>
           <w:b/>
           <w:i/>
           <w:iCs/>
@@ -1646,8 +1666,8 @@
     <w:tbl>
       <w:tblPr>
         <w:tblStyle w:val="9"/>
-        <w:tblW w:w="10890" w:type="dxa"/>
-        <w:tblInd w:w="-771" w:type="dxa"/>
+        <w:tblW w:w="10530" w:type="dxa"/>
+        <w:tblInd w:w="-756" w:type="dxa"/>
         <w:tblBorders>
           <w:top w:val="single" w:color="auto" w:sz="4" w:space="0"/>
           <w:left w:val="single" w:color="auto" w:sz="4" w:space="0"/>
@@ -1658,15 +1678,13 @@
         </w:tblBorders>
         <w:tblLayout w:type="fixed"/>
         <w:tblCellMar>
-          <w:top w:w="0" w:type="dxa"/>
           <w:left w:w="108" w:type="dxa"/>
-          <w:bottom w:w="0" w:type="dxa"/>
           <w:right w:w="108" w:type="dxa"/>
         </w:tblCellMar>
       </w:tblPr>
       <w:tblGrid>
-        <w:gridCol w:w="5576"/>
-        <w:gridCol w:w="5314"/>
+        <w:gridCol w:w="5909"/>
+        <w:gridCol w:w="4621"/>
       </w:tblGrid>
       <w:tr>
         <w:tblPrEx>
@@ -1679,55 +1697,56 @@
             <w:insideV w:val="single" w:color="auto" w:sz="4" w:space="0"/>
           </w:tblBorders>
           <w:tblCellMar>
-            <w:top w:w="0" w:type="dxa"/>
             <w:left w:w="108" w:type="dxa"/>
-            <w:bottom w:w="0" w:type="dxa"/>
             <w:right w:w="108" w:type="dxa"/>
           </w:tblCellMar>
         </w:tblPrEx>
         <w:trPr>
-          <w:wBefore w:w="0" w:type="auto"/>
+          <w:trHeight w:val="2039" w:hRule="atLeast"/>
         </w:trPr>
         <w:tc>
           <w:tcPr>
-            <w:tcW w:w="5576" w:type="dxa"/>
+            <w:tcW w:w="5909" w:type="dxa"/>
           </w:tcPr>
           <w:p>
             <w:pPr>
-              <w:widowControl/>
-              <w:spacing w:before="240" w:after="200" w:line="360" w:lineRule="auto"/>
-              <w:jc w:val="left"/>
-              <w:rPr>
-                <w:rFonts w:ascii="Times New Roman" w:hAnsi="Times New Roman" w:cs="Times New Roman"/>
+              <w:spacing w:before="240" w:line="360" w:lineRule="auto"/>
+              <w:rPr>
+                <w:rFonts w:hint="default" w:ascii="Times New Roman" w:hAnsi="Times New Roman" w:cs="Times New Roman"/>
                 <w:sz w:val="20"/>
                 <w:szCs w:val="20"/>
               </w:rPr>
             </w:pPr>
             <w:r>
               <w:rPr>
-                <w:rFonts w:ascii="Times New Roman" w:hAnsi="Times New Roman" w:cs="Times New Roman"/>
-                <w:kern w:val="0"/>
-                <w:sz w:val="20"/>
-                <w:szCs w:val="20"/>
-              </w:rPr>
-              <w:t>Je soussigné(e) ………………………………………………………………………………</w:t>
+                <w:rFonts w:hint="default" w:ascii="Times New Roman" w:hAnsi="Times New Roman" w:cs="Times New Roman"/>
+                <w:sz w:val="20"/>
+                <w:szCs w:val="20"/>
+                <w:lang w:val="en-US"/>
+              </w:rPr>
+              <w:t>J</w:t>
+            </w:r>
+            <w:r>
+              <w:rPr>
+                <w:rFonts w:hint="default" w:ascii="Times New Roman" w:hAnsi="Times New Roman" w:cs="Times New Roman"/>
+                <w:sz w:val="20"/>
+                <w:szCs w:val="20"/>
+              </w:rPr>
+              <w:t>e soussigné(e) ………………………………………………………………………………</w:t>
             </w:r>
           </w:p>
           <w:p>
             <w:pPr>
-              <w:widowControl/>
-              <w:spacing w:before="0" w:after="200" w:line="360" w:lineRule="auto"/>
-              <w:jc w:val="left"/>
-              <w:rPr>
-                <w:rFonts w:ascii="Times New Roman" w:hAnsi="Times New Roman" w:cs="Times New Roman"/>
+              <w:spacing w:line="360" w:lineRule="auto"/>
+              <w:rPr>
+                <w:rFonts w:hint="default" w:ascii="Times New Roman" w:hAnsi="Times New Roman" w:cs="Times New Roman"/>
                 <w:sz w:val="20"/>
                 <w:szCs w:val="20"/>
               </w:rPr>
             </w:pPr>
             <w:r>
               <w:rPr>
-                <w:rFonts w:ascii="Times New Roman" w:hAnsi="Times New Roman" w:cs="Times New Roman"/>
-                <w:kern w:val="0"/>
+                <w:rFonts w:hint="default" w:ascii="Times New Roman" w:hAnsi="Times New Roman" w:cs="Times New Roman"/>
                 <w:sz w:val="20"/>
                 <w:szCs w:val="20"/>
               </w:rPr>
@@ -1736,19 +1755,22 @@
           </w:p>
           <w:p>
             <w:pPr>
-              <w:rPr>
-                <w:rFonts w:ascii="Times New Roman" w:hAnsi="Times New Roman" w:cs="Times New Roman"/>
+              <w:spacing w:after="0" w:line="240" w:lineRule="auto"/>
+              <w:jc w:val="both"/>
+              <w:rPr>
+                <w:rFonts w:hint="default" w:ascii="Times New Roman" w:hAnsi="Times New Roman" w:cs="Times New Roman"/>
                 <w:b/>
-                <w:bCs/>
-                <w:sz w:val="19"/>
-                <w:szCs w:val="19"/>
+                <w:i/>
+                <w:iCs/>
+                <w:sz w:val="20"/>
+                <w:szCs w:val="20"/>
+                <w:u w:val="single"/>
                 <w:vertAlign w:val="baseline"/>
               </w:rPr>
             </w:pPr>
             <w:r>
               <w:rPr>
-                <w:rFonts w:ascii="Times New Roman" w:hAnsi="Times New Roman" w:cs="Times New Roman"/>
-                <w:kern w:val="0"/>
+                <w:rFonts w:hint="default" w:ascii="Times New Roman" w:hAnsi="Times New Roman" w:cs="Times New Roman"/>
                 <w:sz w:val="20"/>
                 <w:szCs w:val="20"/>
               </w:rPr>
@@ -1756,9 +1778,8 @@
             </w:r>
             <w:r>
               <w:rPr>
-                <w:rFonts w:ascii="Times New Roman" w:hAnsi="Times New Roman" w:cs="Times New Roman"/>
+                <w:rFonts w:hint="default" w:ascii="Times New Roman" w:hAnsi="Times New Roman" w:cs="Times New Roman"/>
                 <w:b/>
-                <w:kern w:val="0"/>
                 <w:sz w:val="20"/>
                 <w:szCs w:val="20"/>
               </w:rPr>
@@ -1766,67 +1787,48 @@
             </w:r>
             <w:r>
               <w:rPr>
-                <w:rFonts w:ascii="Times New Roman" w:hAnsi="Times New Roman" w:cs="Times New Roman"/>
-                <w:kern w:val="0"/>
+                <w:rFonts w:hint="default" w:ascii="Times New Roman" w:hAnsi="Times New Roman" w:cs="Times New Roman"/>
                 <w:sz w:val="20"/>
                 <w:szCs w:val="20"/>
               </w:rPr>
               <w:t xml:space="preserve"> pour le financement et m’engage solennellement à signer les contrats et tout document utile afin de finaliser l’opération</w:t>
+            </w:r>
+          </w:p>
+        </w:tc>
+        <w:tc>
+          <w:tcPr>
+            <w:tcW w:w="4621" w:type="dxa"/>
+          </w:tcPr>
+          <w:p>
+            <w:pPr>
+              <w:spacing w:line="360" w:lineRule="auto"/>
+              <w:rPr>
+                <w:rFonts w:hint="default" w:ascii="Times New Roman" w:hAnsi="Times New Roman" w:cs="Times New Roman"/>
+                <w:sz w:val="20"/>
+                <w:szCs w:val="20"/>
+              </w:rPr>
+            </w:pPr>
+            <w:r>
+              <w:rPr>
+                <w:rFonts w:hint="default" w:ascii="Times New Roman" w:hAnsi="Times New Roman" w:cs="Times New Roman"/>
+                <w:sz w:val="20"/>
+                <w:szCs w:val="20"/>
+              </w:rPr>
+              <w:t>BSERVATIONS</w:t>
             </w:r>
           </w:p>
           <w:p>
             <w:pPr>
-              <w:rPr>
-                <w:rFonts w:ascii="Times New Roman" w:hAnsi="Times New Roman" w:cs="Times New Roman"/>
-                <w:b/>
-                <w:bCs/>
-                <w:sz w:val="19"/>
-                <w:szCs w:val="19"/>
-                <w:vertAlign w:val="baseline"/>
-              </w:rPr>
-            </w:pPr>
-          </w:p>
-        </w:tc>
-        <w:tc>
-          <w:tcPr>
-            <w:tcW w:w="5314" w:type="dxa"/>
-          </w:tcPr>
-          <w:p>
-            <w:pPr>
-              <w:widowControl/>
-              <w:spacing w:before="0" w:after="200" w:line="360" w:lineRule="auto"/>
-              <w:jc w:val="left"/>
-              <w:rPr>
-                <w:rFonts w:ascii="Times New Roman" w:hAnsi="Times New Roman" w:cs="Times New Roman"/>
+              <w:spacing w:line="360" w:lineRule="auto"/>
+              <w:rPr>
+                <w:rFonts w:hint="default" w:ascii="Times New Roman" w:hAnsi="Times New Roman" w:cs="Times New Roman"/>
                 <w:sz w:val="20"/>
                 <w:szCs w:val="20"/>
               </w:rPr>
             </w:pPr>
             <w:r>
               <w:rPr>
-                <w:rFonts w:ascii="Times New Roman" w:hAnsi="Times New Roman" w:cs="Times New Roman"/>
-                <w:kern w:val="0"/>
-                <w:sz w:val="20"/>
-                <w:szCs w:val="20"/>
-              </w:rPr>
-              <w:t>OBSERVATIONS</w:t>
-            </w:r>
-          </w:p>
-          <w:p>
-            <w:pPr>
-              <w:widowControl/>
-              <w:spacing w:before="0" w:after="200" w:line="360" w:lineRule="auto"/>
-              <w:jc w:val="left"/>
-              <w:rPr>
-                <w:rFonts w:ascii="Times New Roman" w:hAnsi="Times New Roman" w:cs="Times New Roman"/>
-                <w:sz w:val="20"/>
-                <w:szCs w:val="20"/>
-              </w:rPr>
-            </w:pPr>
-            <w:r>
-              <w:rPr>
-                <w:rFonts w:ascii="Times New Roman" w:hAnsi="Times New Roman" w:cs="Times New Roman"/>
-                <w:kern w:val="0"/>
+                <w:rFonts w:hint="default" w:ascii="Times New Roman" w:hAnsi="Times New Roman" w:cs="Times New Roman"/>
                 <w:sz w:val="20"/>
                 <w:szCs w:val="20"/>
               </w:rPr>
@@ -1835,19 +1837,16 @@
           </w:p>
           <w:p>
             <w:pPr>
-              <w:widowControl/>
-              <w:spacing w:before="0" w:after="200" w:line="360" w:lineRule="auto"/>
-              <w:jc w:val="left"/>
-              <w:rPr>
-                <w:rFonts w:ascii="Times New Roman" w:hAnsi="Times New Roman" w:cs="Times New Roman"/>
+              <w:spacing w:line="360" w:lineRule="auto"/>
+              <w:rPr>
+                <w:rFonts w:hint="default" w:ascii="Times New Roman" w:hAnsi="Times New Roman" w:cs="Times New Roman"/>
                 <w:sz w:val="20"/>
                 <w:szCs w:val="20"/>
               </w:rPr>
             </w:pPr>
             <w:r>
               <w:rPr>
-                <w:rFonts w:ascii="Times New Roman" w:hAnsi="Times New Roman" w:cs="Times New Roman"/>
-                <w:kern w:val="0"/>
+                <w:rFonts w:hint="default" w:ascii="Times New Roman" w:hAnsi="Times New Roman" w:cs="Times New Roman"/>
                 <w:sz w:val="20"/>
                 <w:szCs w:val="20"/>
               </w:rPr>
@@ -1856,19 +1855,16 @@
           </w:p>
           <w:p>
             <w:pPr>
-              <w:widowControl/>
-              <w:spacing w:before="0" w:after="200" w:line="360" w:lineRule="auto"/>
-              <w:jc w:val="left"/>
-              <w:rPr>
-                <w:rFonts w:ascii="Times New Roman" w:hAnsi="Times New Roman" w:cs="Times New Roman"/>
+              <w:spacing w:line="360" w:lineRule="auto"/>
+              <w:rPr>
+                <w:rFonts w:hint="default" w:ascii="Times New Roman" w:hAnsi="Times New Roman" w:cs="Times New Roman"/>
                 <w:sz w:val="20"/>
                 <w:szCs w:val="20"/>
               </w:rPr>
             </w:pPr>
             <w:r>
               <w:rPr>
-                <w:rFonts w:ascii="Times New Roman" w:hAnsi="Times New Roman" w:cs="Times New Roman"/>
-                <w:kern w:val="0"/>
+                <w:rFonts w:hint="default" w:ascii="Times New Roman" w:hAnsi="Times New Roman" w:cs="Times New Roman"/>
                 <w:sz w:val="20"/>
                 <w:szCs w:val="20"/>
               </w:rPr>
@@ -1877,11 +1873,9 @@
           </w:p>
           <w:p>
             <w:pPr>
-              <w:widowControl/>
-              <w:spacing w:before="0" w:after="200" w:line="360" w:lineRule="auto"/>
-              <w:jc w:val="left"/>
-              <w:rPr>
-                <w:rFonts w:ascii="Times New Roman" w:hAnsi="Times New Roman" w:cs="Times New Roman"/>
+              <w:spacing w:line="360" w:lineRule="auto"/>
+              <w:rPr>
+                <w:rFonts w:hint="default" w:ascii="Times New Roman" w:hAnsi="Times New Roman" w:cs="Times New Roman"/>
                 <w:sz w:val="20"/>
                 <w:szCs w:val="20"/>
               </w:rPr>
@@ -1889,19 +1883,17 @@
           </w:p>
           <w:p>
             <w:pPr>
-              <w:widowControl/>
-              <w:spacing w:before="0" w:after="200" w:line="360" w:lineRule="auto"/>
+              <w:spacing w:line="360" w:lineRule="auto"/>
               <w:jc w:val="both"/>
               <w:rPr>
-                <w:rFonts w:ascii="Times New Roman" w:hAnsi="Times New Roman" w:cs="Times New Roman"/>
+                <w:rFonts w:hint="default" w:ascii="Times New Roman" w:hAnsi="Times New Roman" w:cs="Times New Roman"/>
                 <w:sz w:val="20"/>
                 <w:szCs w:val="20"/>
               </w:rPr>
             </w:pPr>
             <w:r>
               <w:rPr>
-                <w:rFonts w:ascii="Times New Roman" w:hAnsi="Times New Roman" w:cs="Times New Roman"/>
-                <w:kern w:val="0"/>
+                <w:rFonts w:hint="default" w:ascii="Times New Roman" w:hAnsi="Times New Roman" w:cs="Times New Roman"/>
                 <w:sz w:val="20"/>
                 <w:szCs w:val="20"/>
               </w:rPr>
@@ -1909,8 +1901,7 @@
             </w:r>
             <w:r>
               <w:rPr>
-                <w:rFonts w:ascii="Times New Roman" w:hAnsi="Times New Roman" w:cs="Times New Roman"/>
-                <w:kern w:val="0"/>
+                <w:rFonts w:hint="default" w:ascii="Times New Roman" w:hAnsi="Times New Roman" w:cs="Times New Roman"/>
                 <w:sz w:val="20"/>
                 <w:szCs w:val="20"/>
               </w:rPr>
@@ -1918,8 +1909,7 @@
             </w:r>
             <w:r>
               <w:rPr>
-                <w:rFonts w:ascii="Times New Roman" w:hAnsi="Times New Roman" w:cs="Times New Roman"/>
-                <w:kern w:val="0"/>
+                <w:rFonts w:hint="default" w:ascii="Times New Roman" w:hAnsi="Times New Roman" w:cs="Times New Roman"/>
                 <w:sz w:val="20"/>
                 <w:szCs w:val="20"/>
               </w:rPr>
@@ -1927,8 +1917,7 @@
             </w:r>
             <w:r>
               <w:rPr>
-                <w:rFonts w:ascii="Times New Roman" w:hAnsi="Times New Roman" w:cs="Times New Roman"/>
-                <w:kern w:val="0"/>
+                <w:rFonts w:hint="default" w:ascii="Times New Roman" w:hAnsi="Times New Roman" w:cs="Times New Roman"/>
                 <w:sz w:val="20"/>
                 <w:szCs w:val="20"/>
               </w:rPr>
@@ -1937,12 +1926,16 @@
           </w:p>
           <w:p>
             <w:pPr>
-              <w:rPr>
-                <w:rFonts w:ascii="Times New Roman" w:hAnsi="Times New Roman" w:cs="Times New Roman"/>
+              <w:spacing w:after="0" w:line="240" w:lineRule="auto"/>
+              <w:jc w:val="both"/>
+              <w:rPr>
+                <w:rFonts w:hint="default" w:ascii="Times New Roman" w:hAnsi="Times New Roman" w:cs="Times New Roman"/>
                 <w:b/>
-                <w:bCs/>
-                <w:sz w:val="19"/>
-                <w:szCs w:val="19"/>
+                <w:i/>
+                <w:iCs/>
+                <w:sz w:val="20"/>
+                <w:szCs w:val="20"/>
+                <w:u w:val="single"/>
                 <w:vertAlign w:val="baseline"/>
               </w:rPr>
             </w:pPr>
@@ -1960,52 +1953,56 @@
             <w:insideV w:val="single" w:color="auto" w:sz="4" w:space="0"/>
           </w:tblBorders>
           <w:tblCellMar>
-            <w:top w:w="0" w:type="dxa"/>
             <w:left w:w="108" w:type="dxa"/>
-            <w:bottom w:w="0" w:type="dxa"/>
             <w:right w:w="108" w:type="dxa"/>
           </w:tblCellMar>
         </w:tblPrEx>
+        <w:trPr>
+          <w:trHeight w:val="90" w:hRule="atLeast"/>
+        </w:trPr>
         <w:tc>
           <w:tcPr>
-            <w:tcW w:w="5576" w:type="dxa"/>
+            <w:tcW w:w="5909" w:type="dxa"/>
           </w:tcPr>
           <w:p>
             <w:pPr>
-              <w:widowControl/>
-              <w:spacing w:before="240" w:after="200" w:line="360" w:lineRule="auto"/>
-              <w:jc w:val="left"/>
-              <w:rPr>
-                <w:rFonts w:ascii="Times New Roman" w:hAnsi="Times New Roman" w:cs="Times New Roman"/>
+              <w:spacing w:before="240" w:line="360" w:lineRule="auto"/>
+              <w:rPr>
+                <w:rFonts w:hint="default" w:ascii="Times New Roman" w:hAnsi="Times New Roman" w:cs="Times New Roman"/>
                 <w:sz w:val="20"/>
                 <w:szCs w:val="20"/>
               </w:rPr>
             </w:pPr>
             <w:r>
               <w:rPr>
-                <w:rFonts w:ascii="Times New Roman" w:hAnsi="Times New Roman" w:cs="Times New Roman"/>
-                <w:kern w:val="0"/>
-                <w:sz w:val="20"/>
-                <w:szCs w:val="20"/>
-              </w:rPr>
-              <w:t>Je soussigné(e) ………………………………………………………………………………</w:t>
+                <w:rFonts w:hint="default" w:ascii="Times New Roman" w:hAnsi="Times New Roman" w:cs="Times New Roman"/>
+                <w:sz w:val="20"/>
+                <w:szCs w:val="20"/>
+                <w:lang w:val="en-US"/>
+              </w:rPr>
+              <w:t>J</w:t>
+            </w:r>
+            <w:r>
+              <w:rPr>
+                <w:rFonts w:hint="default" w:ascii="Times New Roman" w:hAnsi="Times New Roman" w:cs="Times New Roman"/>
+                <w:sz w:val="20"/>
+                <w:szCs w:val="20"/>
+              </w:rPr>
+              <w:t>e soussigné(e) ………………………………………………………………………………</w:t>
             </w:r>
           </w:p>
           <w:p>
             <w:pPr>
-              <w:widowControl/>
-              <w:spacing w:before="0" w:after="200" w:line="360" w:lineRule="auto"/>
-              <w:jc w:val="left"/>
-              <w:rPr>
-                <w:rFonts w:ascii="Times New Roman" w:hAnsi="Times New Roman" w:cs="Times New Roman"/>
+              <w:spacing w:line="360" w:lineRule="auto"/>
+              <w:rPr>
+                <w:rFonts w:hint="default" w:ascii="Times New Roman" w:hAnsi="Times New Roman" w:cs="Times New Roman"/>
                 <w:sz w:val="20"/>
                 <w:szCs w:val="20"/>
               </w:rPr>
             </w:pPr>
             <w:r>
               <w:rPr>
-                <w:rFonts w:ascii="Times New Roman" w:hAnsi="Times New Roman" w:cs="Times New Roman"/>
-                <w:kern w:val="0"/>
+                <w:rFonts w:hint="default" w:ascii="Times New Roman" w:hAnsi="Times New Roman" w:cs="Times New Roman"/>
                 <w:sz w:val="20"/>
                 <w:szCs w:val="20"/>
               </w:rPr>
@@ -2014,21 +2011,23 @@
           </w:p>
           <w:p>
             <w:pPr>
-              <w:widowControl/>
-              <w:spacing w:before="0" w:after="200" w:line="360" w:lineRule="auto"/>
+              <w:spacing w:line="360" w:lineRule="auto"/>
               <w:jc w:val="both"/>
               <w:rPr>
-                <w:rFonts w:ascii="Times New Roman" w:hAnsi="Times New Roman" w:cs="Times New Roman"/>
+                <w:rFonts w:hint="default" w:ascii="Times New Roman" w:hAnsi="Times New Roman" w:cs="Times New Roman"/>
                 <w:b/>
-                <w:bCs/>
-                <w:sz w:val="20"/>
-                <w:szCs w:val="20"/>
+                <w:i/>
+                <w:iCs/>
+                <w:sz w:val="20"/>
+                <w:szCs w:val="20"/>
+                <w:u w:val="single"/>
+                <w:vertAlign w:val="baseline"/>
+                <w:lang w:val="en-US"/>
               </w:rPr>
             </w:pPr>
             <w:r>
               <w:rPr>
-                <w:rFonts w:ascii="Times New Roman" w:hAnsi="Times New Roman" w:cs="Times New Roman"/>
-                <w:kern w:val="0"/>
+                <w:rFonts w:hint="default" w:ascii="Times New Roman" w:hAnsi="Times New Roman" w:cs="Times New Roman"/>
                 <w:sz w:val="20"/>
                 <w:szCs w:val="20"/>
               </w:rPr>
@@ -2036,9 +2035,8 @@
             </w:r>
             <w:r>
               <w:rPr>
-                <w:rFonts w:ascii="Times New Roman" w:hAnsi="Times New Roman" w:cs="Times New Roman"/>
+                <w:rFonts w:hint="default" w:ascii="Times New Roman" w:hAnsi="Times New Roman" w:cs="Times New Roman"/>
                 <w:b/>
-                <w:kern w:val="0"/>
                 <w:sz w:val="20"/>
                 <w:szCs w:val="20"/>
               </w:rPr>
@@ -2046,67 +2044,48 @@
             </w:r>
             <w:r>
               <w:rPr>
-                <w:rFonts w:ascii="Times New Roman" w:hAnsi="Times New Roman" w:cs="Times New Roman"/>
-                <w:kern w:val="0"/>
+                <w:rFonts w:hint="default" w:ascii="Times New Roman" w:hAnsi="Times New Roman" w:cs="Times New Roman"/>
                 <w:sz w:val="20"/>
                 <w:szCs w:val="20"/>
               </w:rPr>
               <w:t>.</w:t>
+            </w:r>
+          </w:p>
+        </w:tc>
+        <w:tc>
+          <w:tcPr>
+            <w:tcW w:w="4621" w:type="dxa"/>
+          </w:tcPr>
+          <w:p>
+            <w:pPr>
+              <w:spacing w:line="360" w:lineRule="auto"/>
+              <w:rPr>
+                <w:rFonts w:hint="default" w:ascii="Times New Roman" w:hAnsi="Times New Roman" w:cs="Times New Roman"/>
+                <w:sz w:val="20"/>
+                <w:szCs w:val="20"/>
+              </w:rPr>
+            </w:pPr>
+            <w:r>
+              <w:rPr>
+                <w:rFonts w:hint="default" w:ascii="Times New Roman" w:hAnsi="Times New Roman" w:cs="Times New Roman"/>
+                <w:sz w:val="20"/>
+                <w:szCs w:val="20"/>
+              </w:rPr>
+              <w:t>BSERVATIONS</w:t>
             </w:r>
           </w:p>
           <w:p>
             <w:pPr>
-              <w:rPr>
-                <w:rFonts w:ascii="Times New Roman" w:hAnsi="Times New Roman" w:cs="Times New Roman"/>
-                <w:b/>
-                <w:bCs/>
-                <w:sz w:val="19"/>
-                <w:szCs w:val="19"/>
-                <w:vertAlign w:val="baseline"/>
-              </w:rPr>
-            </w:pPr>
-          </w:p>
-        </w:tc>
-        <w:tc>
-          <w:tcPr>
-            <w:tcW w:w="5314" w:type="dxa"/>
-          </w:tcPr>
-          <w:p>
-            <w:pPr>
-              <w:widowControl/>
-              <w:spacing w:before="0" w:after="200" w:line="360" w:lineRule="auto"/>
-              <w:jc w:val="left"/>
-              <w:rPr>
-                <w:rFonts w:ascii="Times New Roman" w:hAnsi="Times New Roman" w:cs="Times New Roman"/>
+              <w:spacing w:line="360" w:lineRule="auto"/>
+              <w:rPr>
+                <w:rFonts w:hint="default" w:ascii="Times New Roman" w:hAnsi="Times New Roman" w:cs="Times New Roman"/>
                 <w:sz w:val="20"/>
                 <w:szCs w:val="20"/>
               </w:rPr>
             </w:pPr>
             <w:r>
               <w:rPr>
-                <w:rFonts w:ascii="Times New Roman" w:hAnsi="Times New Roman" w:cs="Times New Roman"/>
-                <w:kern w:val="0"/>
-                <w:sz w:val="20"/>
-                <w:szCs w:val="20"/>
-              </w:rPr>
-              <w:t>OBSERVATIONS</w:t>
-            </w:r>
-          </w:p>
-          <w:p>
-            <w:pPr>
-              <w:widowControl/>
-              <w:spacing w:before="0" w:after="200" w:line="360" w:lineRule="auto"/>
-              <w:jc w:val="left"/>
-              <w:rPr>
-                <w:rFonts w:ascii="Times New Roman" w:hAnsi="Times New Roman" w:cs="Times New Roman"/>
-                <w:sz w:val="20"/>
-                <w:szCs w:val="20"/>
-              </w:rPr>
-            </w:pPr>
-            <w:r>
-              <w:rPr>
-                <w:rFonts w:ascii="Times New Roman" w:hAnsi="Times New Roman" w:cs="Times New Roman"/>
-                <w:kern w:val="0"/>
+                <w:rFonts w:hint="default" w:ascii="Times New Roman" w:hAnsi="Times New Roman" w:cs="Times New Roman"/>
                 <w:sz w:val="20"/>
                 <w:szCs w:val="20"/>
               </w:rPr>
@@ -2115,19 +2094,16 @@
           </w:p>
           <w:p>
             <w:pPr>
-              <w:widowControl/>
-              <w:spacing w:before="0" w:after="200" w:line="360" w:lineRule="auto"/>
-              <w:jc w:val="left"/>
-              <w:rPr>
-                <w:rFonts w:ascii="Times New Roman" w:hAnsi="Times New Roman" w:cs="Times New Roman"/>
+              <w:spacing w:line="360" w:lineRule="auto"/>
+              <w:rPr>
+                <w:rFonts w:hint="default" w:ascii="Times New Roman" w:hAnsi="Times New Roman" w:cs="Times New Roman"/>
                 <w:sz w:val="20"/>
                 <w:szCs w:val="20"/>
               </w:rPr>
             </w:pPr>
             <w:r>
               <w:rPr>
-                <w:rFonts w:ascii="Times New Roman" w:hAnsi="Times New Roman" w:cs="Times New Roman"/>
-                <w:kern w:val="0"/>
+                <w:rFonts w:hint="default" w:ascii="Times New Roman" w:hAnsi="Times New Roman" w:cs="Times New Roman"/>
                 <w:sz w:val="20"/>
                 <w:szCs w:val="20"/>
               </w:rPr>
@@ -2136,19 +2112,16 @@
           </w:p>
           <w:p>
             <w:pPr>
-              <w:widowControl/>
-              <w:spacing w:before="0" w:after="200" w:line="360" w:lineRule="auto"/>
-              <w:jc w:val="left"/>
-              <w:rPr>
-                <w:rFonts w:ascii="Times New Roman" w:hAnsi="Times New Roman" w:cs="Times New Roman"/>
+              <w:spacing w:line="360" w:lineRule="auto"/>
+              <w:rPr>
+                <w:rFonts w:hint="default" w:ascii="Times New Roman" w:hAnsi="Times New Roman" w:cs="Times New Roman"/>
                 <w:sz w:val="20"/>
                 <w:szCs w:val="20"/>
               </w:rPr>
             </w:pPr>
             <w:r>
               <w:rPr>
-                <w:rFonts w:ascii="Times New Roman" w:hAnsi="Times New Roman" w:cs="Times New Roman"/>
-                <w:kern w:val="0"/>
+                <w:rFonts w:hint="default" w:ascii="Times New Roman" w:hAnsi="Times New Roman" w:cs="Times New Roman"/>
                 <w:sz w:val="20"/>
                 <w:szCs w:val="20"/>
               </w:rPr>
@@ -2157,11 +2130,9 @@
           </w:p>
           <w:p>
             <w:pPr>
-              <w:widowControl/>
-              <w:spacing w:before="0" w:after="200" w:line="360" w:lineRule="auto"/>
-              <w:jc w:val="left"/>
-              <w:rPr>
-                <w:rFonts w:ascii="Times New Roman" w:hAnsi="Times New Roman" w:cs="Times New Roman"/>
+              <w:spacing w:line="360" w:lineRule="auto"/>
+              <w:rPr>
+                <w:rFonts w:hint="default" w:ascii="Times New Roman" w:hAnsi="Times New Roman" w:cs="Times New Roman"/>
                 <w:sz w:val="20"/>
                 <w:szCs w:val="20"/>
               </w:rPr>
@@ -2169,19 +2140,17 @@
           </w:p>
           <w:p>
             <w:pPr>
-              <w:widowControl/>
-              <w:spacing w:before="0" w:after="200" w:line="360" w:lineRule="auto"/>
+              <w:spacing w:line="360" w:lineRule="auto"/>
               <w:jc w:val="both"/>
               <w:rPr>
-                <w:rFonts w:ascii="Times New Roman" w:hAnsi="Times New Roman" w:cs="Times New Roman"/>
+                <w:rFonts w:hint="default" w:ascii="Times New Roman" w:hAnsi="Times New Roman" w:cs="Times New Roman"/>
                 <w:sz w:val="20"/>
                 <w:szCs w:val="20"/>
               </w:rPr>
             </w:pPr>
             <w:r>
               <w:rPr>
-                <w:rFonts w:ascii="Times New Roman" w:hAnsi="Times New Roman" w:cs="Times New Roman"/>
-                <w:kern w:val="0"/>
+                <w:rFonts w:hint="default" w:ascii="Times New Roman" w:hAnsi="Times New Roman" w:cs="Times New Roman"/>
                 <w:sz w:val="20"/>
                 <w:szCs w:val="20"/>
               </w:rPr>
@@ -2189,8 +2158,7 @@
             </w:r>
             <w:r>
               <w:rPr>
-                <w:rFonts w:ascii="Times New Roman" w:hAnsi="Times New Roman" w:cs="Times New Roman"/>
-                <w:kern w:val="0"/>
+                <w:rFonts w:hint="default" w:ascii="Times New Roman" w:hAnsi="Times New Roman" w:cs="Times New Roman"/>
                 <w:sz w:val="20"/>
                 <w:szCs w:val="20"/>
               </w:rPr>
@@ -2198,8 +2166,7 @@
             </w:r>
             <w:r>
               <w:rPr>
-                <w:rFonts w:ascii="Times New Roman" w:hAnsi="Times New Roman" w:cs="Times New Roman"/>
-                <w:kern w:val="0"/>
+                <w:rFonts w:hint="default" w:ascii="Times New Roman" w:hAnsi="Times New Roman" w:cs="Times New Roman"/>
                 <w:sz w:val="20"/>
                 <w:szCs w:val="20"/>
               </w:rPr>
@@ -2207,8 +2174,7 @@
             </w:r>
             <w:r>
               <w:rPr>
-                <w:rFonts w:ascii="Times New Roman" w:hAnsi="Times New Roman" w:cs="Times New Roman"/>
-                <w:kern w:val="0"/>
+                <w:rFonts w:hint="default" w:ascii="Times New Roman" w:hAnsi="Times New Roman" w:cs="Times New Roman"/>
                 <w:sz w:val="20"/>
                 <w:szCs w:val="20"/>
               </w:rPr>
@@ -2217,12 +2183,16 @@
           </w:p>
           <w:p>
             <w:pPr>
-              <w:rPr>
-                <w:rFonts w:ascii="Times New Roman" w:hAnsi="Times New Roman" w:cs="Times New Roman"/>
+              <w:spacing w:after="0" w:line="240" w:lineRule="auto"/>
+              <w:jc w:val="both"/>
+              <w:rPr>
+                <w:rFonts w:hint="default" w:ascii="Times New Roman" w:hAnsi="Times New Roman" w:cs="Times New Roman"/>
                 <w:b/>
-                <w:bCs/>
-                <w:sz w:val="19"/>
-                <w:szCs w:val="19"/>
+                <w:i/>
+                <w:iCs/>
+                <w:sz w:val="20"/>
+                <w:szCs w:val="20"/>
+                <w:u w:val="single"/>
                 <w:vertAlign w:val="baseline"/>
               </w:rPr>
             </w:pPr>
@@ -2232,10 +2202,10 @@
     </w:tbl>
     <w:p>
       <w:pPr>
-        <w:spacing w:before="0" w:after="0" w:line="240" w:lineRule="auto"/>
+        <w:spacing w:after="0" w:line="240" w:lineRule="auto"/>
         <w:jc w:val="both"/>
         <w:rPr>
-          <w:rFonts w:ascii="Times New Roman" w:hAnsi="Times New Roman" w:cs="Times New Roman"/>
+          <w:rFonts w:hint="default" w:ascii="Times New Roman" w:hAnsi="Times New Roman" w:cs="Times New Roman"/>
           <w:b/>
           <w:i/>
           <w:iCs/>
@@ -2247,19 +2217,21 @@
     </w:p>
     <w:p>
       <w:pPr>
-        <w:spacing w:before="0" w:after="0" w:line="240" w:lineRule="auto"/>
+        <w:spacing w:after="0" w:line="240" w:lineRule="auto"/>
         <w:jc w:val="both"/>
         <w:rPr>
-          <w:rFonts w:ascii="Times New Roman" w:hAnsi="Times New Roman" w:cs="Times New Roman"/>
+          <w:rFonts w:hint="default" w:ascii="Times New Roman" w:hAnsi="Times New Roman" w:cs="Times New Roman"/>
           <w:i/>
           <w:iCs/>
           <w:sz w:val="20"/>
           <w:szCs w:val="20"/>
         </w:rPr>
       </w:pPr>
-      <w:r>
-        <w:rPr>
-          <w:rFonts w:ascii="Times New Roman" w:hAnsi="Times New Roman" w:cs="Times New Roman"/>
+      <w:bookmarkStart w:id="3" w:name="_GoBack"/>
+      <w:bookmarkEnd w:id="3"/>
+      <w:r>
+        <w:rPr>
+          <w:rFonts w:hint="default" w:ascii="Times New Roman" w:hAnsi="Times New Roman" w:cs="Times New Roman"/>
           <w:b/>
           <w:i/>
           <w:iCs/>
@@ -2271,7 +2243,7 @@
       </w:r>
       <w:r>
         <w:rPr>
-          <w:rFonts w:ascii="Times New Roman" w:hAnsi="Times New Roman" w:cs="Times New Roman"/>
+          <w:rFonts w:hint="default" w:ascii="Times New Roman" w:hAnsi="Times New Roman" w:cs="Times New Roman"/>
           <w:i/>
           <w:iCs/>
           <w:sz w:val="20"/>
@@ -2282,10 +2254,10 @@
     </w:p>
     <w:p>
       <w:pPr>
-        <w:spacing w:before="0" w:after="0" w:line="240" w:lineRule="auto"/>
+        <w:spacing w:after="0" w:line="240" w:lineRule="auto"/>
         <w:jc w:val="both"/>
         <w:rPr>
-          <w:rFonts w:ascii="Times New Roman" w:hAnsi="Times New Roman" w:cs="Times New Roman"/>
+          <w:rFonts w:hint="default" w:ascii="Times New Roman" w:hAnsi="Times New Roman" w:cs="Times New Roman"/>
           <w:i/>
           <w:iCs/>
           <w:sz w:val="20"/>
@@ -2294,7 +2266,7 @@
       </w:pPr>
       <w:r>
         <w:rPr>
-          <w:rFonts w:ascii="Times New Roman" w:hAnsi="Times New Roman" w:cs="Times New Roman"/>
+          <w:rFonts w:hint="default" w:ascii="Times New Roman" w:hAnsi="Times New Roman" w:cs="Times New Roman"/>
           <w:i/>
           <w:iCs/>
           <w:sz w:val="20"/>
@@ -2312,7 +2284,7 @@
         </w:numPr>
         <w:jc w:val="both"/>
         <w:rPr>
-          <w:rFonts w:ascii="Times New Roman" w:hAnsi="Times New Roman" w:cs="Times New Roman"/>
+          <w:rFonts w:hint="default" w:ascii="Times New Roman" w:hAnsi="Times New Roman" w:cs="Times New Roman"/>
           <w:i/>
           <w:iCs/>
           <w:sz w:val="20"/>
@@ -2321,7 +2293,7 @@
       </w:pPr>
       <w:r>
         <w:rPr>
-          <w:rFonts w:cs="Times New Roman"/>
+          <w:rFonts w:hint="default" w:ascii="Times New Roman" w:hAnsi="Times New Roman" w:cs="Times New Roman"/>
           <w:i/>
           <w:iCs/>
           <w:sz w:val="20"/>
@@ -2338,28 +2310,19 @@
           <w:numId w:val="2"/>
         </w:numPr>
         <w:jc w:val="both"/>
-        <w:rPr>
-          <w:rFonts w:ascii="Times New Roman" w:hAnsi="Times New Roman" w:cs="Times New Roman"/>
+      </w:pPr>
+      <w:r>
+        <w:rPr>
+          <w:rFonts w:hint="default" w:ascii="Times New Roman" w:hAnsi="Times New Roman" w:cs="Times New Roman"/>
           <w:i/>
           <w:iCs/>
           <w:sz w:val="20"/>
           <w:szCs w:val="20"/>
         </w:rPr>
-      </w:pPr>
-      <w:bookmarkStart w:id="1" w:name="_Hlk66701854"/>
-      <w:bookmarkStart w:id="2" w:name="_Hlk71183188"/>
-      <w:r>
-        <w:rPr>
-          <w:rFonts w:cs="Times New Roman"/>
-          <w:i/>
-          <w:iCs/>
-          <w:sz w:val="20"/>
-          <w:szCs w:val="20"/>
-        </w:rPr>
         <w:t>En cas d’annulation du prêt après acceptation de ladite notification, tous les frais engagés seront à votre charge. Les frais de dossiers et prime de risque seront également dus.</w:t>
       </w:r>
+      <w:bookmarkEnd w:id="0"/>
       <w:bookmarkEnd w:id="1"/>
-      <w:bookmarkEnd w:id="2"/>
     </w:p>
     <w:sectPr>
       <w:headerReference r:id="rId7" w:type="first"/>
@@ -2644,9 +2607,9 @@
 <file path=word/numbering.xml><?xml version="1.0" encoding="utf-8"?>
 <w:numbering xmlns:wpc="http://schemas.microsoft.com/office/word/2010/wordprocessingCanvas" xmlns:mc="http://schemas.openxmlformats.org/markup-compatibility/2006" xmlns:o="urn:schemas-microsoft-com:office:office" xmlns:r="http://schemas.openxmlformats.org/officeDocument/2006/relationships" xmlns:m="http://schemas.openxmlformats.org/officeDocument/2006/math" xmlns:v="urn:schemas-microsoft-com:vml" xmlns:wp14="http://schemas.microsoft.com/office/word/2010/wordprocessingDrawing" xmlns:wp="http://schemas.openxmlformats.org/drawingml/2006/wordprocessingDrawing" xmlns:w10="urn:schemas-microsoft-com:office:word" xmlns:w="http://schemas.openxmlformats.org/wordprocessingml/2006/main" xmlns:w14="http://schemas.microsoft.com/office/word/2010/wordml" xmlns:wpg="http://schemas.microsoft.com/office/word/2010/wordprocessingGroup" xmlns:wpi="http://schemas.microsoft.com/office/word/2010/wordprocessingInk" xmlns:wne="http://schemas.microsoft.com/office/word/2006/wordml" xmlns:wps="http://schemas.microsoft.com/office/word/2010/wordprocessingShape" xmlns:wpsCustomData="http://www.wps.cn/officeDocument/2013/wpsCustomData" mc:Ignorable="w14 wp14">
   <w:abstractNum w:abstractNumId="0">
-    <w:nsid w:val="ADF6E2E7"/>
+    <w:nsid w:val="CDEAFEFF"/>
     <w:multiLevelType w:val="multilevel"/>
-    <w:tmpl w:val="ADF6E2E7"/>
+    <w:tmpl w:val="CDEAFEFF"/>
     <w:lvl w:ilvl="0" w:tentative="0">
       <w:start w:val="1"/>
       <w:numFmt w:val="decimal"/>
@@ -2757,20 +2720,20 @@
     </w:lvl>
   </w:abstractNum>
   <w:abstractNum w:abstractNumId="1">
-    <w:nsid w:val="F3FEA256"/>
+    <w:nsid w:val="0A8C4050"/>
     <w:multiLevelType w:val="multilevel"/>
-    <w:tmpl w:val="F3FEA256"/>
+    <w:tmpl w:val="0A8C4050"/>
     <w:lvl w:ilvl="0" w:tentative="0">
       <w:start w:val="1"/>
       <w:numFmt w:val="decimal"/>
       <w:lvlText w:val="%1."/>
       <w:lvlJc w:val="left"/>
       <w:pPr>
-        <w:tabs>
-          <w:tab w:val="left" w:pos="0"/>
-        </w:tabs>
         <w:ind w:left="360" w:hanging="360"/>
       </w:pPr>
+      <w:rPr>
+        <w:rFonts w:hint="default"/>
+      </w:rPr>
     </w:lvl>
     <w:lvl w:ilvl="1" w:tentative="0">
       <w:start w:val="1"/>
@@ -2778,9 +2741,6 @@
       <w:lvlText w:val="%2."/>
       <w:lvlJc w:val="left"/>
       <w:pPr>
-        <w:tabs>
-          <w:tab w:val="left" w:pos="0"/>
-        </w:tabs>
         <w:ind w:left="1080" w:hanging="360"/>
       </w:pPr>
     </w:lvl>
@@ -2790,9 +2750,6 @@
       <w:lvlText w:val="%3."/>
       <w:lvlJc w:val="right"/>
       <w:pPr>
-        <w:tabs>
-          <w:tab w:val="left" w:pos="0"/>
-        </w:tabs>
         <w:ind w:left="1800" w:hanging="180"/>
       </w:pPr>
     </w:lvl>
@@ -2802,9 +2759,6 @@
       <w:lvlText w:val="%4."/>
       <w:lvlJc w:val="left"/>
       <w:pPr>
-        <w:tabs>
-          <w:tab w:val="left" w:pos="0"/>
-        </w:tabs>
         <w:ind w:left="2520" w:hanging="360"/>
       </w:pPr>
     </w:lvl>
@@ -2814,9 +2768,6 @@
       <w:lvlText w:val="%5."/>
       <w:lvlJc w:val="left"/>
       <w:pPr>
-        <w:tabs>
-          <w:tab w:val="left" w:pos="0"/>
-        </w:tabs>
         <w:ind w:left="3240" w:hanging="360"/>
       </w:pPr>
     </w:lvl>
@@ -2826,9 +2777,6 @@
       <w:lvlText w:val="%6."/>
       <w:lvlJc w:val="right"/>
       <w:pPr>
-        <w:tabs>
-          <w:tab w:val="left" w:pos="0"/>
-        </w:tabs>
         <w:ind w:left="3960" w:hanging="180"/>
       </w:pPr>
     </w:lvl>
@@ -2838,9 +2786,6 @@
       <w:lvlText w:val="%7."/>
       <w:lvlJc w:val="left"/>
       <w:pPr>
-        <w:tabs>
-          <w:tab w:val="left" w:pos="0"/>
-        </w:tabs>
         <w:ind w:left="4680" w:hanging="360"/>
       </w:pPr>
     </w:lvl>
@@ -2850,9 +2795,6 @@
       <w:lvlText w:val="%8."/>
       <w:lvlJc w:val="left"/>
       <w:pPr>
-        <w:tabs>
-          <w:tab w:val="left" w:pos="0"/>
-        </w:tabs>
         <w:ind w:left="5400" w:hanging="360"/>
       </w:pPr>
     </w:lvl>
@@ -2862,9 +2804,6 @@
       <w:lvlText w:val="%9."/>
       <w:lvlJc w:val="right"/>
       <w:pPr>
-        <w:tabs>
-          <w:tab w:val="left" w:pos="0"/>
-        </w:tabs>
         <w:ind w:left="6120" w:hanging="180"/>
       </w:pPr>
     </w:lvl>
@@ -3037,7 +2976,7 @@
     <w:lsdException w:uiPriority="99" w:name="Table Web 2"/>
     <w:lsdException w:uiPriority="99" w:name="Table Web 3"/>
     <w:lsdException w:uiPriority="99" w:name="Balloon Text"/>
-    <w:lsdException w:unhideWhenUsed="0" w:uiPriority="39" w:semiHidden="0" w:name="Table Grid"/>
+    <w:lsdException w:qFormat="1" w:unhideWhenUsed="0" w:uiPriority="39" w:semiHidden="0" w:name="Table Grid"/>
     <w:lsdException w:uiPriority="99" w:name="Table Theme"/>
     <w:lsdException w:unhideWhenUsed="0" w:uiPriority="60" w:semiHidden="0" w:name="Light Shading"/>
     <w:lsdException w:unhideWhenUsed="0" w:uiPriority="61" w:semiHidden="0" w:name="Light List"/>
@@ -3250,6 +3189,7 @@
   <w:style w:type="table" w:styleId="9">
     <w:name w:val="Table Grid"/>
     <w:basedOn w:val="3"/>
+    <w:qFormat/>
     <w:uiPriority w:val="39"/>
     <w:pPr>
       <w:widowControl w:val="0"/>
@@ -3550,7 +3490,8 @@
     <customSectPr/>
   </customSectProps>
   <customShpExts>
-    <customShpInfo spid="_x0000_s1026" textRotate="1"/>
+    <customShpInfo spid="_x0000_s1027"/>
+    <customShpInfo spid="_x0000_s1026"/>
   </customShpExts>
 </s:customData>
 </file>

--- a/document_templates/Notifications/PV-Notification.docx
+++ b/document_templates/Notifications/PV-Notification.docx
@@ -14,8 +14,8 @@
           <w:lang w:val="en-US"/>
         </w:rPr>
       </w:pPr>
-      <w:bookmarkStart w:id="0" w:name="_Hlk71183188"/>
-      <w:bookmarkStart w:id="1" w:name="_Hlk66701854"/>
+      <w:bookmarkStart w:id="0" w:name="_Hlk66701854"/>
+      <w:bookmarkStart w:id="1" w:name="_Hlk71183188"/>
       <w:r>
         <w:rPr>
           <w:rFonts w:hint="default" w:ascii="Times New Roman" w:hAnsi="Times New Roman" w:cs="Times New Roman"/>
@@ -37,6 +37,7 @@
       </w:r>
       <w:bookmarkStart w:id="2" w:name="_Hlk78960790"/>
     </w:p>
+    <w:bookmarkEnd w:id="2"/>
     <w:p>
       <w:pPr>
         <w:spacing w:line="240" w:lineRule="auto"/>
@@ -53,28 +54,16 @@
       </w:pPr>
       <w:r>
         <w:rPr>
-          <w:rFonts w:hint="default" w:ascii="Times New Roman" w:hAnsi="Times New Roman" w:cs="Times New Roman"/>
+          <w:rFonts w:hint="default" w:ascii="Times New Roman" w:hAnsi="Times New Roman" w:eastAsia="Times New Roman" w:cs="Times New Roman"/>
           <w:b/>
           <w:bCs/>
           <w:color w:val="000000"/>
-          <w:sz w:val="19"/>
-          <w:szCs w:val="19"/>
-          <w:lang w:val="en-US"/>
-        </w:rPr>
-        <w:t>${civility.2</w:t>
-      </w:r>
-      <w:bookmarkEnd w:id="2"/>
-      <w:r>
-        <w:rPr>
-          <w:rFonts w:hint="default" w:ascii="Times New Roman" w:hAnsi="Times New Roman" w:cs="Times New Roman"/>
-          <w:b/>
-          <w:bCs/>
-          <w:color w:val="000000"/>
-          <w:sz w:val="19"/>
-          <w:szCs w:val="19"/>
-          <w:lang w:val="en-US"/>
-        </w:rPr>
-        <w:t>} ${applicant_full_name}</w:t>
+          <w:kern w:val="0"/>
+          <w:sz w:val="19"/>
+          <w:szCs w:val="19"/>
+          <w:lang w:val="en-US" w:eastAsia="zh-CN" w:bidi="ar"/>
+        </w:rPr>
+        <w:t>${entity_name}</w:t>
       </w:r>
     </w:p>
     <w:p>
@@ -1452,18 +1441,7 @@
           <w:szCs w:val="19"/>
           <w:lang w:eastAsia="zh-CN"/>
         </w:rPr>
-        <w:t xml:space="preserve">Veuillez agréer, </w:t>
-      </w:r>
-      <w:r>
-        <w:rPr>
-          <w:rFonts w:hint="default" w:ascii="Times New Roman" w:hAnsi="Times New Roman" w:cs="Times New Roman"/>
-          <w:b/>
-          <w:bCs/>
-          <w:color w:val="000000"/>
-          <w:sz w:val="19"/>
-          <w:szCs w:val="19"/>
-        </w:rPr>
-        <w:t>Monsieur</w:t>
+        <w:t>Veuillez agréer</w:t>
       </w:r>
       <w:r>
         <w:rPr>
@@ -1524,15 +1502,85 @@
           <w:szCs w:val="19"/>
         </w:rPr>
       </w:pPr>
-      <w:r>
+      <w:bookmarkStart w:id="3" w:name="_GoBack"/>
+      <w:bookmarkEnd w:id="3"/>
+    </w:p>
+    <w:p>
+      <w:pPr>
+        <w:numPr>
+          <w:ilvl w:val="0"/>
+          <w:numId w:val="2"/>
+        </w:numPr>
+        <w:spacing w:line="240" w:lineRule="auto"/>
+        <w:ind w:left="5664" w:leftChars="0" w:firstLine="708" w:firstLineChars="0"/>
         <w:rPr>
           <w:rFonts w:hint="default" w:ascii="Times New Roman" w:hAnsi="Times New Roman" w:cs="Times New Roman"/>
           <w:b/>
           <w:bCs/>
           <w:sz w:val="19"/>
           <w:szCs w:val="19"/>
-        </w:rPr>
-        <w:t xml:space="preserve">      </w:t>
+          <w:lang w:val="en-US"/>
+        </w:rPr>
+      </w:pPr>
+      <w:r>
+        <w:rPr>
+          <w:rFonts w:hint="default" w:ascii="Times New Roman" w:hAnsi="Times New Roman" w:cs="Times New Roman"/>
+          <w:b/>
+          <w:bCs/>
+          <w:sz w:val="19"/>
+          <w:szCs w:val="19"/>
+          <w:lang w:val="en-US"/>
+        </w:rPr>
+        <w:t>Koffi Djramedo GAMADO</w:t>
+      </w:r>
+    </w:p>
+    <w:p>
+      <w:pPr>
+        <w:numPr>
+          <w:numId w:val="0"/>
+        </w:numPr>
+        <w:spacing w:line="240" w:lineRule="auto"/>
+        <w:ind w:left="5664" w:leftChars="0" w:firstLine="708" w:firstLineChars="0"/>
+        <w:rPr>
+          <w:rFonts w:hint="default" w:ascii="Times New Roman" w:hAnsi="Times New Roman" w:cs="Times New Roman"/>
+          <w:b/>
+          <w:bCs/>
+          <w:sz w:val="19"/>
+          <w:szCs w:val="19"/>
+          <w:lang w:val="en-US"/>
+        </w:rPr>
+      </w:pPr>
+      <w:r>
+        <w:rPr>
+          <w:rFonts w:hint="default" w:ascii="Times New Roman" w:hAnsi="Times New Roman" w:cs="Times New Roman"/>
+          <w:b w:val="0"/>
+          <w:bCs w:val="0"/>
+          <w:sz w:val="19"/>
+          <w:szCs w:val="19"/>
+          <w:lang w:val="en-US"/>
+        </w:rPr>
+        <w:t>Head Crédit</w:t>
+      </w:r>
+    </w:p>
+    <w:p>
+      <w:pPr>
+        <w:rPr>
+          <w:rFonts w:hint="default" w:ascii="Times New Roman" w:hAnsi="Times New Roman" w:cs="Times New Roman"/>
+          <w:b/>
+          <w:bCs/>
+          <w:sz w:val="19"/>
+          <w:szCs w:val="19"/>
+        </w:rPr>
+      </w:pPr>
+      <w:r>
+        <w:rPr>
+          <w:rFonts w:hint="default" w:ascii="Times New Roman" w:hAnsi="Times New Roman" w:cs="Times New Roman"/>
+          <w:b/>
+          <w:bCs/>
+          <w:sz w:val="19"/>
+          <w:szCs w:val="19"/>
+        </w:rPr>
+        <w:br w:type="page"/>
       </w:r>
     </w:p>
     <w:p>
@@ -1547,16 +1595,6 @@
           <w:szCs w:val="19"/>
         </w:rPr>
       </w:pPr>
-      <w:r>
-        <w:rPr>
-          <w:rFonts w:hint="default" w:ascii="Times New Roman" w:hAnsi="Times New Roman" w:cs="Times New Roman"/>
-          <w:b/>
-          <w:bCs/>
-          <w:sz w:val="19"/>
-          <w:szCs w:val="19"/>
-        </w:rPr>
-        <w:t xml:space="preserve">          La Direction Générale</w:t>
-      </w:r>
     </w:p>
     <w:p>
       <w:pPr>
@@ -1678,7 +1716,9 @@
         </w:tblBorders>
         <w:tblLayout w:type="fixed"/>
         <w:tblCellMar>
+          <w:top w:w="0" w:type="dxa"/>
           <w:left w:w="108" w:type="dxa"/>
+          <w:bottom w:w="0" w:type="dxa"/>
           <w:right w:w="108" w:type="dxa"/>
         </w:tblCellMar>
       </w:tblPr>
@@ -1697,7 +1737,9 @@
             <w:insideV w:val="single" w:color="auto" w:sz="4" w:space="0"/>
           </w:tblBorders>
           <w:tblCellMar>
+            <w:top w:w="0" w:type="dxa"/>
             <w:left w:w="108" w:type="dxa"/>
+            <w:bottom w:w="0" w:type="dxa"/>
             <w:right w:w="108" w:type="dxa"/>
           </w:tblCellMar>
         </w:tblPrEx>
@@ -1953,7 +1995,9 @@
             <w:insideV w:val="single" w:color="auto" w:sz="4" w:space="0"/>
           </w:tblBorders>
           <w:tblCellMar>
+            <w:top w:w="0" w:type="dxa"/>
             <w:left w:w="108" w:type="dxa"/>
+            <w:bottom w:w="0" w:type="dxa"/>
             <w:right w:w="108" w:type="dxa"/>
           </w:tblCellMar>
         </w:tblPrEx>
@@ -2227,8 +2271,6 @@
           <w:szCs w:val="20"/>
         </w:rPr>
       </w:pPr>
-      <w:bookmarkStart w:id="3" w:name="_GoBack"/>
-      <w:bookmarkEnd w:id="3"/>
       <w:r>
         <w:rPr>
           <w:rFonts w:hint="default" w:ascii="Times New Roman" w:hAnsi="Times New Roman" w:cs="Times New Roman"/>
@@ -2280,7 +2322,7 @@
         <w:pStyle w:val="15"/>
         <w:numPr>
           <w:ilvl w:val="0"/>
-          <w:numId w:val="2"/>
+          <w:numId w:val="3"/>
         </w:numPr>
         <w:jc w:val="both"/>
         <w:rPr>
@@ -2307,7 +2349,7 @@
         <w:pStyle w:val="15"/>
         <w:numPr>
           <w:ilvl w:val="0"/>
-          <w:numId w:val="2"/>
+          <w:numId w:val="3"/>
         </w:numPr>
         <w:jc w:val="both"/>
       </w:pPr>
@@ -2720,6 +2762,18 @@
     </w:lvl>
   </w:abstractNum>
   <w:abstractNum w:abstractNumId="1">
+    <w:nsid w:val="F67E0C90"/>
+    <w:multiLevelType w:val="singleLevel"/>
+    <w:tmpl w:val="F67E0C90"/>
+    <w:lvl w:ilvl="0" w:tentative="0">
+      <w:start w:val="13"/>
+      <w:numFmt w:val="upperLetter"/>
+      <w:suff w:val="space"/>
+      <w:lvlText w:val="%1."/>
+      <w:lvlJc w:val="left"/>
+    </w:lvl>
+  </w:abstractNum>
+  <w:abstractNum w:abstractNumId="2">
     <w:nsid w:val="0A8C4050"/>
     <w:multiLevelType w:val="multilevel"/>
     <w:tmpl w:val="0A8C4050"/>
@@ -2813,6 +2867,9 @@
   </w:num>
   <w:num w:numId="2">
     <w:abstractNumId w:val="1"/>
+  </w:num>
+  <w:num w:numId="3">
+    <w:abstractNumId w:val="2"/>
   </w:num>
 </w:numbering>
 </file>

--- a/document_templates/Notifications/PV-Notification.docx
+++ b/document_templates/Notifications/PV-Notification.docx
@@ -14,8 +14,8 @@
           <w:lang w:val="en-US"/>
         </w:rPr>
       </w:pPr>
-      <w:bookmarkStart w:id="0" w:name="_Hlk66701854"/>
-      <w:bookmarkStart w:id="1" w:name="_Hlk71183188"/>
+      <w:bookmarkStart w:id="0" w:name="_Hlk71183188"/>
+      <w:bookmarkStart w:id="1" w:name="_Hlk66701854"/>
       <w:r>
         <w:rPr>
           <w:rFonts w:hint="default" w:ascii="Times New Roman" w:hAnsi="Times New Roman" w:cs="Times New Roman"/>
@@ -1488,20 +1488,6 @@
           <w:szCs w:val="19"/>
         </w:rPr>
       </w:pPr>
-    </w:p>
-    <w:p>
-      <w:pPr>
-        <w:autoSpaceDN w:val="0"/>
-        <w:spacing w:after="120" w:line="240" w:lineRule="auto"/>
-        <w:jc w:val="both"/>
-        <w:rPr>
-          <w:rFonts w:hint="default" w:ascii="Times New Roman" w:hAnsi="Times New Roman" w:cs="Times New Roman"/>
-          <w:b/>
-          <w:bCs/>
-          <w:sz w:val="19"/>
-          <w:szCs w:val="19"/>
-        </w:rPr>
-      </w:pPr>
       <w:bookmarkStart w:id="3" w:name="_GoBack"/>
       <w:bookmarkEnd w:id="3"/>
     </w:p>
@@ -1537,6 +1523,7 @@
     <w:p>
       <w:pPr>
         <w:numPr>
+          <w:ilvl w:val="0"/>
           <w:numId w:val="0"/>
         </w:numPr>
         <w:spacing w:line="240" w:lineRule="auto"/>

--- a/document_templates/Notifications/PV-Notification.docx
+++ b/document_templates/Notifications/PV-Notification.docx
@@ -64,6 +64,34 @@
           <w:lang w:val="en-US" w:eastAsia="zh-CN" w:bidi="ar"/>
         </w:rPr>
         <w:t>${entity_name}</w:t>
+      </w:r>
+      <w:r>
+        <w:rPr>
+          <w:rFonts w:hint="default" w:ascii="Times New Roman" w:hAnsi="Times New Roman" w:cs="Times New Roman"/>
+          <w:b/>
+          <w:bCs/>
+          <w:color w:val="000000"/>
+          <w:kern w:val="0"/>
+          <w:sz w:val="19"/>
+          <w:szCs w:val="19"/>
+          <w:lang w:val="en-US" w:eastAsia="zh-CN" w:bidi="ar"/>
+        </w:rPr>
+        <w:t xml:space="preserve"> représenté par ${civility} ${applicant_last_name} </w:t>
+      </w:r>
+      <w:bookmarkStart w:id="3" w:name="_GoBack"/>
+      <w:bookmarkEnd w:id="3"/>
+      <w:r>
+        <w:rPr>
+          <w:rFonts w:hint="default" w:ascii="Times New Roman" w:hAnsi="Times New Roman" w:cs="Times New Roman"/>
+          <w:b/>
+          <w:bCs/>
+          <w:color w:val="000000"/>
+          <w:kern w:val="0"/>
+          <w:sz w:val="19"/>
+          <w:szCs w:val="19"/>
+          <w:lang w:val="en-US" w:eastAsia="zh-CN" w:bidi="ar"/>
+        </w:rPr>
+        <w:t>${applicant_first_name}</w:t>
       </w:r>
     </w:p>
     <w:p>
@@ -1488,8 +1516,6 @@
           <w:szCs w:val="19"/>
         </w:rPr>
       </w:pPr>
-      <w:bookmarkStart w:id="3" w:name="_GoBack"/>
-      <w:bookmarkEnd w:id="3"/>
     </w:p>
     <w:p>
       <w:pPr>

--- a/document_templates/Notifications/PV-Notification.docx
+++ b/document_templates/Notifications/PV-Notification.docx
@@ -76,23 +76,10 @@
           <w:szCs w:val="19"/>
           <w:lang w:val="en-US" w:eastAsia="zh-CN" w:bidi="ar"/>
         </w:rPr>
-        <w:t xml:space="preserve"> représenté par ${civility} ${applicant_last_name} </w:t>
+        <w:t xml:space="preserve"> ${representator}</w:t>
       </w:r>
       <w:bookmarkStart w:id="3" w:name="_GoBack"/>
       <w:bookmarkEnd w:id="3"/>
-      <w:r>
-        <w:rPr>
-          <w:rFonts w:hint="default" w:ascii="Times New Roman" w:hAnsi="Times New Roman" w:cs="Times New Roman"/>
-          <w:b/>
-          <w:bCs/>
-          <w:color w:val="000000"/>
-          <w:kern w:val="0"/>
-          <w:sz w:val="19"/>
-          <w:szCs w:val="19"/>
-          <w:lang w:val="en-US" w:eastAsia="zh-CN" w:bidi="ar"/>
-        </w:rPr>
-        <w:t>${applicant_first_name}</w:t>
-      </w:r>
     </w:p>
     <w:p>
       <w:pPr>

--- a/document_templates/Notifications/PV-Notification.docx
+++ b/document_templates/Notifications/PV-Notification.docx
@@ -5,7 +5,7 @@
     <w:p>
       <w:pPr>
         <w:spacing w:line="240" w:lineRule="auto"/>
-        <w:ind w:left="5664" w:leftChars="0" w:firstLine="708" w:firstLineChars="0"/>
+        <w:ind w:left="4956" w:leftChars="0" w:firstLine="708" w:firstLineChars="0"/>
         <w:rPr>
           <w:rFonts w:hint="default" w:ascii="Times New Roman" w:hAnsi="Times New Roman" w:cs="Times New Roman"/>
           <w:color w:val="000000"/>
@@ -14,8 +14,8 @@
           <w:lang w:val="en-US"/>
         </w:rPr>
       </w:pPr>
-      <w:bookmarkStart w:id="0" w:name="_Hlk71183188"/>
-      <w:bookmarkStart w:id="1" w:name="_Hlk66701854"/>
+      <w:bookmarkStart w:id="0" w:name="_Hlk66701854"/>
+      <w:bookmarkStart w:id="1" w:name="_Hlk71183188"/>
       <w:r>
         <w:rPr>
           <w:rFonts w:hint="default" w:ascii="Times New Roman" w:hAnsi="Times New Roman" w:cs="Times New Roman"/>
@@ -41,7 +41,7 @@
     <w:p>
       <w:pPr>
         <w:spacing w:line="240" w:lineRule="auto"/>
-        <w:ind w:left="5664" w:leftChars="0" w:firstLine="708" w:firstLineChars="0"/>
+        <w:ind w:left="4956" w:leftChars="0" w:firstLine="708" w:firstLineChars="0"/>
         <w:rPr>
           <w:rFonts w:hint="default" w:ascii="Times New Roman" w:hAnsi="Times New Roman" w:cs="Times New Roman"/>
           <w:b/>
@@ -78,57 +78,57 @@
         </w:rPr>
         <w:t xml:space="preserve"> ${representator}</w:t>
       </w:r>
+    </w:p>
+    <w:p>
+      <w:pPr>
+        <w:spacing w:line="240" w:lineRule="auto"/>
+        <w:ind w:left="4956" w:leftChars="0" w:firstLine="708" w:firstLineChars="0"/>
+        <w:rPr>
+          <w:rFonts w:hint="default" w:ascii="Times New Roman" w:hAnsi="Times New Roman" w:cs="Times New Roman"/>
+          <w:b/>
+          <w:bCs/>
+          <w:sz w:val="19"/>
+          <w:szCs w:val="19"/>
+          <w:lang w:val="en-US"/>
+        </w:rPr>
+      </w:pPr>
+      <w:r>
+        <w:rPr>
+          <w:rFonts w:hint="default" w:ascii="Times New Roman" w:hAnsi="Times New Roman" w:cs="Times New Roman"/>
+          <w:b/>
+          <w:bCs/>
+          <w:sz w:val="19"/>
+          <w:szCs w:val="19"/>
+        </w:rPr>
+        <w:t>Tel :</w:t>
+      </w:r>
+      <w:r>
+        <w:rPr>
+          <w:rFonts w:hint="default" w:ascii="Times New Roman" w:hAnsi="Times New Roman" w:cs="Times New Roman"/>
+          <w:b/>
+          <w:bCs/>
+          <w:sz w:val="19"/>
+          <w:szCs w:val="19"/>
+          <w:lang w:val="en-US"/>
+        </w:rPr>
+        <w:t xml:space="preserve"> ${representative_phone_number}</w:t>
+      </w:r>
+    </w:p>
+    <w:p>
+      <w:pPr>
+        <w:spacing w:line="240" w:lineRule="auto"/>
+        <w:ind w:left="4956" w:leftChars="0" w:firstLine="708" w:firstLineChars="0"/>
+        <w:rPr>
+          <w:rFonts w:hint="default" w:ascii="Times New Roman" w:hAnsi="Times New Roman" w:cs="Times New Roman"/>
+          <w:b/>
+          <w:bCs/>
+          <w:sz w:val="19"/>
+          <w:szCs w:val="19"/>
+          <w:lang w:val="en-US"/>
+        </w:rPr>
+      </w:pPr>
       <w:bookmarkStart w:id="3" w:name="_GoBack"/>
       <w:bookmarkEnd w:id="3"/>
-    </w:p>
-    <w:p>
-      <w:pPr>
-        <w:spacing w:line="240" w:lineRule="auto"/>
-        <w:ind w:left="5664" w:leftChars="0" w:firstLine="708" w:firstLineChars="0"/>
-        <w:rPr>
-          <w:rFonts w:hint="default" w:ascii="Times New Roman" w:hAnsi="Times New Roman" w:cs="Times New Roman"/>
-          <w:b/>
-          <w:bCs/>
-          <w:sz w:val="19"/>
-          <w:szCs w:val="19"/>
-          <w:lang w:val="en-US"/>
-        </w:rPr>
-      </w:pPr>
-      <w:r>
-        <w:rPr>
-          <w:rFonts w:hint="default" w:ascii="Times New Roman" w:hAnsi="Times New Roman" w:cs="Times New Roman"/>
-          <w:b/>
-          <w:bCs/>
-          <w:sz w:val="19"/>
-          <w:szCs w:val="19"/>
-        </w:rPr>
-        <w:t>Tel :</w:t>
-      </w:r>
-      <w:r>
-        <w:rPr>
-          <w:rFonts w:hint="default" w:ascii="Times New Roman" w:hAnsi="Times New Roman" w:cs="Times New Roman"/>
-          <w:b/>
-          <w:bCs/>
-          <w:sz w:val="19"/>
-          <w:szCs w:val="19"/>
-          <w:lang w:val="en-US"/>
-        </w:rPr>
-        <w:t xml:space="preserve"> ${representative_phone_number}</w:t>
-      </w:r>
-    </w:p>
-    <w:p>
-      <w:pPr>
-        <w:spacing w:line="240" w:lineRule="auto"/>
-        <w:ind w:left="5664" w:leftChars="0" w:firstLine="708" w:firstLineChars="0"/>
-        <w:rPr>
-          <w:rFonts w:hint="default" w:ascii="Times New Roman" w:hAnsi="Times New Roman" w:cs="Times New Roman"/>
-          <w:b/>
-          <w:bCs/>
-          <w:sz w:val="19"/>
-          <w:szCs w:val="19"/>
-          <w:lang w:val="en-US"/>
-        </w:rPr>
-      </w:pPr>
       <w:r>
         <w:rPr>
           <w:rFonts w:hint="default" w:ascii="Times New Roman" w:hAnsi="Times New Roman" w:cs="Times New Roman"/>
@@ -1736,12 +1736,6 @@
             <w:insideH w:val="single" w:color="auto" w:sz="4" w:space="0"/>
             <w:insideV w:val="single" w:color="auto" w:sz="4" w:space="0"/>
           </w:tblBorders>
-          <w:tblCellMar>
-            <w:top w:w="0" w:type="dxa"/>
-            <w:left w:w="108" w:type="dxa"/>
-            <w:bottom w:w="0" w:type="dxa"/>
-            <w:right w:w="108" w:type="dxa"/>
-          </w:tblCellMar>
         </w:tblPrEx>
         <w:trPr>
           <w:trHeight w:val="2039" w:hRule="atLeast"/>
@@ -1994,12 +1988,6 @@
             <w:insideH w:val="single" w:color="auto" w:sz="4" w:space="0"/>
             <w:insideV w:val="single" w:color="auto" w:sz="4" w:space="0"/>
           </w:tblBorders>
-          <w:tblCellMar>
-            <w:top w:w="0" w:type="dxa"/>
-            <w:left w:w="108" w:type="dxa"/>
-            <w:bottom w:w="0" w:type="dxa"/>
-            <w:right w:w="108" w:type="dxa"/>
-          </w:tblCellMar>
         </w:tblPrEx>
         <w:trPr>
           <w:trHeight w:val="90" w:hRule="atLeast"/>

--- a/document_templates/Notifications/PV-Notification.docx
+++ b/document_templates/Notifications/PV-Notification.docx
@@ -127,8 +127,6 @@
           <w:lang w:val="en-US"/>
         </w:rPr>
       </w:pPr>
-      <w:bookmarkStart w:id="3" w:name="_GoBack"/>
-      <w:bookmarkEnd w:id="3"/>
       <w:r>
         <w:rPr>
           <w:rFonts w:hint="default" w:ascii="Times New Roman" w:hAnsi="Times New Roman" w:cs="Times New Roman"/>
@@ -213,7 +211,7 @@
         <w:keepLines w:val="0"/>
         <w:widowControl/>
         <w:suppressLineNumbers w:val="0"/>
-        <w:spacing w:before="0" w:beforeAutospacing="1" w:after="200" w:afterAutospacing="0" w:line="273" w:lineRule="auto"/>
+        <w:spacing w:before="0" w:beforeAutospacing="1" w:after="200" w:afterAutospacing="0" w:line="240" w:lineRule="auto"/>
         <w:ind w:right="0"/>
         <w:jc w:val="left"/>
         <w:rPr>
@@ -357,7 +355,6 @@
           <w:color w:val="000000" w:themeColor="text1"/>
           <w:sz w:val="20"/>
           <w:szCs w:val="20"/>
-          <w:lang w:val="en-US"/>
         </w:rPr>
       </w:pPr>
       <w:r>
@@ -406,28 +403,6 @@
           <w:lang w:val="en-US"/>
         </w:rPr>
         <w:t>${type_of_credit.name}</w:t>
-      </w:r>
-    </w:p>
-    <w:p>
-      <w:pPr>
-        <w:spacing w:after="0" w:line="240" w:lineRule="auto"/>
-        <w:jc w:val="both"/>
-        <w:rPr>
-          <w:rFonts w:hint="default" w:ascii="Times New Roman" w:hAnsi="Times New Roman" w:cs="Times New Roman"/>
-          <w:b/>
-          <w:bCs/>
-          <w:color w:val="000000" w:themeColor="text1"/>
-          <w:sz w:val="20"/>
-          <w:szCs w:val="20"/>
-        </w:rPr>
-      </w:pPr>
-      <w:r>
-        <w:rPr>
-          <w:rFonts w:hint="default" w:ascii="Times New Roman" w:hAnsi="Times New Roman" w:cs="Times New Roman"/>
-          <w:sz w:val="19"/>
-          <w:szCs w:val="19"/>
-        </w:rPr>
-        <w:t xml:space="preserve"> </w:t>
       </w:r>
     </w:p>
     <w:p>
@@ -1215,6 +1190,7 @@
           <w:b/>
           <w:sz w:val="19"/>
           <w:szCs w:val="19"/>
+          <w:u w:val="single"/>
         </w:rPr>
       </w:pPr>
       <w:r>
@@ -1236,20 +1212,6 @@
         </w:rPr>
         <w:t> :</w:t>
       </w:r>
-    </w:p>
-    <w:p>
-      <w:pPr>
-        <w:spacing w:after="0" w:line="240" w:lineRule="auto"/>
-        <w:ind w:right="57"/>
-        <w:jc w:val="both"/>
-        <w:rPr>
-          <w:rFonts w:hint="default" w:ascii="Times New Roman" w:hAnsi="Times New Roman" w:cs="Times New Roman"/>
-          <w:b/>
-          <w:sz w:val="19"/>
-          <w:szCs w:val="19"/>
-          <w:u w:val="single"/>
-        </w:rPr>
-      </w:pPr>
     </w:p>
     <w:p>
       <w:pPr>
@@ -1315,27 +1277,6 @@
         <w:spacing w:line="240" w:lineRule="auto"/>
         <w:jc w:val="both"/>
         <w:rPr>
-          <w:rFonts w:hint="default" w:ascii="Times New Roman" w:hAnsi="Times New Roman" w:eastAsia="Times New Roman" w:cs="Times New Roman"/>
-          <w:sz w:val="24"/>
-          <w:szCs w:val="24"/>
-          <w:lang w:eastAsia="fr-FR"/>
-        </w:rPr>
-      </w:pPr>
-      <w:r>
-        <w:rPr>
-          <w:rFonts w:hint="default" w:ascii="Times New Roman" w:hAnsi="Times New Roman" w:cs="Times New Roman"/>
-          <w:sz w:val="24"/>
-          <w:szCs w:val="24"/>
-        </w:rPr>
-        <w:t>${/guaranteeList}</w:t>
-      </w:r>
-    </w:p>
-    <w:p>
-      <w:pPr>
-        <w:pStyle w:val="15"/>
-        <w:ind w:right="57"/>
-        <w:jc w:val="both"/>
-        <w:rPr>
           <w:rFonts w:hint="default" w:ascii="Times New Roman" w:hAnsi="Times New Roman" w:cs="Times New Roman"/>
           <w:b/>
           <w:bCs/>
@@ -1344,6 +1285,14 @@
           <w:u w:val="single"/>
         </w:rPr>
       </w:pPr>
+      <w:r>
+        <w:rPr>
+          <w:rFonts w:hint="default" w:ascii="Times New Roman" w:hAnsi="Times New Roman" w:cs="Times New Roman"/>
+          <w:sz w:val="24"/>
+          <w:szCs w:val="24"/>
+        </w:rPr>
+        <w:t>${/guaranteeList}</w:t>
+      </w:r>
     </w:p>
     <w:p>
       <w:pPr>
@@ -1489,20 +1438,8 @@
         </w:rPr>
         <w:t xml:space="preserve">           </w:t>
       </w:r>
-    </w:p>
-    <w:p>
-      <w:pPr>
-        <w:autoSpaceDN w:val="0"/>
-        <w:spacing w:after="120" w:line="240" w:lineRule="auto"/>
-        <w:jc w:val="both"/>
-        <w:rPr>
-          <w:rFonts w:hint="default" w:ascii="Times New Roman" w:hAnsi="Times New Roman" w:cs="Times New Roman"/>
-          <w:b/>
-          <w:bCs/>
-          <w:sz w:val="19"/>
-          <w:szCs w:val="19"/>
-        </w:rPr>
-      </w:pPr>
+      <w:bookmarkStart w:id="3" w:name="_GoBack"/>
+      <w:bookmarkEnd w:id="3"/>
     </w:p>
     <w:p>
       <w:pPr>
@@ -1543,56 +1480,40 @@
         <w:ind w:left="5664" w:leftChars="0" w:firstLine="708" w:firstLineChars="0"/>
         <w:rPr>
           <w:rFonts w:hint="default" w:ascii="Times New Roman" w:hAnsi="Times New Roman" w:cs="Times New Roman"/>
-          <w:b/>
-          <w:bCs/>
-          <w:sz w:val="19"/>
-          <w:szCs w:val="19"/>
-          <w:lang w:val="en-US"/>
-        </w:rPr>
-      </w:pPr>
-      <w:r>
-        <w:rPr>
-          <w:rFonts w:hint="default" w:ascii="Times New Roman" w:hAnsi="Times New Roman" w:cs="Times New Roman"/>
           <w:b w:val="0"/>
           <w:bCs w:val="0"/>
           <w:sz w:val="19"/>
           <w:szCs w:val="19"/>
           <w:lang w:val="en-US"/>
         </w:rPr>
+      </w:pPr>
+      <w:r>
+        <w:rPr>
+          <w:rFonts w:hint="default" w:ascii="Times New Roman" w:hAnsi="Times New Roman" w:cs="Times New Roman"/>
+          <w:b w:val="0"/>
+          <w:bCs w:val="0"/>
+          <w:sz w:val="19"/>
+          <w:szCs w:val="19"/>
+          <w:lang w:val="en-US"/>
+        </w:rPr>
         <w:t>Head Crédit</w:t>
       </w:r>
     </w:p>
     <w:p>
       <w:pPr>
-        <w:rPr>
-          <w:rFonts w:hint="default" w:ascii="Times New Roman" w:hAnsi="Times New Roman" w:cs="Times New Roman"/>
-          <w:b/>
-          <w:bCs/>
-          <w:sz w:val="19"/>
-          <w:szCs w:val="19"/>
-        </w:rPr>
-      </w:pPr>
-      <w:r>
-        <w:rPr>
-          <w:rFonts w:hint="default" w:ascii="Times New Roman" w:hAnsi="Times New Roman" w:cs="Times New Roman"/>
-          <w:b/>
-          <w:bCs/>
-          <w:sz w:val="19"/>
-          <w:szCs w:val="19"/>
-        </w:rPr>
-        <w:br w:type="page"/>
-      </w:r>
-    </w:p>
-    <w:p>
-      <w:pPr>
+        <w:numPr>
+          <w:ilvl w:val="0"/>
+          <w:numId w:val="0"/>
+        </w:numPr>
         <w:spacing w:line="240" w:lineRule="auto"/>
-        <w:ind w:left="6372"/>
-        <w:rPr>
-          <w:rFonts w:hint="default" w:ascii="Times New Roman" w:hAnsi="Times New Roman" w:cs="Times New Roman"/>
-          <w:b/>
-          <w:bCs/>
-          <w:sz w:val="19"/>
-          <w:szCs w:val="19"/>
+        <w:ind w:left="5664" w:leftChars="0" w:firstLine="708" w:firstLineChars="0"/>
+        <w:rPr>
+          <w:rFonts w:hint="default" w:ascii="Times New Roman" w:hAnsi="Times New Roman" w:cs="Times New Roman"/>
+          <w:b w:val="0"/>
+          <w:bCs w:val="0"/>
+          <w:sz w:val="19"/>
+          <w:szCs w:val="19"/>
+          <w:lang w:val="en-US"/>
         </w:rPr>
       </w:pPr>
     </w:p>
@@ -1736,6 +1657,12 @@
             <w:insideH w:val="single" w:color="auto" w:sz="4" w:space="0"/>
             <w:insideV w:val="single" w:color="auto" w:sz="4" w:space="0"/>
           </w:tblBorders>
+          <w:tblCellMar>
+            <w:top w:w="0" w:type="dxa"/>
+            <w:left w:w="108" w:type="dxa"/>
+            <w:bottom w:w="0" w:type="dxa"/>
+            <w:right w:w="108" w:type="dxa"/>
+          </w:tblCellMar>
         </w:tblPrEx>
         <w:trPr>
           <w:trHeight w:val="2039" w:hRule="atLeast"/>
@@ -1988,6 +1915,12 @@
             <w:insideH w:val="single" w:color="auto" w:sz="4" w:space="0"/>
             <w:insideV w:val="single" w:color="auto" w:sz="4" w:space="0"/>
           </w:tblBorders>
+          <w:tblCellMar>
+            <w:top w:w="0" w:type="dxa"/>
+            <w:left w:w="108" w:type="dxa"/>
+            <w:bottom w:w="0" w:type="dxa"/>
+            <w:right w:w="108" w:type="dxa"/>
+          </w:tblCellMar>
         </w:tblPrEx>
         <w:trPr>
           <w:trHeight w:val="90" w:hRule="atLeast"/>

--- a/document_templates/Notifications/PV-Notification.docx
+++ b/document_templates/Notifications/PV-Notification.docx
@@ -1438,6 +1438,20 @@
         </w:rPr>
         <w:t xml:space="preserve">           </w:t>
       </w:r>
+    </w:p>
+    <w:p>
+      <w:pPr>
+        <w:autoSpaceDN w:val="0"/>
+        <w:spacing w:after="120" w:line="240" w:lineRule="auto"/>
+        <w:jc w:val="both"/>
+        <w:rPr>
+          <w:rFonts w:hint="default" w:ascii="Times New Roman" w:hAnsi="Times New Roman" w:cs="Times New Roman"/>
+          <w:b/>
+          <w:bCs/>
+          <w:sz w:val="19"/>
+          <w:szCs w:val="19"/>
+        </w:rPr>
+      </w:pPr>
       <w:bookmarkStart w:id="3" w:name="_GoBack"/>
       <w:bookmarkEnd w:id="3"/>
     </w:p>

--- a/document_templates/Notifications/PV-Notification.docx
+++ b/document_templates/Notifications/PV-Notification.docx
@@ -1452,8 +1452,6 @@
           <w:szCs w:val="19"/>
         </w:rPr>
       </w:pPr>
-      <w:bookmarkStart w:id="3" w:name="_GoBack"/>
-      <w:bookmarkEnd w:id="3"/>
     </w:p>
     <w:p>
       <w:pPr>
@@ -1790,6 +1788,15 @@
                 <w:rFonts w:hint="default" w:ascii="Times New Roman" w:hAnsi="Times New Roman" w:cs="Times New Roman"/>
                 <w:sz w:val="20"/>
                 <w:szCs w:val="20"/>
+                <w:lang w:val="en-US"/>
+              </w:rPr>
+              <w:t>O</w:t>
+            </w:r>
+            <w:r>
+              <w:rPr>
+                <w:rFonts w:hint="default" w:ascii="Times New Roman" w:hAnsi="Times New Roman" w:cs="Times New Roman"/>
+                <w:sz w:val="20"/>
+                <w:szCs w:val="20"/>
               </w:rPr>
               <w:t>BSERVATIONS</w:t>
             </w:r>
@@ -2044,6 +2051,17 @@
                 <w:szCs w:val="20"/>
               </w:rPr>
             </w:pPr>
+            <w:r>
+              <w:rPr>
+                <w:rFonts w:hint="default" w:ascii="Times New Roman" w:hAnsi="Times New Roman" w:cs="Times New Roman"/>
+                <w:sz w:val="20"/>
+                <w:szCs w:val="20"/>
+                <w:lang w:val="en-US"/>
+              </w:rPr>
+              <w:t>O</w:t>
+            </w:r>
+            <w:bookmarkStart w:id="3" w:name="_GoBack"/>
+            <w:bookmarkEnd w:id="3"/>
             <w:r>
               <w:rPr>
                 <w:rFonts w:hint="default" w:ascii="Times New Roman" w:hAnsi="Times New Roman" w:cs="Times New Roman"/>
